--- a/МатМодиИИ/rpd__doc_docx/Б1.О.03.02_Физическая культура и спорт.docx
+++ b/МатМодиИИ/rpd__doc_docx/Б1.О.03.02_Физическая культура и спорт.docx
@@ -816,7 +816,63 @@
     </w:p>
     <w:p>
       <w:pPr>
+        <w:pageBreakBefore/>
+        <w:spacing w:after="160"/>
+      </w:pPr>
+      <w:r>
+        <w:rPr>
+          <w:rFonts w:ascii="Times New Roman" w:hAnsi="Times New Roman"/>
+          <w:b w:val="0"/>
+          <w:sz w:val="28"/>
+        </w:rPr>
+        <w:t>Разработана в соответствии с ФГОС ВО по специальности 01.05.01 «Фундаментальные математика и механика», утверждённым приказом Минобрнауки России от 10 января 2018 г. № 16.</w:t>
+      </w:r>
+    </w:p>
+    <w:p>
+      <w:pPr>
+        <w:spacing w:after="160"/>
+      </w:pPr>
+      <w:r>
+        <w:rPr>
+          <w:rFonts w:ascii="Times New Roman" w:hAnsi="Times New Roman"/>
+          <w:b w:val="0"/>
+          <w:sz w:val="28"/>
+        </w:rPr>
+        <w:t>Учебный план по специальности 01.05.01 «Фундаментальные математика и механика», специализация «Математическое моделирование и искусственный интеллект», одобрен учёным советом РГУ имени С.А. Есенина «___» __________ 20___ г.</w:t>
+      </w:r>
+    </w:p>
+    <w:p>
+      <w:pPr>
+        <w:spacing w:after="160"/>
+      </w:pPr>
+      <w:r>
+        <w:rPr>
+          <w:rFonts w:ascii="Times New Roman" w:hAnsi="Times New Roman"/>
+          <w:b w:val="0"/>
+          <w:sz w:val="28"/>
+        </w:rPr>
+        <w:t>Рабочая программа дисциплины (модуля) утверждена на заседании кафедры физического воспитания «___» __________ 20___ г., протокол № ____.</w:t>
+      </w:r>
+    </w:p>
+    <w:p>
+      <w:pPr>
+        <w:spacing w:after="160"/>
+      </w:pPr>
+      <w:r>
+        <w:rPr>
+          <w:rFonts w:ascii="Times New Roman" w:hAnsi="Times New Roman"/>
+          <w:b w:val="0"/>
+          <w:sz w:val="28"/>
+        </w:rPr>
+        <w:t>Разработчик — __________________________________________________________</w:t>
+        <w:br/>
+        <w:t>(учёная степень, учёное звание, должность, Ф.И.О.)</w:t>
+      </w:r>
+    </w:p>
+    <w:p>
+      <w:pPr>
         <w:pStyle w:val="ae"/>
+        <w:pageBreakBefore/>
         <w:ind w:right="-2"/>
         <w:jc w:val="center"/>
         <w:rPr>
@@ -829,7 +885,6 @@
           <w:szCs w:val="24"/>
           <w:lang w:val="ru-RU"/>
         </w:rPr>
-        <w:br w:type="page"/>
       </w:r>
       <w:r>
         <w:rPr>
@@ -1231,46 +1286,11 @@
     </w:p>
     <w:p>
       <w:pPr>
-        <w:spacing w:after="0" w:line="240" w:lineRule="auto"/>
-        <w:ind w:firstLine="709"/>
-        <w:jc w:val="both"/>
+        <w:spacing w:after="0" w:line="20" w:lineRule="exact" w:before="0"/>
         <w:rPr>
           <w:rFonts w:ascii="Times New Roman" w:eastAsia="Times New Roman" w:hAnsi="Times New Roman"/>
-          <w:sz w:val="28"/>
-          <w:szCs w:val="28"/>
-        </w:rPr>
-      </w:pPr>
-    </w:p>
-    <w:p>
-      <w:pPr>
-        <w:spacing w:after="0" w:line="240" w:lineRule="auto"/>
-        <w:ind w:firstLine="709"/>
-        <w:jc w:val="both"/>
-        <w:rPr>
-          <w:rFonts w:ascii="Times New Roman" w:eastAsia="Times New Roman" w:hAnsi="Times New Roman"/>
-          <w:sz w:val="28"/>
-          <w:szCs w:val="28"/>
-        </w:rPr>
-      </w:pPr>
-    </w:p>
-    <w:p>
-      <w:pPr>
-        <w:spacing w:after="0" w:line="240" w:lineRule="auto"/>
-        <w:jc w:val="both"/>
-        <w:rPr>
-          <w:rFonts w:ascii="Times New Roman" w:eastAsia="Times New Roman" w:hAnsi="Times New Roman"/>
-          <w:sz w:val="24"/>
-          <w:szCs w:val="24"/>
-        </w:rPr>
-      </w:pPr>
-    </w:p>
-    <w:p>
-      <w:pPr>
-        <w:spacing w:after="0" w:line="240" w:lineRule="auto"/>
-        <w:rPr>
-          <w:rFonts w:ascii="Times New Roman" w:eastAsia="Times New Roman" w:hAnsi="Times New Roman"/>
-          <w:sz w:val="24"/>
-          <w:szCs w:val="24"/>
+          <w:sz w:val="2"/>
+          <w:szCs w:val="2"/>
         </w:rPr>
         <w:sectPr>
           <w:headerReference w:type="default" r:id="rId8"/>
@@ -1479,6 +1499,7 @@
       <w:tr>
         <w:trPr>
           <w:trHeight w:val="633"/>
+          <w:tblHeader/>
         </w:trPr>
         <w:tc>
           <w:tcPr>
@@ -1497,6 +1518,7 @@
             </w:pPr>
             <w:r>
               <w:rPr>
+                <w:rFonts w:ascii="Times New Roman" w:hAnsi="Times New Roman"/>
                 <w:sz w:val="24"/>
                 <w:szCs w:val="24"/>
                 <w:lang w:val="ru-RU"/>
@@ -1524,6 +1546,7 @@
             </w:pPr>
             <w:r>
               <w:rPr>
+                <w:rFonts w:ascii="Times New Roman" w:hAnsi="Times New Roman"/>
                 <w:sz w:val="24"/>
                 <w:szCs w:val="24"/>
                 <w:lang w:val="ru-RU"/>
@@ -1555,6 +1578,7 @@
             </w:pPr>
             <w:r>
               <w:rPr>
+                <w:rFonts w:ascii="Times New Roman" w:hAnsi="Times New Roman"/>
                 <w:sz w:val="24"/>
                 <w:szCs w:val="24"/>
                 <w:lang w:val="ru-RU"/>
@@ -1582,6 +1606,7 @@
             </w:pPr>
             <w:r>
               <w:rPr>
+                <w:rFonts w:ascii="Times New Roman" w:hAnsi="Times New Roman"/>
                 <w:sz w:val="24"/>
                 <w:szCs w:val="24"/>
                 <w:lang w:val="ru-RU"/>
@@ -1601,6 +1626,7 @@
             </w:pPr>
             <w:r>
               <w:rPr>
+                <w:rFonts w:ascii="Times New Roman" w:hAnsi="Times New Roman"/>
                 <w:sz w:val="24"/>
                 <w:szCs w:val="24"/>
                 <w:lang w:val="ru-RU"/>
@@ -1613,6 +1639,7 @@
       <w:tr>
         <w:trPr>
           <w:trHeight w:val="253"/>
+          <w:tblHeader/>
         </w:trPr>
         <w:tc>
           <w:tcPr>
@@ -1699,6 +1726,7 @@
             </w:pPr>
             <w:r>
               <w:rPr>
+                <w:rFonts w:ascii="Times New Roman" w:hAnsi="Times New Roman"/>
                 <w:sz w:val="24"/>
                 <w:szCs w:val="24"/>
                 <w:lang w:val="ru-RU"/>
@@ -1725,6 +1753,7 @@
             </w:pPr>
             <w:r>
               <w:rPr>
+                <w:rFonts w:ascii="Times New Roman" w:hAnsi="Times New Roman"/>
                 <w:sz w:val="24"/>
                 <w:szCs w:val="24"/>
                 <w:lang w:val="ru-RU"/>
@@ -1750,6 +1779,7 @@
             </w:pPr>
             <w:r>
               <w:rPr>
+                <w:rFonts w:ascii="Times New Roman" w:hAnsi="Times New Roman"/>
                 <w:sz w:val="24"/>
                 <w:szCs w:val="24"/>
                 <w:lang w:val="ru-RU"/>
@@ -1758,6 +1788,7 @@
             </w:r>
             <w:r>
               <w:rPr>
+                <w:rFonts w:ascii="Times New Roman" w:hAnsi="Times New Roman"/>
                 <w:sz w:val="24"/>
                 <w:szCs w:val="24"/>
               </w:rPr>
@@ -1765,6 +1796,7 @@
             </w:r>
             <w:r>
               <w:rPr>
+                <w:rFonts w:ascii="Times New Roman" w:hAnsi="Times New Roman"/>
                 <w:sz w:val="24"/>
                 <w:szCs w:val="24"/>
                 <w:lang w:val="ru-RU"/>
@@ -1773,167 +1805,11 @@
             </w:r>
             <w:r>
               <w:rPr>
+                <w:rFonts w:ascii="Times New Roman" w:hAnsi="Times New Roman"/>
                 <w:sz w:val="24"/>
                 <w:szCs w:val="24"/>
               </w:rPr>
               <w:t>(навыками)</w:t>
-            </w:r>
-          </w:p>
-        </w:tc>
-      </w:tr>
-      <w:tr>
-        <w:trPr>
-          <w:trHeight w:val="73"/>
-        </w:trPr>
-        <w:tc>
-          <w:tcPr>
-            <w:tcW w:w="415" w:type="dxa"/>
-          </w:tcPr>
-          <w:p>
-            <w:pPr>
-              <w:pStyle w:val="TableParagraph"/>
-              <w:jc w:val="center"/>
-              <w:rPr>
-                <w:sz w:val="24"/>
-                <w:szCs w:val="24"/>
-                <w:lang w:val="ru-RU"/>
-              </w:rPr>
-            </w:pPr>
-            <w:r>
-              <w:rPr>
-                <w:sz w:val="24"/>
-                <w:szCs w:val="24"/>
-                <w:lang w:val="ru-RU"/>
-              </w:rPr>
-              <w:t>1</w:t>
-            </w:r>
-          </w:p>
-        </w:tc>
-        <w:tc>
-          <w:tcPr>
-            <w:tcW w:w="2268" w:type="dxa"/>
-            <w:shd w:val="clear" w:color="auto" w:fill="auto"/>
-          </w:tcPr>
-          <w:p>
-            <w:pPr>
-              <w:pStyle w:val="TableParagraph"/>
-              <w:jc w:val="center"/>
-              <w:rPr>
-                <w:sz w:val="24"/>
-                <w:szCs w:val="24"/>
-                <w:lang w:val="ru-RU"/>
-              </w:rPr>
-            </w:pPr>
-            <w:r>
-              <w:rPr>
-                <w:sz w:val="24"/>
-                <w:szCs w:val="24"/>
-                <w:lang w:val="ru-RU"/>
-              </w:rPr>
-              <w:t>2</w:t>
-            </w:r>
-          </w:p>
-        </w:tc>
-        <w:tc>
-          <w:tcPr>
-            <w:tcW w:w="3437" w:type="dxa"/>
-            <w:tcBorders>
-              <w:right w:val="single" w:sz="4" w:space="0" w:color="auto"/>
-            </w:tcBorders>
-            <w:shd w:val="clear" w:color="auto" w:fill="auto"/>
-          </w:tcPr>
-          <w:p>
-            <w:pPr>
-              <w:pStyle w:val="TableParagraph"/>
-              <w:jc w:val="center"/>
-              <w:rPr>
-                <w:sz w:val="24"/>
-                <w:szCs w:val="24"/>
-                <w:lang w:val="ru-RU"/>
-              </w:rPr>
-            </w:pPr>
-            <w:r>
-              <w:rPr>
-                <w:sz w:val="24"/>
-                <w:szCs w:val="24"/>
-                <w:lang w:val="ru-RU"/>
-              </w:rPr>
-              <w:t>3</w:t>
-            </w:r>
-          </w:p>
-        </w:tc>
-        <w:tc>
-          <w:tcPr>
-            <w:tcW w:w="2977" w:type="dxa"/>
-            <w:shd w:val="clear" w:color="auto" w:fill="auto"/>
-          </w:tcPr>
-          <w:p>
-            <w:pPr>
-              <w:pStyle w:val="TableParagraph"/>
-              <w:jc w:val="center"/>
-              <w:rPr>
-                <w:sz w:val="24"/>
-                <w:szCs w:val="24"/>
-                <w:lang w:val="ru-RU"/>
-              </w:rPr>
-            </w:pPr>
-            <w:r>
-              <w:rPr>
-                <w:sz w:val="24"/>
-                <w:szCs w:val="24"/>
-                <w:lang w:val="ru-RU"/>
-              </w:rPr>
-              <w:t>4</w:t>
-            </w:r>
-          </w:p>
-        </w:tc>
-        <w:tc>
-          <w:tcPr>
-            <w:tcW w:w="2977" w:type="dxa"/>
-            <w:shd w:val="clear" w:color="auto" w:fill="auto"/>
-          </w:tcPr>
-          <w:p>
-            <w:pPr>
-              <w:pStyle w:val="TableParagraph"/>
-              <w:jc w:val="center"/>
-              <w:rPr>
-                <w:sz w:val="24"/>
-                <w:szCs w:val="24"/>
-                <w:lang w:val="ru-RU"/>
-              </w:rPr>
-            </w:pPr>
-            <w:r>
-              <w:rPr>
-                <w:sz w:val="24"/>
-                <w:szCs w:val="24"/>
-                <w:lang w:val="ru-RU"/>
-              </w:rPr>
-              <w:t>5</w:t>
-            </w:r>
-          </w:p>
-        </w:tc>
-        <w:tc>
-          <w:tcPr>
-            <w:tcW w:w="3046" w:type="dxa"/>
-            <w:shd w:val="clear" w:color="auto" w:fill="auto"/>
-          </w:tcPr>
-          <w:p>
-            <w:pPr>
-              <w:pStyle w:val="TableParagraph"/>
-              <w:jc w:val="center"/>
-              <w:rPr>
-                <w:sz w:val="24"/>
-                <w:szCs w:val="24"/>
-                <w:lang w:val="ru-RU"/>
-              </w:rPr>
-            </w:pPr>
-            <w:r>
-              <w:rPr>
-                <w:sz w:val="24"/>
-                <w:szCs w:val="24"/>
-                <w:lang w:val="ru-RU"/>
-              </w:rPr>
-              <w:t>6</w:t>
             </w:r>
           </w:p>
         </w:tc>
@@ -1959,6 +1835,7 @@
             </w:pPr>
             <w:r>
               <w:rPr>
+                <w:rFonts w:ascii="Times New Roman" w:hAnsi="Times New Roman"/>
                 <w:sz w:val="24"/>
                 <w:szCs w:val="24"/>
                 <w:lang w:val="ru-RU"/>
@@ -2974,17 +2851,17 @@
     </w:tbl>
     <w:p>
       <w:pPr>
-        <w:spacing w:after="0" w:line="240" w:lineRule="auto"/>
+        <w:spacing w:after="0" w:line="20" w:lineRule="exact" w:before="0"/>
         <w:rPr>
           <w:rFonts w:ascii="Times New Roman" w:hAnsi="Times New Roman"/>
-          <w:sz w:val="24"/>
-          <w:szCs w:val="24"/>
+          <w:sz w:val="2"/>
+          <w:szCs w:val="2"/>
         </w:rPr>
         <w:sectPr>
           <w:headerReference w:type="default" r:id="rId9"/>
           <w:headerReference w:type="first" r:id="rId10"/>
           <w:pgSz w:w="16838" w:h="11906" w:orient="landscape"/>
-          <w:pgMar w:top="709" w:right="1134" w:bottom="709" w:left="1134" w:header="709" w:footer="709" w:gutter="0"/>
+          <w:pgMar w:top="1701" w:right="1134" w:bottom="1134" w:left="1134" w:header="709" w:footer="709" w:gutter="0"/>
           <w:cols w:space="708"/>
           <w:titlePg/>
           <w:docGrid w:linePitch="360"/>
@@ -3048,28 +2925,29 @@
     </w:p>
     <w:tbl>
       <w:tblPr>
-        <w:tblLook w:val="0000" w:firstRow="0" w:lastRow="0" w:firstColumn="0" w:lastColumn="0" w:noHBand="0" w:noVBand="0"/>
-        <w:tblW w:w="9462" w:type="dxa"/>
+        <w:tblW w:w="5000" w:type="pct"/>
+        <w:tblBorders>
+          <w:top w:val="single" w:sz="4" w:space="0" w:color="000000"/>
+          <w:left w:val="single" w:sz="4" w:space="0" w:color="000000"/>
+          <w:bottom w:val="single" w:sz="4" w:space="0" w:color="000000"/>
+          <w:right w:val="single" w:sz="4" w:space="0" w:color="000000"/>
+          <w:insideH w:val="single" w:sz="4" w:space="0" w:color="000000"/>
+          <w:insideV w:val="single" w:sz="4" w:space="0" w:color="000000"/>
+        </w:tblBorders>
         <w:tblLayout w:type="fixed"/>
-        <w:tblBorders>
-          <w:top w:val="single" w:sz="4" w:color="000000"/>
-          <w:left w:val="single" w:sz="4" w:color="000000"/>
-          <w:bottom w:val="single" w:sz="4" w:color="000000"/>
-          <w:right w:val="single" w:sz="4" w:color="000000"/>
-          <w:insideH w:val="single" w:sz="4" w:color="000000"/>
-          <w:insideV w:val="single" w:sz="4" w:color="000000"/>
-        </w:tblBorders>
         <w:tblCellMar>
-          <w:top w:w="65" w:type="dxa"/>
-          <w:left w:w="65" w:type="dxa"/>
-          <w:bottom w:w="65" w:type="dxa"/>
-          <w:right w:w="65" w:type="dxa"/>
+          <w:left w:w="0" w:type="dxa"/>
+          <w:right w:w="0" w:type="dxa"/>
         </w:tblCellMar>
+        <w:tblLook w:val="01E0" w:firstRow="1" w:lastRow="1" w:firstColumn="1" w:lastColumn="1" w:noHBand="0" w:noVBand="0"/>
       </w:tblPr>
       <w:tblGrid>
-        <w:gridCol w:w="7002"/>
-        <w:gridCol w:w="1230"/>
-        <w:gridCol w:w="1230"/>
+        <w:gridCol w:w="454"/>
+        <w:gridCol w:w="1814"/>
+        <w:gridCol w:w="1361"/>
+        <w:gridCol w:w="737"/>
+        <w:gridCol w:w="1587"/>
+        <w:gridCol w:w="3402"/>
       </w:tblGrid>
       <w:tr>
         <w:trPr>
@@ -3077,19 +2955,42 @@
         </w:trPr>
         <w:tc>
           <w:tcPr>
-            <w:tcW w:w="7002" w:type="dxa"/>
+            <w:tcW w:type="dxa" w:w="454"/>
+            <w:vMerge w:val="restart"/>
             <w:vAlign w:val="center"/>
           </w:tcPr>
           <w:p>
             <w:pPr>
-              <w:spacing w:before="0" w:after="0" w:line="240" w:lineRule="auto"/>
+              <w:spacing w:before="0" w:after="20" w:line="240" w:lineRule="auto"/>
               <w:jc w:val="center"/>
             </w:pPr>
             <w:r>
               <w:rPr>
-                <w:rFonts w:ascii="Times New Roman" w:hAnsi="Times New Roman" w:cs="Times New Roman"/>
-                <w:sz w:val="24"/>
+                <w:rFonts w:ascii="Times New Roman" w:hAnsi="Times New Roman"/>
                 <w:b/>
+                <w:sz w:val="24"/>
+              </w:rPr>
+              <w:t>№ п/п</w:t>
+            </w:r>
+          </w:p>
+        </w:tc>
+        <w:tc>
+          <w:tcPr>
+            <w:tcW w:type="dxa" w:w="3175"/>
+            <w:gridSpan w:val="2"/>
+            <w:vMerge w:val="restart"/>
+            <w:vAlign w:val="center"/>
+          </w:tcPr>
+          <w:p>
+            <w:pPr>
+              <w:spacing w:before="0" w:after="20" w:line="240" w:lineRule="auto"/>
+              <w:jc w:val="center"/>
+            </w:pPr>
+            <w:r>
+              <w:rPr>
+                <w:rFonts w:ascii="Times New Roman" w:hAnsi="Times New Roman"/>
+                <w:b/>
+                <w:sz w:val="24"/>
               </w:rPr>
               <w:t>Вид учебной работы</w:t>
             </w:r>
@@ -3097,159 +2998,171 @@
         </w:tc>
         <w:tc>
           <w:tcPr>
-            <w:tcW w:w="1230" w:type="dxa"/>
+            <w:tcW w:type="dxa" w:w="737"/>
+            <w:vMerge w:val="restart"/>
             <w:vAlign w:val="center"/>
           </w:tcPr>
           <w:p>
             <w:pPr>
-              <w:spacing w:before="0" w:after="0" w:line="240" w:lineRule="auto"/>
+              <w:spacing w:before="0" w:after="20" w:line="240" w:lineRule="auto"/>
               <w:jc w:val="center"/>
             </w:pPr>
             <w:r>
               <w:rPr>
-                <w:rFonts w:ascii="Times New Roman" w:hAnsi="Times New Roman" w:cs="Times New Roman"/>
-                <w:sz w:val="24"/>
+                <w:rFonts w:ascii="Times New Roman" w:hAnsi="Times New Roman"/>
                 <w:b/>
-              </w:rPr>
-              <w:t>Всего</w:t>
-            </w:r>
-          </w:p>
-        </w:tc>
-        <w:tc>
-          <w:tcPr>
-            <w:tcW w:w="1230" w:type="dxa"/>
+                <w:sz w:val="24"/>
+              </w:rPr>
+              <w:t>Всего часов</w:t>
+            </w:r>
+          </w:p>
+        </w:tc>
+        <w:tc>
+          <w:tcPr>
+            <w:tcW w:type="dxa" w:w="1587"/>
+            <w:vMerge w:val="restart"/>
             <w:vAlign w:val="center"/>
           </w:tcPr>
           <w:p>
             <w:pPr>
-              <w:spacing w:before="0" w:after="0" w:line="240" w:lineRule="auto"/>
+              <w:spacing w:before="0" w:after="20" w:line="240" w:lineRule="auto"/>
               <w:jc w:val="center"/>
             </w:pPr>
             <w:r>
               <w:rPr>
-                <w:rFonts w:ascii="Times New Roman" w:hAnsi="Times New Roman" w:cs="Times New Roman"/>
-                <w:sz w:val="24"/>
+                <w:rFonts w:ascii="Times New Roman" w:hAnsi="Times New Roman"/>
                 <w:b/>
-              </w:rPr>
-              <w:t>1 семестр</w:t>
+                <w:sz w:val="24"/>
+              </w:rPr>
+              <w:t>В том числе практическая подготовка</w:t>
+            </w:r>
+          </w:p>
+        </w:tc>
+        <w:tc>
+          <w:tcPr>
+            <w:tcW w:type="dxa" w:w="3402"/>
+            <w:vAlign w:val="center"/>
+          </w:tcPr>
+          <w:p>
+            <w:pPr>
+              <w:spacing w:before="0" w:after="20" w:line="240" w:lineRule="auto"/>
+              <w:jc w:val="center"/>
+            </w:pPr>
+            <w:r>
+              <w:rPr>
+                <w:rFonts w:ascii="Times New Roman" w:hAnsi="Times New Roman"/>
+                <w:b/>
+                <w:sz w:val="24"/>
+              </w:rPr>
+              <w:t>Семестры / курсы</w:t>
             </w:r>
           </w:p>
         </w:tc>
       </w:tr>
       <w:tr>
-        <w:tc>
-          <w:tcPr>
-            <w:tcW w:w="7002" w:type="dxa"/>
+        <w:trPr>
+          <w:tblHeader/>
+        </w:trPr>
+        <w:tc>
+          <w:tcPr>
+            <w:tcW w:type="dxa" w:w="454"/>
+            <w:vMerge/>
+          </w:tcPr>
+          <w:p/>
+        </w:tc>
+        <w:tc>
+          <w:tcPr>
+            <w:tcW w:type="dxa" w:w="3175"/>
+            <w:gridSpan w:val="2"/>
+            <w:vMerge/>
+          </w:tcPr>
+          <w:p/>
+        </w:tc>
+        <w:tc>
+          <w:tcPr>
+            <w:tcW w:type="dxa" w:w="737"/>
+            <w:vMerge/>
+          </w:tcPr>
+          <w:p/>
+        </w:tc>
+        <w:tc>
+          <w:tcPr>
+            <w:tcW w:type="dxa" w:w="1587"/>
+            <w:vMerge/>
+          </w:tcPr>
+          <w:p/>
+        </w:tc>
+        <w:tc>
+          <w:tcPr>
+            <w:tcW w:type="dxa" w:w="3402"/>
             <w:vAlign w:val="center"/>
           </w:tcPr>
           <w:p>
             <w:pPr>
-              <w:spacing w:before="0" w:after="0" w:line="240" w:lineRule="auto"/>
-              <w:jc w:val="left"/>
-            </w:pPr>
-            <w:r>
-              <w:rPr>
-                <w:rFonts w:ascii="Times New Roman" w:hAnsi="Times New Roman" w:cs="Times New Roman"/>
-                <w:sz w:val="24"/>
-              </w:rPr>
-              <w:t>Контактная работа с преподавателем, часов</w:t>
-            </w:r>
-          </w:p>
-        </w:tc>
-        <w:tc>
-          <w:tcPr>
-            <w:tcW w:w="1230" w:type="dxa"/>
-            <w:vAlign w:val="center"/>
-          </w:tcPr>
-          <w:p>
-            <w:pPr>
-              <w:spacing w:before="0" w:after="0" w:line="240" w:lineRule="auto"/>
+              <w:spacing w:before="0" w:after="20" w:line="240" w:lineRule="auto"/>
               <w:jc w:val="center"/>
             </w:pPr>
             <w:r>
               <w:rPr>
-                <w:rFonts w:ascii="Times New Roman" w:hAnsi="Times New Roman" w:cs="Times New Roman"/>
-                <w:sz w:val="24"/>
-              </w:rPr>
-              <w:t>36</w:t>
-            </w:r>
-          </w:p>
-        </w:tc>
-        <w:tc>
-          <w:tcPr>
-            <w:tcW w:w="1230" w:type="dxa"/>
-            <w:vAlign w:val="center"/>
-          </w:tcPr>
-          <w:p>
-            <w:pPr>
-              <w:spacing w:before="0" w:after="0" w:line="240" w:lineRule="auto"/>
-              <w:jc w:val="center"/>
-            </w:pPr>
-            <w:r>
-              <w:rPr>
-                <w:rFonts w:ascii="Times New Roman" w:hAnsi="Times New Roman" w:cs="Times New Roman"/>
-                <w:sz w:val="24"/>
-              </w:rPr>
-              <w:t>36</w:t>
+                <w:rFonts w:ascii="Times New Roman" w:hAnsi="Times New Roman"/>
+                <w:b/>
+                <w:sz w:val="24"/>
+              </w:rPr>
+              <w:t>№ 1</w:t>
             </w:r>
           </w:p>
         </w:tc>
       </w:tr>
       <w:tr>
-        <w:tc>
-          <w:tcPr>
-            <w:tcW w:w="7002" w:type="dxa"/>
+        <w:trPr>
+          <w:tblHeader/>
+        </w:trPr>
+        <w:tc>
+          <w:tcPr>
+            <w:tcW w:type="dxa" w:w="454"/>
+            <w:vMerge/>
+          </w:tcPr>
+          <w:p/>
+        </w:tc>
+        <w:tc>
+          <w:tcPr>
+            <w:tcW w:type="dxa" w:w="3175"/>
+            <w:gridSpan w:val="2"/>
+            <w:vMerge/>
+          </w:tcPr>
+          <w:p/>
+        </w:tc>
+        <w:tc>
+          <w:tcPr>
+            <w:tcW w:type="dxa" w:w="737"/>
+            <w:vMerge/>
+          </w:tcPr>
+          <w:p/>
+        </w:tc>
+        <w:tc>
+          <w:tcPr>
+            <w:tcW w:type="dxa" w:w="1587"/>
+            <w:vMerge/>
+          </w:tcPr>
+          <w:p/>
+        </w:tc>
+        <w:tc>
+          <w:tcPr>
+            <w:tcW w:type="dxa" w:w="3402"/>
             <w:vAlign w:val="center"/>
           </w:tcPr>
           <w:p>
             <w:pPr>
-              <w:spacing w:before="0" w:after="0" w:line="240" w:lineRule="auto"/>
-              <w:jc w:val="left"/>
-            </w:pPr>
-            <w:r>
-              <w:rPr>
-                <w:rFonts w:ascii="Times New Roman" w:hAnsi="Times New Roman" w:cs="Times New Roman"/>
-                <w:sz w:val="24"/>
-              </w:rPr>
-              <w:t>Лекции (Л)</w:t>
-            </w:r>
-          </w:p>
-        </w:tc>
-        <w:tc>
-          <w:tcPr>
-            <w:tcW w:w="1230" w:type="dxa"/>
-            <w:vAlign w:val="center"/>
-          </w:tcPr>
-          <w:p>
-            <w:pPr>
-              <w:spacing w:before="0" w:after="0" w:line="240" w:lineRule="auto"/>
+              <w:spacing w:before="0" w:after="20" w:line="240" w:lineRule="auto"/>
               <w:jc w:val="center"/>
             </w:pPr>
             <w:r>
               <w:rPr>
-                <w:rFonts w:ascii="Times New Roman" w:hAnsi="Times New Roman" w:cs="Times New Roman"/>
-                <w:sz w:val="24"/>
-              </w:rPr>
-              <w:t>8</w:t>
-            </w:r>
-          </w:p>
-        </w:tc>
-        <w:tc>
-          <w:tcPr>
-            <w:tcW w:w="1230" w:type="dxa"/>
-            <w:vAlign w:val="center"/>
-          </w:tcPr>
-          <w:p>
-            <w:pPr>
-              <w:spacing w:before="0" w:after="0" w:line="240" w:lineRule="auto"/>
-              <w:jc w:val="center"/>
-            </w:pPr>
-            <w:r>
-              <w:rPr>
-                <w:rFonts w:ascii="Times New Roman" w:hAnsi="Times New Roman" w:cs="Times New Roman"/>
-                <w:sz w:val="24"/>
-              </w:rPr>
-              <w:t>8</w:t>
+                <w:rFonts w:ascii="Times New Roman" w:hAnsi="Times New Roman"/>
+                <w:b/>
+                <w:sz w:val="24"/>
+              </w:rPr>
+              <w:t>часов</w:t>
             </w:r>
           </w:p>
         </w:tc>
@@ -3257,58 +3170,102 @@
       <w:tr>
         <w:tc>
           <w:tcPr>
-            <w:tcW w:w="7002" w:type="dxa"/>
+            <w:tcW w:type="dxa" w:w="454"/>
             <w:vAlign w:val="center"/>
           </w:tcPr>
           <w:p>
             <w:pPr>
-              <w:spacing w:before="0" w:after="0" w:line="240" w:lineRule="auto"/>
+              <w:spacing w:before="0" w:after="20" w:line="240" w:lineRule="auto"/>
+              <w:jc w:val="center"/>
+            </w:pPr>
+            <w:r>
+              <w:rPr>
+                <w:rFonts w:ascii="Times New Roman" w:hAnsi="Times New Roman"/>
+                <w:b w:val="0"/>
+                <w:sz w:val="24"/>
+              </w:rPr>
+              <w:t>1</w:t>
+            </w:r>
+          </w:p>
+        </w:tc>
+        <w:tc>
+          <w:tcPr>
+            <w:tcW w:type="dxa" w:w="3175"/>
+            <w:gridSpan w:val="2"/>
+            <w:vAlign w:val="center"/>
+          </w:tcPr>
+          <w:p>
+            <w:pPr>
+              <w:spacing w:before="0" w:after="20" w:line="240" w:lineRule="auto"/>
               <w:jc w:val="left"/>
             </w:pPr>
             <w:r>
               <w:rPr>
-                <w:rFonts w:ascii="Times New Roman" w:hAnsi="Times New Roman" w:cs="Times New Roman"/>
-                <w:sz w:val="24"/>
-              </w:rPr>
-              <w:t>Практические занятия (ПЗ)</w:t>
-            </w:r>
-          </w:p>
-        </w:tc>
-        <w:tc>
-          <w:tcPr>
-            <w:tcW w:w="1230" w:type="dxa"/>
+                <w:rFonts w:ascii="Times New Roman" w:hAnsi="Times New Roman"/>
+                <w:b/>
+                <w:sz w:val="24"/>
+              </w:rPr>
+              <w:t>Контактная работа обучающихся с преподавателем (по видам учебных занятий), всего</w:t>
+            </w:r>
+          </w:p>
+        </w:tc>
+        <w:tc>
+          <w:tcPr>
+            <w:tcW w:type="dxa" w:w="737"/>
             <w:vAlign w:val="center"/>
           </w:tcPr>
           <w:p>
             <w:pPr>
-              <w:spacing w:before="0" w:after="0" w:line="240" w:lineRule="auto"/>
+              <w:spacing w:before="0" w:after="20" w:line="240" w:lineRule="auto"/>
               <w:jc w:val="center"/>
             </w:pPr>
             <w:r>
               <w:rPr>
-                <w:rFonts w:ascii="Times New Roman" w:hAnsi="Times New Roman" w:cs="Times New Roman"/>
-                <w:sz w:val="24"/>
-              </w:rPr>
-              <w:t>28</w:t>
-            </w:r>
-          </w:p>
-        </w:tc>
-        <w:tc>
-          <w:tcPr>
-            <w:tcW w:w="1230" w:type="dxa"/>
+                <w:rFonts w:ascii="Times New Roman" w:hAnsi="Times New Roman"/>
+                <w:b w:val="0"/>
+                <w:sz w:val="24"/>
+              </w:rPr>
+              <w:t>36</w:t>
+            </w:r>
+          </w:p>
+        </w:tc>
+        <w:tc>
+          <w:tcPr>
+            <w:tcW w:type="dxa" w:w="1587"/>
             <w:vAlign w:val="center"/>
           </w:tcPr>
           <w:p>
             <w:pPr>
-              <w:spacing w:before="0" w:after="0" w:line="240" w:lineRule="auto"/>
+              <w:spacing w:before="0" w:after="20" w:line="240" w:lineRule="auto"/>
               <w:jc w:val="center"/>
             </w:pPr>
             <w:r>
               <w:rPr>
-                <w:rFonts w:ascii="Times New Roman" w:hAnsi="Times New Roman" w:cs="Times New Roman"/>
-                <w:sz w:val="24"/>
-              </w:rPr>
-              <w:t>28</w:t>
+                <w:rFonts w:ascii="Times New Roman" w:hAnsi="Times New Roman"/>
+                <w:b w:val="0"/>
+                <w:sz w:val="24"/>
+              </w:rPr>
+              <w:t>0</w:t>
+            </w:r>
+          </w:p>
+        </w:tc>
+        <w:tc>
+          <w:tcPr>
+            <w:tcW w:type="dxa" w:w="3402"/>
+            <w:vAlign w:val="center"/>
+          </w:tcPr>
+          <w:p>
+            <w:pPr>
+              <w:spacing w:before="0" w:after="20" w:line="240" w:lineRule="auto"/>
+              <w:jc w:val="center"/>
+            </w:pPr>
+            <w:r>
+              <w:rPr>
+                <w:rFonts w:ascii="Times New Roman" w:hAnsi="Times New Roman"/>
+                <w:b w:val="0"/>
+                <w:sz w:val="24"/>
+              </w:rPr>
+              <w:t>36</w:t>
             </w:r>
           </w:p>
         </w:tc>
@@ -3316,95 +3273,139 @@
       <w:tr>
         <w:tc>
           <w:tcPr>
-            <w:tcW w:w="7002" w:type="dxa"/>
+            <w:tcW w:type="dxa" w:w="454"/>
             <w:vAlign w:val="center"/>
           </w:tcPr>
           <w:p>
             <w:pPr>
-              <w:spacing w:before="0" w:after="0" w:line="240" w:lineRule="auto"/>
+              <w:spacing w:before="0" w:after="20" w:line="240" w:lineRule="auto"/>
+              <w:jc w:val="center"/>
+            </w:pPr>
+            <w:r>
+              <w:rPr>
+                <w:rFonts w:ascii="Times New Roman" w:hAnsi="Times New Roman"/>
+                <w:b w:val="0"/>
+                <w:sz w:val="24"/>
+              </w:rPr>
+            </w:r>
+          </w:p>
+        </w:tc>
+        <w:tc>
+          <w:tcPr>
+            <w:tcW w:type="dxa" w:w="3175"/>
+            <w:gridSpan w:val="2"/>
+            <w:vAlign w:val="center"/>
+          </w:tcPr>
+          <w:p>
+            <w:pPr>
+              <w:spacing w:before="0" w:after="20" w:line="240" w:lineRule="auto"/>
               <w:jc w:val="left"/>
             </w:pPr>
             <w:r>
               <w:rPr>
-                <w:rFonts w:ascii="Times New Roman" w:hAnsi="Times New Roman" w:cs="Times New Roman"/>
-                <w:sz w:val="24"/>
-              </w:rPr>
-              <w:t>Семинары (С)</w:t>
-            </w:r>
-          </w:p>
-        </w:tc>
-        <w:tc>
-          <w:tcPr>
-            <w:tcW w:w="1230" w:type="dxa"/>
-            <w:vAlign w:val="center"/>
-          </w:tcPr>
-          <w:p>
-            <w:pPr>
-              <w:spacing w:before="0" w:after="0" w:line="240" w:lineRule="auto"/>
-              <w:jc w:val="center"/>
-            </w:pPr>
-            <w:r>
-              <w:rPr>
-                <w:rFonts w:ascii="Times New Roman" w:hAnsi="Times New Roman" w:cs="Times New Roman"/>
-                <w:sz w:val="24"/>
-              </w:rPr>
-              <w:t>0</w:t>
-            </w:r>
-          </w:p>
-        </w:tc>
-        <w:tc>
-          <w:tcPr>
-            <w:tcW w:w="1230" w:type="dxa"/>
-            <w:vAlign w:val="center"/>
-          </w:tcPr>
-          <w:p>
-            <w:pPr>
-              <w:spacing w:before="0" w:after="0" w:line="240" w:lineRule="auto"/>
-              <w:jc w:val="center"/>
-            </w:pPr>
-            <w:r>
-              <w:rPr>
-                <w:rFonts w:ascii="Times New Roman" w:hAnsi="Times New Roman" w:cs="Times New Roman"/>
-                <w:sz w:val="24"/>
-              </w:rPr>
-              <w:t>–</w:t>
-            </w:r>
-          </w:p>
+                <w:rFonts w:ascii="Times New Roman" w:hAnsi="Times New Roman"/>
+                <w:b w:val="0"/>
+                <w:sz w:val="24"/>
+              </w:rPr>
+              <w:t>в том числе:</w:t>
+            </w:r>
+          </w:p>
+        </w:tc>
+        <w:tc>
+          <w:tcPr>
+            <w:tcW w:type="dxa" w:w="737"/>
+          </w:tcPr>
+          <w:p/>
+        </w:tc>
+        <w:tc>
+          <w:tcPr>
+            <w:tcW w:type="dxa" w:w="1587"/>
+          </w:tcPr>
+          <w:p/>
+        </w:tc>
+        <w:tc>
+          <w:tcPr>
+            <w:tcW w:type="dxa" w:w="3402"/>
+          </w:tcPr>
+          <w:p/>
         </w:tc>
       </w:tr>
       <w:tr>
         <w:tc>
           <w:tcPr>
-            <w:tcW w:w="7002" w:type="dxa"/>
+            <w:tcW w:type="dxa" w:w="454"/>
             <w:vAlign w:val="center"/>
           </w:tcPr>
           <w:p>
             <w:pPr>
-              <w:spacing w:before="0" w:after="0" w:line="240" w:lineRule="auto"/>
+              <w:spacing w:before="0" w:after="20" w:line="240" w:lineRule="auto"/>
+              <w:jc w:val="center"/>
+            </w:pPr>
+            <w:r>
+              <w:rPr>
+                <w:rFonts w:ascii="Times New Roman" w:hAnsi="Times New Roman"/>
+                <w:b w:val="0"/>
+                <w:sz w:val="24"/>
+              </w:rPr>
+              <w:t>1.1</w:t>
+            </w:r>
+          </w:p>
+        </w:tc>
+        <w:tc>
+          <w:tcPr>
+            <w:tcW w:type="dxa" w:w="3175"/>
+            <w:gridSpan w:val="2"/>
+            <w:vAlign w:val="center"/>
+          </w:tcPr>
+          <w:p>
+            <w:pPr>
+              <w:spacing w:before="0" w:after="20" w:line="240" w:lineRule="auto"/>
               <w:jc w:val="left"/>
             </w:pPr>
             <w:r>
               <w:rPr>
-                <w:rFonts w:ascii="Times New Roman" w:hAnsi="Times New Roman" w:cs="Times New Roman"/>
-                <w:sz w:val="24"/>
-              </w:rPr>
-              <w:t>Лабораторные работы (ЛР)</w:t>
-            </w:r>
-          </w:p>
-        </w:tc>
-        <w:tc>
-          <w:tcPr>
-            <w:tcW w:w="1230" w:type="dxa"/>
+                <w:rFonts w:ascii="Times New Roman" w:hAnsi="Times New Roman"/>
+                <w:b w:val="0"/>
+                <w:sz w:val="24"/>
+              </w:rPr>
+              <w:t>Лекции (Л)</w:t>
+            </w:r>
+          </w:p>
+        </w:tc>
+        <w:tc>
+          <w:tcPr>
+            <w:tcW w:type="dxa" w:w="737"/>
             <w:vAlign w:val="center"/>
           </w:tcPr>
           <w:p>
             <w:pPr>
-              <w:spacing w:before="0" w:after="0" w:line="240" w:lineRule="auto"/>
+              <w:spacing w:before="0" w:after="20" w:line="240" w:lineRule="auto"/>
               <w:jc w:val="center"/>
             </w:pPr>
             <w:r>
               <w:rPr>
-                <w:rFonts w:ascii="Times New Roman" w:hAnsi="Times New Roman" w:cs="Times New Roman"/>
+                <w:rFonts w:ascii="Times New Roman" w:hAnsi="Times New Roman"/>
+                <w:b w:val="0"/>
+                <w:sz w:val="24"/>
+              </w:rPr>
+              <w:t>8</w:t>
+            </w:r>
+          </w:p>
+        </w:tc>
+        <w:tc>
+          <w:tcPr>
+            <w:tcW w:type="dxa" w:w="1587"/>
+            <w:vAlign w:val="center"/>
+          </w:tcPr>
+          <w:p>
+            <w:pPr>
+              <w:spacing w:before="0" w:after="20" w:line="240" w:lineRule="auto"/>
+              <w:jc w:val="center"/>
+            </w:pPr>
+            <w:r>
+              <w:rPr>
+                <w:rFonts w:ascii="Times New Roman" w:hAnsi="Times New Roman"/>
+                <w:b w:val="0"/>
                 <w:sz w:val="24"/>
               </w:rPr>
               <w:t>0</w:t>
@@ -3413,20 +3414,21 @@
         </w:tc>
         <w:tc>
           <w:tcPr>
-            <w:tcW w:w="1230" w:type="dxa"/>
+            <w:tcW w:type="dxa" w:w="3402"/>
             <w:vAlign w:val="center"/>
           </w:tcPr>
           <w:p>
             <w:pPr>
-              <w:spacing w:before="0" w:after="0" w:line="240" w:lineRule="auto"/>
+              <w:spacing w:before="0" w:after="20" w:line="240" w:lineRule="auto"/>
               <w:jc w:val="center"/>
             </w:pPr>
             <w:r>
               <w:rPr>
-                <w:rFonts w:ascii="Times New Roman" w:hAnsi="Times New Roman" w:cs="Times New Roman"/>
-                <w:sz w:val="24"/>
-              </w:rPr>
-              <w:t>–</w:t>
+                <w:rFonts w:ascii="Times New Roman" w:hAnsi="Times New Roman"/>
+                <w:b w:val="0"/>
+                <w:sz w:val="24"/>
+              </w:rPr>
+              <w:t>8</w:t>
             </w:r>
           </w:p>
         </w:tc>
@@ -3434,58 +3436,102 @@
       <w:tr>
         <w:tc>
           <w:tcPr>
-            <w:tcW w:w="7002" w:type="dxa"/>
+            <w:tcW w:type="dxa" w:w="454"/>
             <w:vAlign w:val="center"/>
           </w:tcPr>
           <w:p>
             <w:pPr>
-              <w:spacing w:before="0" w:after="0" w:line="240" w:lineRule="auto"/>
+              <w:spacing w:before="0" w:after="20" w:line="240" w:lineRule="auto"/>
+              <w:jc w:val="center"/>
+            </w:pPr>
+            <w:r>
+              <w:rPr>
+                <w:rFonts w:ascii="Times New Roman" w:hAnsi="Times New Roman"/>
+                <w:b w:val="0"/>
+                <w:sz w:val="24"/>
+              </w:rPr>
+              <w:t>1.2</w:t>
+            </w:r>
+          </w:p>
+        </w:tc>
+        <w:tc>
+          <w:tcPr>
+            <w:tcW w:type="dxa" w:w="3175"/>
+            <w:gridSpan w:val="2"/>
+            <w:vAlign w:val="center"/>
+          </w:tcPr>
+          <w:p>
+            <w:pPr>
+              <w:spacing w:before="0" w:after="20" w:line="240" w:lineRule="auto"/>
               <w:jc w:val="left"/>
             </w:pPr>
             <w:r>
               <w:rPr>
-                <w:rFonts w:ascii="Times New Roman" w:hAnsi="Times New Roman" w:cs="Times New Roman"/>
-                <w:sz w:val="24"/>
-              </w:rPr>
-              <w:t>Самостоятельная работа студента, часов</w:t>
-            </w:r>
-          </w:p>
-        </w:tc>
-        <w:tc>
-          <w:tcPr>
-            <w:tcW w:w="1230" w:type="dxa"/>
+                <w:rFonts w:ascii="Times New Roman" w:hAnsi="Times New Roman"/>
+                <w:b w:val="0"/>
+                <w:sz w:val="24"/>
+              </w:rPr>
+              <w:t>Практические занятия (ПЗ)</w:t>
+            </w:r>
+          </w:p>
+        </w:tc>
+        <w:tc>
+          <w:tcPr>
+            <w:tcW w:type="dxa" w:w="737"/>
             <w:vAlign w:val="center"/>
           </w:tcPr>
           <w:p>
             <w:pPr>
-              <w:spacing w:before="0" w:after="0" w:line="240" w:lineRule="auto"/>
+              <w:spacing w:before="0" w:after="20" w:line="240" w:lineRule="auto"/>
               <w:jc w:val="center"/>
             </w:pPr>
             <w:r>
               <w:rPr>
-                <w:rFonts w:ascii="Times New Roman" w:hAnsi="Times New Roman" w:cs="Times New Roman"/>
-                <w:sz w:val="24"/>
-              </w:rPr>
-              <w:t>36</w:t>
-            </w:r>
-          </w:p>
-        </w:tc>
-        <w:tc>
-          <w:tcPr>
-            <w:tcW w:w="1230" w:type="dxa"/>
+                <w:rFonts w:ascii="Times New Roman" w:hAnsi="Times New Roman"/>
+                <w:b w:val="0"/>
+                <w:sz w:val="24"/>
+              </w:rPr>
+              <w:t>28</w:t>
+            </w:r>
+          </w:p>
+        </w:tc>
+        <w:tc>
+          <w:tcPr>
+            <w:tcW w:type="dxa" w:w="1587"/>
             <w:vAlign w:val="center"/>
           </w:tcPr>
           <w:p>
             <w:pPr>
-              <w:spacing w:before="0" w:after="0" w:line="240" w:lineRule="auto"/>
+              <w:spacing w:before="0" w:after="20" w:line="240" w:lineRule="auto"/>
               <w:jc w:val="center"/>
             </w:pPr>
             <w:r>
               <w:rPr>
-                <w:rFonts w:ascii="Times New Roman" w:hAnsi="Times New Roman" w:cs="Times New Roman"/>
-                <w:sz w:val="24"/>
-              </w:rPr>
-              <w:t>36</w:t>
+                <w:rFonts w:ascii="Times New Roman" w:hAnsi="Times New Roman"/>
+                <w:b w:val="0"/>
+                <w:sz w:val="24"/>
+              </w:rPr>
+              <w:t>0</w:t>
+            </w:r>
+          </w:p>
+        </w:tc>
+        <w:tc>
+          <w:tcPr>
+            <w:tcW w:type="dxa" w:w="3402"/>
+            <w:vAlign w:val="center"/>
+          </w:tcPr>
+          <w:p>
+            <w:pPr>
+              <w:spacing w:before="0" w:after="20" w:line="240" w:lineRule="auto"/>
+              <w:jc w:val="center"/>
+            </w:pPr>
+            <w:r>
+              <w:rPr>
+                <w:rFonts w:ascii="Times New Roman" w:hAnsi="Times New Roman"/>
+                <w:b w:val="0"/>
+                <w:sz w:val="24"/>
+              </w:rPr>
+              <w:t>28</w:t>
             </w:r>
           </w:p>
         </w:tc>
@@ -3493,36 +3539,59 @@
       <w:tr>
         <w:tc>
           <w:tcPr>
-            <w:tcW w:w="7002" w:type="dxa"/>
+            <w:tcW w:type="dxa" w:w="454"/>
             <w:vAlign w:val="center"/>
           </w:tcPr>
           <w:p>
             <w:pPr>
-              <w:spacing w:before="0" w:after="0" w:line="240" w:lineRule="auto"/>
+              <w:spacing w:before="0" w:after="20" w:line="240" w:lineRule="auto"/>
+              <w:jc w:val="center"/>
+            </w:pPr>
+            <w:r>
+              <w:rPr>
+                <w:rFonts w:ascii="Times New Roman" w:hAnsi="Times New Roman"/>
+                <w:b w:val="0"/>
+                <w:sz w:val="24"/>
+              </w:rPr>
+              <w:t>1.3</w:t>
+            </w:r>
+          </w:p>
+        </w:tc>
+        <w:tc>
+          <w:tcPr>
+            <w:tcW w:type="dxa" w:w="3175"/>
+            <w:gridSpan w:val="2"/>
+            <w:vAlign w:val="center"/>
+          </w:tcPr>
+          <w:p>
+            <w:pPr>
+              <w:spacing w:before="0" w:after="20" w:line="240" w:lineRule="auto"/>
               <w:jc w:val="left"/>
             </w:pPr>
             <w:r>
               <w:rPr>
-                <w:rFonts w:ascii="Times New Roman" w:hAnsi="Times New Roman" w:cs="Times New Roman"/>
-                <w:sz w:val="24"/>
-              </w:rPr>
-              <w:t>Контроль (подготовка и сдача экзамена), часов</w:t>
-            </w:r>
-          </w:p>
-        </w:tc>
-        <w:tc>
-          <w:tcPr>
-            <w:tcW w:w="1230" w:type="dxa"/>
+                <w:rFonts w:ascii="Times New Roman" w:hAnsi="Times New Roman"/>
+                <w:b w:val="0"/>
+                <w:sz w:val="24"/>
+              </w:rPr>
+              <w:t>Семинары (С)</w:t>
+            </w:r>
+          </w:p>
+        </w:tc>
+        <w:tc>
+          <w:tcPr>
+            <w:tcW w:type="dxa" w:w="737"/>
             <w:vAlign w:val="center"/>
           </w:tcPr>
           <w:p>
             <w:pPr>
-              <w:spacing w:before="0" w:after="0" w:line="240" w:lineRule="auto"/>
+              <w:spacing w:before="0" w:after="20" w:line="240" w:lineRule="auto"/>
               <w:jc w:val="center"/>
             </w:pPr>
             <w:r>
               <w:rPr>
-                <w:rFonts w:ascii="Times New Roman" w:hAnsi="Times New Roman" w:cs="Times New Roman"/>
+                <w:rFonts w:ascii="Times New Roman" w:hAnsi="Times New Roman"/>
+                <w:b w:val="0"/>
                 <w:sz w:val="24"/>
               </w:rPr>
               <w:t>0</w:t>
@@ -3531,20 +3600,41 @@
         </w:tc>
         <w:tc>
           <w:tcPr>
-            <w:tcW w:w="1230" w:type="dxa"/>
+            <w:tcW w:type="dxa" w:w="1587"/>
             <w:vAlign w:val="center"/>
           </w:tcPr>
           <w:p>
             <w:pPr>
-              <w:spacing w:before="0" w:after="0" w:line="240" w:lineRule="auto"/>
+              <w:spacing w:before="0" w:after="20" w:line="240" w:lineRule="auto"/>
               <w:jc w:val="center"/>
             </w:pPr>
             <w:r>
               <w:rPr>
-                <w:rFonts w:ascii="Times New Roman" w:hAnsi="Times New Roman" w:cs="Times New Roman"/>
-                <w:sz w:val="24"/>
-              </w:rPr>
-              <w:t>–</w:t>
+                <w:rFonts w:ascii="Times New Roman" w:hAnsi="Times New Roman"/>
+                <w:b w:val="0"/>
+                <w:sz w:val="24"/>
+              </w:rPr>
+              <w:t>0</w:t>
+            </w:r>
+          </w:p>
+        </w:tc>
+        <w:tc>
+          <w:tcPr>
+            <w:tcW w:type="dxa" w:w="3402"/>
+            <w:vAlign w:val="center"/>
+          </w:tcPr>
+          <w:p>
+            <w:pPr>
+              <w:spacing w:before="0" w:after="20" w:line="240" w:lineRule="auto"/>
+              <w:jc w:val="center"/>
+            </w:pPr>
+            <w:r>
+              <w:rPr>
+                <w:rFonts w:ascii="Times New Roman" w:hAnsi="Times New Roman"/>
+                <w:b w:val="0"/>
+                <w:sz w:val="24"/>
+              </w:rPr>
+              <w:t>0</w:t>
             </w:r>
           </w:p>
         </w:tc>
@@ -3552,58 +3642,102 @@
       <w:tr>
         <w:tc>
           <w:tcPr>
-            <w:tcW w:w="7002" w:type="dxa"/>
+            <w:tcW w:type="dxa" w:w="454"/>
             <w:vAlign w:val="center"/>
           </w:tcPr>
           <w:p>
             <w:pPr>
-              <w:spacing w:before="0" w:after="0" w:line="240" w:lineRule="auto"/>
+              <w:spacing w:before="0" w:after="20" w:line="240" w:lineRule="auto"/>
+              <w:jc w:val="center"/>
+            </w:pPr>
+            <w:r>
+              <w:rPr>
+                <w:rFonts w:ascii="Times New Roman" w:hAnsi="Times New Roman"/>
+                <w:b w:val="0"/>
+                <w:sz w:val="24"/>
+              </w:rPr>
+              <w:t>1.4</w:t>
+            </w:r>
+          </w:p>
+        </w:tc>
+        <w:tc>
+          <w:tcPr>
+            <w:tcW w:type="dxa" w:w="3175"/>
+            <w:gridSpan w:val="2"/>
+            <w:vAlign w:val="center"/>
+          </w:tcPr>
+          <w:p>
+            <w:pPr>
+              <w:spacing w:before="0" w:after="20" w:line="240" w:lineRule="auto"/>
               <w:jc w:val="left"/>
             </w:pPr>
             <w:r>
               <w:rPr>
-                <w:rFonts w:ascii="Times New Roman" w:hAnsi="Times New Roman" w:cs="Times New Roman"/>
-                <w:sz w:val="24"/>
-              </w:rPr>
-              <w:t>Курсовая работа / курсовой проект</w:t>
-            </w:r>
-          </w:p>
-        </w:tc>
-        <w:tc>
-          <w:tcPr>
-            <w:tcW w:w="1230" w:type="dxa"/>
+                <w:rFonts w:ascii="Times New Roman" w:hAnsi="Times New Roman"/>
+                <w:b w:val="0"/>
+                <w:sz w:val="24"/>
+              </w:rPr>
+              <w:t>Лабораторные работы (ЛР)</w:t>
+            </w:r>
+          </w:p>
+        </w:tc>
+        <w:tc>
+          <w:tcPr>
+            <w:tcW w:type="dxa" w:w="737"/>
             <w:vAlign w:val="center"/>
           </w:tcPr>
           <w:p>
             <w:pPr>
-              <w:spacing w:before="0" w:after="0" w:line="240" w:lineRule="auto"/>
+              <w:spacing w:before="0" w:after="20" w:line="240" w:lineRule="auto"/>
               <w:jc w:val="center"/>
             </w:pPr>
             <w:r>
               <w:rPr>
-                <w:rFonts w:ascii="Times New Roman" w:hAnsi="Times New Roman" w:cs="Times New Roman"/>
-                <w:sz w:val="24"/>
-              </w:rPr>
-              <w:t>–</w:t>
-            </w:r>
-          </w:p>
-        </w:tc>
-        <w:tc>
-          <w:tcPr>
-            <w:tcW w:w="1230" w:type="dxa"/>
+                <w:rFonts w:ascii="Times New Roman" w:hAnsi="Times New Roman"/>
+                <w:b w:val="0"/>
+                <w:sz w:val="24"/>
+              </w:rPr>
+              <w:t>0</w:t>
+            </w:r>
+          </w:p>
+        </w:tc>
+        <w:tc>
+          <w:tcPr>
+            <w:tcW w:type="dxa" w:w="1587"/>
             <w:vAlign w:val="center"/>
           </w:tcPr>
           <w:p>
             <w:pPr>
-              <w:spacing w:before="0" w:after="0" w:line="240" w:lineRule="auto"/>
+              <w:spacing w:before="0" w:after="20" w:line="240" w:lineRule="auto"/>
               <w:jc w:val="center"/>
             </w:pPr>
             <w:r>
               <w:rPr>
-                <w:rFonts w:ascii="Times New Roman" w:hAnsi="Times New Roman" w:cs="Times New Roman"/>
-                <w:sz w:val="24"/>
-              </w:rPr>
-              <w:t>–</w:t>
+                <w:rFonts w:ascii="Times New Roman" w:hAnsi="Times New Roman"/>
+                <w:b w:val="0"/>
+                <w:sz w:val="24"/>
+              </w:rPr>
+              <w:t>0</w:t>
+            </w:r>
+          </w:p>
+        </w:tc>
+        <w:tc>
+          <w:tcPr>
+            <w:tcW w:type="dxa" w:w="3402"/>
+            <w:vAlign w:val="center"/>
+          </w:tcPr>
+          <w:p>
+            <w:pPr>
+              <w:spacing w:before="0" w:after="20" w:line="240" w:lineRule="auto"/>
+              <w:jc w:val="center"/>
+            </w:pPr>
+            <w:r>
+              <w:rPr>
+                <w:rFonts w:ascii="Times New Roman" w:hAnsi="Times New Roman"/>
+                <w:b w:val="0"/>
+                <w:sz w:val="24"/>
+              </w:rPr>
+              <w:t>0</w:t>
             </w:r>
           </w:p>
         </w:tc>
@@ -3611,58 +3745,102 @@
       <w:tr>
         <w:tc>
           <w:tcPr>
-            <w:tcW w:w="7002" w:type="dxa"/>
+            <w:tcW w:type="dxa" w:w="454"/>
             <w:vAlign w:val="center"/>
           </w:tcPr>
           <w:p>
             <w:pPr>
-              <w:spacing w:before="0" w:after="0" w:line="240" w:lineRule="auto"/>
+              <w:spacing w:before="0" w:after="20" w:line="240" w:lineRule="auto"/>
+              <w:jc w:val="center"/>
+            </w:pPr>
+            <w:r>
+              <w:rPr>
+                <w:rFonts w:ascii="Times New Roman" w:hAnsi="Times New Roman"/>
+                <w:b w:val="0"/>
+                <w:sz w:val="24"/>
+              </w:rPr>
+              <w:t>1.5</w:t>
+            </w:r>
+          </w:p>
+        </w:tc>
+        <w:tc>
+          <w:tcPr>
+            <w:tcW w:type="dxa" w:w="3175"/>
+            <w:gridSpan w:val="2"/>
+            <w:vAlign w:val="center"/>
+          </w:tcPr>
+          <w:p>
+            <w:pPr>
+              <w:spacing w:before="0" w:after="20" w:line="240" w:lineRule="auto"/>
               <w:jc w:val="left"/>
             </w:pPr>
             <w:r>
               <w:rPr>
-                <w:rFonts w:ascii="Times New Roman" w:hAnsi="Times New Roman" w:cs="Times New Roman"/>
-                <w:sz w:val="24"/>
-              </w:rPr>
-              <w:t>Вид промежуточной аттестации</w:t>
-            </w:r>
-          </w:p>
-        </w:tc>
-        <w:tc>
-          <w:tcPr>
-            <w:tcW w:w="1230" w:type="dxa"/>
+                <w:rFonts w:ascii="Times New Roman" w:hAnsi="Times New Roman"/>
+                <w:b w:val="0"/>
+                <w:sz w:val="24"/>
+              </w:rPr>
+              <w:t>Иные виды занятий</w:t>
+            </w:r>
+          </w:p>
+        </w:tc>
+        <w:tc>
+          <w:tcPr>
+            <w:tcW w:type="dxa" w:w="737"/>
             <w:vAlign w:val="center"/>
           </w:tcPr>
           <w:p>
             <w:pPr>
-              <w:spacing w:before="0" w:after="0" w:line="240" w:lineRule="auto"/>
+              <w:spacing w:before="0" w:after="20" w:line="240" w:lineRule="auto"/>
               <w:jc w:val="center"/>
             </w:pPr>
             <w:r>
               <w:rPr>
-                <w:rFonts w:ascii="Times New Roman" w:hAnsi="Times New Roman" w:cs="Times New Roman"/>
-                <w:sz w:val="24"/>
-              </w:rPr>
-              <w:t>зачет</w:t>
-            </w:r>
-          </w:p>
-        </w:tc>
-        <w:tc>
-          <w:tcPr>
-            <w:tcW w:w="1230" w:type="dxa"/>
+                <w:rFonts w:ascii="Times New Roman" w:hAnsi="Times New Roman"/>
+                <w:b w:val="0"/>
+                <w:sz w:val="24"/>
+              </w:rPr>
+              <w:t>0</w:t>
+            </w:r>
+          </w:p>
+        </w:tc>
+        <w:tc>
+          <w:tcPr>
+            <w:tcW w:type="dxa" w:w="1587"/>
             <w:vAlign w:val="center"/>
           </w:tcPr>
           <w:p>
             <w:pPr>
-              <w:spacing w:before="0" w:after="0" w:line="240" w:lineRule="auto"/>
+              <w:spacing w:before="0" w:after="20" w:line="240" w:lineRule="auto"/>
               <w:jc w:val="center"/>
             </w:pPr>
             <w:r>
               <w:rPr>
-                <w:rFonts w:ascii="Times New Roman" w:hAnsi="Times New Roman" w:cs="Times New Roman"/>
-                <w:sz w:val="24"/>
-              </w:rPr>
-              <w:t>зачет</w:t>
+                <w:rFonts w:ascii="Times New Roman" w:hAnsi="Times New Roman"/>
+                <w:b w:val="0"/>
+                <w:sz w:val="24"/>
+              </w:rPr>
+              <w:t>0</w:t>
+            </w:r>
+          </w:p>
+        </w:tc>
+        <w:tc>
+          <w:tcPr>
+            <w:tcW w:type="dxa" w:w="3402"/>
+            <w:vAlign w:val="center"/>
+          </w:tcPr>
+          <w:p>
+            <w:pPr>
+              <w:spacing w:before="0" w:after="20" w:line="240" w:lineRule="auto"/>
+              <w:jc w:val="center"/>
+            </w:pPr>
+            <w:r>
+              <w:rPr>
+                <w:rFonts w:ascii="Times New Roman" w:hAnsi="Times New Roman"/>
+                <w:b w:val="0"/>
+                <w:sz w:val="24"/>
+              </w:rPr>
+              <w:t>0</w:t>
             </w:r>
           </w:p>
         </w:tc>
@@ -3670,61 +3848,102 @@
       <w:tr>
         <w:tc>
           <w:tcPr>
-            <w:tcW w:w="7002" w:type="dxa"/>
+            <w:tcW w:type="dxa" w:w="454"/>
             <w:vAlign w:val="center"/>
           </w:tcPr>
           <w:p>
             <w:pPr>
-              <w:spacing w:before="0" w:after="0" w:line="240" w:lineRule="auto"/>
+              <w:spacing w:before="0" w:after="20" w:line="240" w:lineRule="auto"/>
+              <w:jc w:val="center"/>
+            </w:pPr>
+            <w:r>
+              <w:rPr>
+                <w:rFonts w:ascii="Times New Roman" w:hAnsi="Times New Roman"/>
+                <w:b w:val="0"/>
+                <w:sz w:val="24"/>
+              </w:rPr>
+              <w:t>2</w:t>
+            </w:r>
+          </w:p>
+        </w:tc>
+        <w:tc>
+          <w:tcPr>
+            <w:tcW w:type="dxa" w:w="3175"/>
+            <w:gridSpan w:val="2"/>
+            <w:vAlign w:val="center"/>
+          </w:tcPr>
+          <w:p>
+            <w:pPr>
+              <w:spacing w:before="0" w:after="20" w:line="240" w:lineRule="auto"/>
               <w:jc w:val="left"/>
             </w:pPr>
             <w:r>
               <w:rPr>
-                <w:rFonts w:ascii="Times New Roman" w:hAnsi="Times New Roman" w:cs="Times New Roman"/>
-                <w:sz w:val="24"/>
+                <w:rFonts w:ascii="Times New Roman" w:hAnsi="Times New Roman"/>
                 <w:b/>
-              </w:rPr>
-              <w:t>Общая трудоемкость, часов</w:t>
-            </w:r>
-          </w:p>
-        </w:tc>
-        <w:tc>
-          <w:tcPr>
-            <w:tcW w:w="1230" w:type="dxa"/>
+                <w:sz w:val="24"/>
+              </w:rPr>
+              <w:t>Самостоятельная работа, всего</w:t>
+            </w:r>
+          </w:p>
+        </w:tc>
+        <w:tc>
+          <w:tcPr>
+            <w:tcW w:type="dxa" w:w="737"/>
             <w:vAlign w:val="center"/>
           </w:tcPr>
           <w:p>
             <w:pPr>
-              <w:spacing w:before="0" w:after="0" w:line="240" w:lineRule="auto"/>
+              <w:spacing w:before="0" w:after="20" w:line="240" w:lineRule="auto"/>
               <w:jc w:val="center"/>
             </w:pPr>
             <w:r>
               <w:rPr>
-                <w:rFonts w:ascii="Times New Roman" w:hAnsi="Times New Roman" w:cs="Times New Roman"/>
-                <w:sz w:val="24"/>
-                <w:b/>
-              </w:rPr>
-              <w:t>72</w:t>
-            </w:r>
-          </w:p>
-        </w:tc>
-        <w:tc>
-          <w:tcPr>
-            <w:tcW w:w="1230" w:type="dxa"/>
+                <w:rFonts w:ascii="Times New Roman" w:hAnsi="Times New Roman"/>
+                <w:b w:val="0"/>
+                <w:sz w:val="24"/>
+              </w:rPr>
+              <w:t>36</w:t>
+            </w:r>
+          </w:p>
+        </w:tc>
+        <w:tc>
+          <w:tcPr>
+            <w:tcW w:type="dxa" w:w="1587"/>
             <w:vAlign w:val="center"/>
           </w:tcPr>
           <w:p>
             <w:pPr>
-              <w:spacing w:before="0" w:after="0" w:line="240" w:lineRule="auto"/>
+              <w:spacing w:before="0" w:after="20" w:line="240" w:lineRule="auto"/>
               <w:jc w:val="center"/>
             </w:pPr>
             <w:r>
               <w:rPr>
-                <w:rFonts w:ascii="Times New Roman" w:hAnsi="Times New Roman" w:cs="Times New Roman"/>
-                <w:sz w:val="24"/>
-                <w:b/>
-              </w:rPr>
-              <w:t>72</w:t>
+                <w:rFonts w:ascii="Times New Roman" w:hAnsi="Times New Roman"/>
+                <w:b w:val="0"/>
+                <w:sz w:val="24"/>
+              </w:rPr>
+              <w:t>0</w:t>
+            </w:r>
+          </w:p>
+        </w:tc>
+        <w:tc>
+          <w:tcPr>
+            <w:tcW w:type="dxa" w:w="3402"/>
+            <w:vAlign w:val="center"/>
+          </w:tcPr>
+          <w:p>
+            <w:pPr>
+              <w:spacing w:before="0" w:after="20" w:line="240" w:lineRule="auto"/>
+              <w:jc w:val="center"/>
+            </w:pPr>
+            <w:r>
+              <w:rPr>
+                <w:rFonts w:ascii="Times New Roman" w:hAnsi="Times New Roman"/>
+                <w:b w:val="0"/>
+                <w:sz w:val="24"/>
+              </w:rPr>
+              <w:t>36</w:t>
             </w:r>
           </w:p>
         </w:tc>
@@ -3732,39 +3951,928 @@
       <w:tr>
         <w:tc>
           <w:tcPr>
-            <w:tcW w:w="7002" w:type="dxa"/>
+            <w:tcW w:type="dxa" w:w="454"/>
             <w:vAlign w:val="center"/>
           </w:tcPr>
           <w:p>
             <w:pPr>
-              <w:spacing w:before="0" w:after="0" w:line="240" w:lineRule="auto"/>
+              <w:spacing w:before="0" w:after="20" w:line="240" w:lineRule="auto"/>
+              <w:jc w:val="center"/>
+            </w:pPr>
+            <w:r>
+              <w:rPr>
+                <w:rFonts w:ascii="Times New Roman" w:hAnsi="Times New Roman"/>
+                <w:b w:val="0"/>
+                <w:sz w:val="24"/>
+              </w:rPr>
+            </w:r>
+          </w:p>
+        </w:tc>
+        <w:tc>
+          <w:tcPr>
+            <w:tcW w:type="dxa" w:w="3175"/>
+            <w:gridSpan w:val="2"/>
+            <w:vAlign w:val="center"/>
+          </w:tcPr>
+          <w:p>
+            <w:pPr>
+              <w:spacing w:before="0" w:after="20" w:line="240" w:lineRule="auto"/>
               <w:jc w:val="left"/>
             </w:pPr>
             <w:r>
               <w:rPr>
-                <w:rFonts w:ascii="Times New Roman" w:hAnsi="Times New Roman" w:cs="Times New Roman"/>
-                <w:sz w:val="24"/>
+                <w:rFonts w:ascii="Times New Roman" w:hAnsi="Times New Roman"/>
+                <w:b w:val="0"/>
+                <w:sz w:val="24"/>
+              </w:rPr>
+              <w:t>в том числе:</w:t>
+            </w:r>
+          </w:p>
+        </w:tc>
+        <w:tc>
+          <w:tcPr>
+            <w:tcW w:type="dxa" w:w="737"/>
+          </w:tcPr>
+          <w:p/>
+        </w:tc>
+        <w:tc>
+          <w:tcPr>
+            <w:tcW w:type="dxa" w:w="1587"/>
+          </w:tcPr>
+          <w:p/>
+        </w:tc>
+        <w:tc>
+          <w:tcPr>
+            <w:tcW w:type="dxa" w:w="3402"/>
+          </w:tcPr>
+          <w:p/>
+        </w:tc>
+      </w:tr>
+      <w:tr>
+        <w:tc>
+          <w:tcPr>
+            <w:tcW w:type="dxa" w:w="454"/>
+            <w:vAlign w:val="center"/>
+          </w:tcPr>
+          <w:p>
+            <w:pPr>
+              <w:spacing w:before="0" w:after="20" w:line="240" w:lineRule="auto"/>
+              <w:jc w:val="center"/>
+            </w:pPr>
+            <w:r>
+              <w:rPr>
+                <w:rFonts w:ascii="Times New Roman" w:hAnsi="Times New Roman"/>
+                <w:b w:val="0"/>
+                <w:sz w:val="24"/>
+              </w:rPr>
+              <w:t>2.1</w:t>
+            </w:r>
+          </w:p>
+        </w:tc>
+        <w:tc>
+          <w:tcPr>
+            <w:tcW w:type="dxa" w:w="1814"/>
+            <w:vAlign w:val="center"/>
+          </w:tcPr>
+          <w:p>
+            <w:pPr>
+              <w:spacing w:before="0" w:after="20" w:line="240" w:lineRule="auto"/>
+              <w:jc w:val="left"/>
+            </w:pPr>
+            <w:r>
+              <w:rPr>
+                <w:rFonts w:ascii="Times New Roman" w:hAnsi="Times New Roman"/>
+                <w:b w:val="0"/>
+                <w:sz w:val="24"/>
+              </w:rPr>
+              <w:t>Курсовая работа/проект (при наличии)</w:t>
+            </w:r>
+          </w:p>
+        </w:tc>
+        <w:tc>
+          <w:tcPr>
+            <w:tcW w:type="dxa" w:w="1361"/>
+            <w:vAlign w:val="center"/>
+          </w:tcPr>
+          <w:p>
+            <w:pPr>
+              <w:spacing w:before="0" w:after="20" w:line="240" w:lineRule="auto"/>
+              <w:jc w:val="center"/>
+            </w:pPr>
+            <w:r>
+              <w:rPr>
+                <w:rFonts w:ascii="Times New Roman" w:hAnsi="Times New Roman"/>
+                <w:b w:val="0"/>
+                <w:sz w:val="24"/>
+              </w:rPr>
+              <w:t>КР</w:t>
+            </w:r>
+          </w:p>
+        </w:tc>
+        <w:tc>
+          <w:tcPr>
+            <w:tcW w:type="dxa" w:w="737"/>
+            <w:vAlign w:val="center"/>
+          </w:tcPr>
+          <w:p>
+            <w:pPr>
+              <w:spacing w:before="0" w:after="20" w:line="240" w:lineRule="auto"/>
+              <w:jc w:val="center"/>
+            </w:pPr>
+            <w:r>
+              <w:rPr>
+                <w:rFonts w:ascii="Times New Roman" w:hAnsi="Times New Roman"/>
+                <w:b w:val="0"/>
+                <w:sz w:val="24"/>
+              </w:rPr>
+              <w:t>—</w:t>
+            </w:r>
+          </w:p>
+        </w:tc>
+        <w:tc>
+          <w:tcPr>
+            <w:tcW w:type="dxa" w:w="1587"/>
+            <w:vAlign w:val="center"/>
+          </w:tcPr>
+          <w:p>
+            <w:pPr>
+              <w:spacing w:before="0" w:after="20" w:line="240" w:lineRule="auto"/>
+              <w:jc w:val="center"/>
+            </w:pPr>
+            <w:r>
+              <w:rPr>
+                <w:rFonts w:ascii="Times New Roman" w:hAnsi="Times New Roman"/>
+                <w:b w:val="0"/>
+                <w:sz w:val="24"/>
+              </w:rPr>
+              <w:t>—</w:t>
+            </w:r>
+          </w:p>
+        </w:tc>
+        <w:tc>
+          <w:tcPr>
+            <w:tcW w:type="dxa" w:w="3402"/>
+            <w:vAlign w:val="center"/>
+          </w:tcPr>
+          <w:p>
+            <w:pPr>
+              <w:spacing w:before="0" w:after="20" w:line="240" w:lineRule="auto"/>
+              <w:jc w:val="center"/>
+            </w:pPr>
+            <w:r>
+              <w:rPr>
+                <w:rFonts w:ascii="Times New Roman" w:hAnsi="Times New Roman"/>
+                <w:b w:val="0"/>
+                <w:sz w:val="24"/>
+              </w:rPr>
+              <w:t>—</w:t>
+            </w:r>
+          </w:p>
+        </w:tc>
+      </w:tr>
+      <w:tr>
+        <w:tc>
+          <w:tcPr>
+            <w:tcW w:type="dxa" w:w="454"/>
+            <w:vAlign w:val="center"/>
+          </w:tcPr>
+          <w:p>
+            <w:pPr>
+              <w:spacing w:before="0" w:after="20" w:line="240" w:lineRule="auto"/>
+              <w:jc w:val="center"/>
+            </w:pPr>
+            <w:r>
+              <w:rPr>
+                <w:rFonts w:ascii="Times New Roman" w:hAnsi="Times New Roman"/>
+                <w:b w:val="0"/>
+                <w:sz w:val="24"/>
+              </w:rPr>
+              <w:t>2.1</w:t>
+            </w:r>
+          </w:p>
+        </w:tc>
+        <w:tc>
+          <w:tcPr>
+            <w:tcW w:type="dxa" w:w="1814"/>
+            <w:vAlign w:val="center"/>
+          </w:tcPr>
+          <w:p>
+            <w:pPr>
+              <w:spacing w:before="0" w:after="20" w:line="240" w:lineRule="auto"/>
+              <w:jc w:val="left"/>
+            </w:pPr>
+            <w:r>
+              <w:rPr>
+                <w:rFonts w:ascii="Times New Roman" w:hAnsi="Times New Roman"/>
+                <w:b w:val="0"/>
+                <w:sz w:val="24"/>
+              </w:rPr>
+              <w:t>Курсовая работа/проект (при наличии)</w:t>
+            </w:r>
+          </w:p>
+        </w:tc>
+        <w:tc>
+          <w:tcPr>
+            <w:tcW w:type="dxa" w:w="1361"/>
+            <w:vAlign w:val="center"/>
+          </w:tcPr>
+          <w:p>
+            <w:pPr>
+              <w:spacing w:before="0" w:after="20" w:line="240" w:lineRule="auto"/>
+              <w:jc w:val="center"/>
+            </w:pPr>
+            <w:r>
+              <w:rPr>
+                <w:rFonts w:ascii="Times New Roman" w:hAnsi="Times New Roman"/>
+                <w:b w:val="0"/>
+                <w:sz w:val="24"/>
+              </w:rPr>
+              <w:t>КП</w:t>
+            </w:r>
+          </w:p>
+        </w:tc>
+        <w:tc>
+          <w:tcPr>
+            <w:tcW w:type="dxa" w:w="737"/>
+            <w:vAlign w:val="center"/>
+          </w:tcPr>
+          <w:p>
+            <w:pPr>
+              <w:spacing w:before="0" w:after="20" w:line="240" w:lineRule="auto"/>
+              <w:jc w:val="center"/>
+            </w:pPr>
+            <w:r>
+              <w:rPr>
+                <w:rFonts w:ascii="Times New Roman" w:hAnsi="Times New Roman"/>
+                <w:b w:val="0"/>
+                <w:sz w:val="24"/>
+              </w:rPr>
+              <w:t>—</w:t>
+            </w:r>
+          </w:p>
+        </w:tc>
+        <w:tc>
+          <w:tcPr>
+            <w:tcW w:type="dxa" w:w="1587"/>
+            <w:vAlign w:val="center"/>
+          </w:tcPr>
+          <w:p>
+            <w:pPr>
+              <w:spacing w:before="0" w:after="20" w:line="240" w:lineRule="auto"/>
+              <w:jc w:val="center"/>
+            </w:pPr>
+            <w:r>
+              <w:rPr>
+                <w:rFonts w:ascii="Times New Roman" w:hAnsi="Times New Roman"/>
+                <w:b w:val="0"/>
+                <w:sz w:val="24"/>
+              </w:rPr>
+              <w:t>—</w:t>
+            </w:r>
+          </w:p>
+        </w:tc>
+        <w:tc>
+          <w:tcPr>
+            <w:tcW w:type="dxa" w:w="3402"/>
+            <w:vAlign w:val="center"/>
+          </w:tcPr>
+          <w:p>
+            <w:pPr>
+              <w:spacing w:before="0" w:after="20" w:line="240" w:lineRule="auto"/>
+              <w:jc w:val="center"/>
+            </w:pPr>
+            <w:r>
+              <w:rPr>
+                <w:rFonts w:ascii="Times New Roman" w:hAnsi="Times New Roman"/>
+                <w:b w:val="0"/>
+                <w:sz w:val="24"/>
+              </w:rPr>
+              <w:t>—</w:t>
+            </w:r>
+          </w:p>
+        </w:tc>
+      </w:tr>
+      <w:tr>
+        <w:tc>
+          <w:tcPr>
+            <w:tcW w:type="dxa" w:w="454"/>
+            <w:vAlign w:val="center"/>
+          </w:tcPr>
+          <w:p>
+            <w:pPr>
+              <w:spacing w:before="0" w:after="20" w:line="240" w:lineRule="auto"/>
+              <w:jc w:val="center"/>
+            </w:pPr>
+            <w:r>
+              <w:rPr>
+                <w:rFonts w:ascii="Times New Roman" w:hAnsi="Times New Roman"/>
+                <w:b w:val="0"/>
+                <w:sz w:val="24"/>
+              </w:rPr>
+              <w:t>3</w:t>
+            </w:r>
+          </w:p>
+        </w:tc>
+        <w:tc>
+          <w:tcPr>
+            <w:tcW w:type="dxa" w:w="1814"/>
+            <w:vAlign w:val="center"/>
+          </w:tcPr>
+          <w:p>
+            <w:pPr>
+              <w:spacing w:before="0" w:after="20" w:line="240" w:lineRule="auto"/>
+              <w:jc w:val="left"/>
+            </w:pPr>
+            <w:r>
+              <w:rPr>
+                <w:rFonts w:ascii="Times New Roman" w:hAnsi="Times New Roman"/>
+                <w:b w:val="0"/>
+                <w:sz w:val="24"/>
+              </w:rPr>
+              <w:t>Промежуточная аттестация</w:t>
+            </w:r>
+          </w:p>
+        </w:tc>
+        <w:tc>
+          <w:tcPr>
+            <w:tcW w:type="dxa" w:w="1361"/>
+            <w:vAlign w:val="center"/>
+          </w:tcPr>
+          <w:p>
+            <w:pPr>
+              <w:spacing w:before="0" w:after="20" w:line="240" w:lineRule="auto"/>
+              <w:jc w:val="center"/>
+            </w:pPr>
+            <w:r>
+              <w:rPr>
+                <w:rFonts w:ascii="Times New Roman" w:hAnsi="Times New Roman"/>
+                <w:b w:val="0"/>
+                <w:sz w:val="24"/>
+              </w:rPr>
+              <w:t>зачёт (З)</w:t>
+            </w:r>
+          </w:p>
+        </w:tc>
+        <w:tc>
+          <w:tcPr>
+            <w:tcW w:type="dxa" w:w="737"/>
+            <w:vAlign w:val="center"/>
+          </w:tcPr>
+          <w:p>
+            <w:pPr>
+              <w:spacing w:before="0" w:after="20" w:line="240" w:lineRule="auto"/>
+              <w:jc w:val="center"/>
+            </w:pPr>
+            <w:r>
+              <w:rPr>
+                <w:rFonts w:ascii="Times New Roman" w:hAnsi="Times New Roman"/>
+                <w:b w:val="0"/>
+                <w:sz w:val="24"/>
+              </w:rPr>
+              <w:t>0</w:t>
+            </w:r>
+          </w:p>
+        </w:tc>
+        <w:tc>
+          <w:tcPr>
+            <w:tcW w:type="dxa" w:w="1587"/>
+            <w:vAlign w:val="center"/>
+          </w:tcPr>
+          <w:p>
+            <w:pPr>
+              <w:spacing w:before="0" w:after="20" w:line="240" w:lineRule="auto"/>
+              <w:jc w:val="center"/>
+            </w:pPr>
+            <w:r>
+              <w:rPr>
+                <w:rFonts w:ascii="Times New Roman" w:hAnsi="Times New Roman"/>
+                <w:b w:val="0"/>
+                <w:sz w:val="24"/>
+              </w:rPr>
+              <w:t>0</w:t>
+            </w:r>
+          </w:p>
+        </w:tc>
+        <w:tc>
+          <w:tcPr>
+            <w:tcW w:type="dxa" w:w="3402"/>
+            <w:vAlign w:val="center"/>
+          </w:tcPr>
+          <w:p>
+            <w:pPr>
+              <w:spacing w:before="0" w:after="20" w:line="240" w:lineRule="auto"/>
+              <w:jc w:val="center"/>
+            </w:pPr>
+            <w:r>
+              <w:rPr>
+                <w:rFonts w:ascii="Times New Roman" w:hAnsi="Times New Roman"/>
+                <w:b w:val="0"/>
+                <w:sz w:val="24"/>
+              </w:rPr>
+              <w:t>0</w:t>
+            </w:r>
+          </w:p>
+        </w:tc>
+      </w:tr>
+      <w:tr>
+        <w:tc>
+          <w:tcPr>
+            <w:tcW w:type="dxa" w:w="454"/>
+            <w:vAlign w:val="center"/>
+          </w:tcPr>
+          <w:p>
+            <w:pPr>
+              <w:spacing w:before="0" w:after="20" w:line="240" w:lineRule="auto"/>
+              <w:jc w:val="center"/>
+            </w:pPr>
+            <w:r>
+              <w:rPr>
+                <w:rFonts w:ascii="Times New Roman" w:hAnsi="Times New Roman"/>
+                <w:b w:val="0"/>
+                <w:sz w:val="24"/>
+              </w:rPr>
+              <w:t>3</w:t>
+            </w:r>
+          </w:p>
+        </w:tc>
+        <w:tc>
+          <w:tcPr>
+            <w:tcW w:type="dxa" w:w="1814"/>
+            <w:vAlign w:val="center"/>
+          </w:tcPr>
+          <w:p>
+            <w:pPr>
+              <w:spacing w:before="0" w:after="20" w:line="240" w:lineRule="auto"/>
+              <w:jc w:val="left"/>
+            </w:pPr>
+            <w:r>
+              <w:rPr>
+                <w:rFonts w:ascii="Times New Roman" w:hAnsi="Times New Roman"/>
+                <w:b w:val="0"/>
+                <w:sz w:val="24"/>
+              </w:rPr>
+              <w:t>Промежуточная аттестация</w:t>
+            </w:r>
+          </w:p>
+        </w:tc>
+        <w:tc>
+          <w:tcPr>
+            <w:tcW w:type="dxa" w:w="1361"/>
+            <w:vAlign w:val="center"/>
+          </w:tcPr>
+          <w:p>
+            <w:pPr>
+              <w:spacing w:before="0" w:after="20" w:line="240" w:lineRule="auto"/>
+              <w:jc w:val="center"/>
+            </w:pPr>
+            <w:r>
+              <w:rPr>
+                <w:rFonts w:ascii="Times New Roman" w:hAnsi="Times New Roman"/>
+                <w:b w:val="0"/>
+                <w:sz w:val="24"/>
+              </w:rPr>
+              <w:t>зачёт с оценкой (ЗаО)</w:t>
+            </w:r>
+          </w:p>
+        </w:tc>
+        <w:tc>
+          <w:tcPr>
+            <w:tcW w:type="dxa" w:w="737"/>
+            <w:vAlign w:val="center"/>
+          </w:tcPr>
+          <w:p>
+            <w:pPr>
+              <w:spacing w:before="0" w:after="20" w:line="240" w:lineRule="auto"/>
+              <w:jc w:val="center"/>
+            </w:pPr>
+            <w:r>
+              <w:rPr>
+                <w:rFonts w:ascii="Times New Roman" w:hAnsi="Times New Roman"/>
+                <w:b w:val="0"/>
+                <w:sz w:val="24"/>
+              </w:rPr>
+              <w:t>—</w:t>
+            </w:r>
+          </w:p>
+        </w:tc>
+        <w:tc>
+          <w:tcPr>
+            <w:tcW w:type="dxa" w:w="1587"/>
+            <w:vAlign w:val="center"/>
+          </w:tcPr>
+          <w:p>
+            <w:pPr>
+              <w:spacing w:before="0" w:after="20" w:line="240" w:lineRule="auto"/>
+              <w:jc w:val="center"/>
+            </w:pPr>
+            <w:r>
+              <w:rPr>
+                <w:rFonts w:ascii="Times New Roman" w:hAnsi="Times New Roman"/>
+                <w:b w:val="0"/>
+                <w:sz w:val="24"/>
+              </w:rPr>
+              <w:t>—</w:t>
+            </w:r>
+          </w:p>
+        </w:tc>
+        <w:tc>
+          <w:tcPr>
+            <w:tcW w:type="dxa" w:w="3402"/>
+            <w:vAlign w:val="center"/>
+          </w:tcPr>
+          <w:p>
+            <w:pPr>
+              <w:spacing w:before="0" w:after="20" w:line="240" w:lineRule="auto"/>
+              <w:jc w:val="center"/>
+            </w:pPr>
+            <w:r>
+              <w:rPr>
+                <w:rFonts w:ascii="Times New Roman" w:hAnsi="Times New Roman"/>
+                <w:b w:val="0"/>
+                <w:sz w:val="24"/>
+              </w:rPr>
+              <w:t>—</w:t>
+            </w:r>
+          </w:p>
+        </w:tc>
+      </w:tr>
+      <w:tr>
+        <w:tc>
+          <w:tcPr>
+            <w:tcW w:type="dxa" w:w="454"/>
+            <w:vAlign w:val="center"/>
+          </w:tcPr>
+          <w:p>
+            <w:pPr>
+              <w:spacing w:before="0" w:after="20" w:line="240" w:lineRule="auto"/>
+              <w:jc w:val="center"/>
+            </w:pPr>
+            <w:r>
+              <w:rPr>
+                <w:rFonts w:ascii="Times New Roman" w:hAnsi="Times New Roman"/>
+                <w:b w:val="0"/>
+                <w:sz w:val="24"/>
+              </w:rPr>
+              <w:t>3</w:t>
+            </w:r>
+          </w:p>
+        </w:tc>
+        <w:tc>
+          <w:tcPr>
+            <w:tcW w:type="dxa" w:w="1814"/>
+            <w:vAlign w:val="center"/>
+          </w:tcPr>
+          <w:p>
+            <w:pPr>
+              <w:spacing w:before="0" w:after="20" w:line="240" w:lineRule="auto"/>
+              <w:jc w:val="left"/>
+            </w:pPr>
+            <w:r>
+              <w:rPr>
+                <w:rFonts w:ascii="Times New Roman" w:hAnsi="Times New Roman"/>
+                <w:b w:val="0"/>
+                <w:sz w:val="24"/>
+              </w:rPr>
+              <w:t>Промежуточная аттестация</w:t>
+            </w:r>
+          </w:p>
+        </w:tc>
+        <w:tc>
+          <w:tcPr>
+            <w:tcW w:type="dxa" w:w="1361"/>
+            <w:vAlign w:val="center"/>
+          </w:tcPr>
+          <w:p>
+            <w:pPr>
+              <w:spacing w:before="0" w:after="20" w:line="240" w:lineRule="auto"/>
+              <w:jc w:val="center"/>
+            </w:pPr>
+            <w:r>
+              <w:rPr>
+                <w:rFonts w:ascii="Times New Roman" w:hAnsi="Times New Roman"/>
+                <w:b w:val="0"/>
+                <w:sz w:val="24"/>
+              </w:rPr>
+              <w:t>экзамен (Э)</w:t>
+            </w:r>
+          </w:p>
+        </w:tc>
+        <w:tc>
+          <w:tcPr>
+            <w:tcW w:type="dxa" w:w="737"/>
+            <w:vAlign w:val="center"/>
+          </w:tcPr>
+          <w:p>
+            <w:pPr>
+              <w:spacing w:before="0" w:after="20" w:line="240" w:lineRule="auto"/>
+              <w:jc w:val="center"/>
+            </w:pPr>
+            <w:r>
+              <w:rPr>
+                <w:rFonts w:ascii="Times New Roman" w:hAnsi="Times New Roman"/>
+                <w:b w:val="0"/>
+                <w:sz w:val="24"/>
+              </w:rPr>
+              <w:t>—</w:t>
+            </w:r>
+          </w:p>
+        </w:tc>
+        <w:tc>
+          <w:tcPr>
+            <w:tcW w:type="dxa" w:w="1587"/>
+            <w:vAlign w:val="center"/>
+          </w:tcPr>
+          <w:p>
+            <w:pPr>
+              <w:spacing w:before="0" w:after="20" w:line="240" w:lineRule="auto"/>
+              <w:jc w:val="center"/>
+            </w:pPr>
+            <w:r>
+              <w:rPr>
+                <w:rFonts w:ascii="Times New Roman" w:hAnsi="Times New Roman"/>
+                <w:b w:val="0"/>
+                <w:sz w:val="24"/>
+              </w:rPr>
+              <w:t>—</w:t>
+            </w:r>
+          </w:p>
+        </w:tc>
+        <w:tc>
+          <w:tcPr>
+            <w:tcW w:type="dxa" w:w="3402"/>
+            <w:vAlign w:val="center"/>
+          </w:tcPr>
+          <w:p>
+            <w:pPr>
+              <w:spacing w:before="0" w:after="20" w:line="240" w:lineRule="auto"/>
+              <w:jc w:val="center"/>
+            </w:pPr>
+            <w:r>
+              <w:rPr>
+                <w:rFonts w:ascii="Times New Roman" w:hAnsi="Times New Roman"/>
+                <w:b w:val="0"/>
+                <w:sz w:val="24"/>
+              </w:rPr>
+              <w:t>—</w:t>
+            </w:r>
+          </w:p>
+        </w:tc>
+      </w:tr>
+      <w:tr>
+        <w:tc>
+          <w:tcPr>
+            <w:tcW w:type="dxa" w:w="454"/>
+            <w:vAlign w:val="center"/>
+          </w:tcPr>
+          <w:p>
+            <w:pPr>
+              <w:spacing w:before="0" w:after="20" w:line="240" w:lineRule="auto"/>
+              <w:jc w:val="center"/>
+            </w:pPr>
+            <w:r>
+              <w:rPr>
+                <w:rFonts w:ascii="Times New Roman" w:hAnsi="Times New Roman"/>
+                <w:b w:val="0"/>
+                <w:sz w:val="24"/>
+              </w:rPr>
+            </w:r>
+          </w:p>
+        </w:tc>
+        <w:tc>
+          <w:tcPr>
+            <w:tcW w:type="dxa" w:w="3175"/>
+            <w:gridSpan w:val="2"/>
+            <w:vAlign w:val="center"/>
+          </w:tcPr>
+          <w:p>
+            <w:pPr>
+              <w:spacing w:before="0" w:after="20" w:line="240" w:lineRule="auto"/>
+              <w:jc w:val="left"/>
+            </w:pPr>
+            <w:r>
+              <w:rPr>
+                <w:rFonts w:ascii="Times New Roman" w:hAnsi="Times New Roman"/>
+                <w:b w:val="0"/>
+                <w:sz w:val="24"/>
+              </w:rPr>
+            </w:r>
+          </w:p>
+        </w:tc>
+        <w:tc>
+          <w:tcPr>
+            <w:tcW w:type="dxa" w:w="737"/>
+          </w:tcPr>
+          <w:p/>
+        </w:tc>
+        <w:tc>
+          <w:tcPr>
+            <w:tcW w:type="dxa" w:w="1587"/>
+          </w:tcPr>
+          <w:p/>
+        </w:tc>
+        <w:tc>
+          <w:tcPr>
+            <w:tcW w:type="dxa" w:w="3402"/>
+          </w:tcPr>
+          <w:p/>
+        </w:tc>
+      </w:tr>
+      <w:tr>
+        <w:tc>
+          <w:tcPr>
+            <w:tcW w:type="dxa" w:w="454"/>
+            <w:vAlign w:val="center"/>
+          </w:tcPr>
+          <w:p>
+            <w:pPr>
+              <w:spacing w:before="0" w:after="20" w:line="240" w:lineRule="auto"/>
+              <w:jc w:val="center"/>
+            </w:pPr>
+            <w:r>
+              <w:rPr>
+                <w:rFonts w:ascii="Times New Roman" w:hAnsi="Times New Roman"/>
+                <w:b w:val="0"/>
+                <w:sz w:val="24"/>
+              </w:rPr>
+            </w:r>
+          </w:p>
+        </w:tc>
+        <w:tc>
+          <w:tcPr>
+            <w:tcW w:type="dxa" w:w="1814"/>
+            <w:vAlign w:val="center"/>
+          </w:tcPr>
+          <w:p>
+            <w:pPr>
+              <w:spacing w:before="0" w:after="20" w:line="240" w:lineRule="auto"/>
+              <w:jc w:val="left"/>
+            </w:pPr>
+            <w:r>
+              <w:rPr>
+                <w:rFonts w:ascii="Times New Roman" w:hAnsi="Times New Roman"/>
                 <w:b/>
-              </w:rPr>
-              <w:t>Общая трудоемкость, зачетных единиц</w:t>
-            </w:r>
-          </w:p>
-        </w:tc>
-        <w:tc>
-          <w:tcPr>
-            <w:tcW w:w="1230" w:type="dxa"/>
+                <w:sz w:val="24"/>
+              </w:rPr>
+              <w:t>ИТОГО: общая трудоёмкость</w:t>
+            </w:r>
+          </w:p>
+        </w:tc>
+        <w:tc>
+          <w:tcPr>
+            <w:tcW w:type="dxa" w:w="1361"/>
             <w:vAlign w:val="center"/>
           </w:tcPr>
           <w:p>
             <w:pPr>
-              <w:spacing w:before="0" w:after="0" w:line="240" w:lineRule="auto"/>
+              <w:spacing w:before="0" w:after="20" w:line="240" w:lineRule="auto"/>
               <w:jc w:val="center"/>
             </w:pPr>
             <w:r>
               <w:rPr>
-                <w:rFonts w:ascii="Times New Roman" w:hAnsi="Times New Roman" w:cs="Times New Roman"/>
-                <w:sz w:val="24"/>
+                <w:rFonts w:ascii="Times New Roman" w:hAnsi="Times New Roman"/>
+                <w:b w:val="0"/>
+                <w:sz w:val="24"/>
+              </w:rPr>
+              <w:t>часов</w:t>
+            </w:r>
+          </w:p>
+        </w:tc>
+        <w:tc>
+          <w:tcPr>
+            <w:tcW w:type="dxa" w:w="737"/>
+            <w:vAlign w:val="center"/>
+          </w:tcPr>
+          <w:p>
+            <w:pPr>
+              <w:spacing w:before="0" w:after="20" w:line="240" w:lineRule="auto"/>
+              <w:jc w:val="center"/>
+            </w:pPr>
+            <w:r>
+              <w:rPr>
+                <w:rFonts w:ascii="Times New Roman" w:hAnsi="Times New Roman"/>
                 <w:b/>
+                <w:sz w:val="24"/>
+              </w:rPr>
+              <w:t>72</w:t>
+            </w:r>
+          </w:p>
+        </w:tc>
+        <w:tc>
+          <w:tcPr>
+            <w:tcW w:type="dxa" w:w="1587"/>
+            <w:vAlign w:val="center"/>
+          </w:tcPr>
+          <w:p>
+            <w:pPr>
+              <w:spacing w:before="0" w:after="20" w:line="240" w:lineRule="auto"/>
+              <w:jc w:val="center"/>
+            </w:pPr>
+            <w:r>
+              <w:rPr>
+                <w:rFonts w:ascii="Times New Roman" w:hAnsi="Times New Roman"/>
+                <w:b w:val="0"/>
+                <w:sz w:val="24"/>
+              </w:rPr>
+              <w:t>0</w:t>
+            </w:r>
+          </w:p>
+        </w:tc>
+        <w:tc>
+          <w:tcPr>
+            <w:tcW w:type="dxa" w:w="3402"/>
+            <w:vAlign w:val="center"/>
+          </w:tcPr>
+          <w:p>
+            <w:pPr>
+              <w:spacing w:before="0" w:after="20" w:line="240" w:lineRule="auto"/>
+              <w:jc w:val="center"/>
+            </w:pPr>
+            <w:r>
+              <w:rPr>
+                <w:rFonts w:ascii="Times New Roman" w:hAnsi="Times New Roman"/>
+                <w:b/>
+                <w:sz w:val="24"/>
+              </w:rPr>
+              <w:t>72</w:t>
+            </w:r>
+          </w:p>
+        </w:tc>
+      </w:tr>
+      <w:tr>
+        <w:tc>
+          <w:tcPr>
+            <w:tcW w:type="dxa" w:w="454"/>
+            <w:vAlign w:val="center"/>
+          </w:tcPr>
+          <w:p>
+            <w:pPr>
+              <w:spacing w:before="0" w:after="20" w:line="240" w:lineRule="auto"/>
+              <w:jc w:val="center"/>
+            </w:pPr>
+            <w:r>
+              <w:rPr>
+                <w:rFonts w:ascii="Times New Roman" w:hAnsi="Times New Roman"/>
+                <w:b w:val="0"/>
+                <w:sz w:val="24"/>
+              </w:rPr>
+            </w:r>
+          </w:p>
+        </w:tc>
+        <w:tc>
+          <w:tcPr>
+            <w:tcW w:type="dxa" w:w="1814"/>
+            <w:vAlign w:val="center"/>
+          </w:tcPr>
+          <w:p>
+            <w:pPr>
+              <w:spacing w:before="0" w:after="20" w:line="240" w:lineRule="auto"/>
+              <w:jc w:val="left"/>
+            </w:pPr>
+            <w:r>
+              <w:rPr>
+                <w:rFonts w:ascii="Times New Roman" w:hAnsi="Times New Roman"/>
+                <w:b/>
+                <w:sz w:val="24"/>
+              </w:rPr>
+              <w:t>ИТОГО: общая трудоёмкость</w:t>
+            </w:r>
+          </w:p>
+        </w:tc>
+        <w:tc>
+          <w:tcPr>
+            <w:tcW w:type="dxa" w:w="1361"/>
+            <w:vAlign w:val="center"/>
+          </w:tcPr>
+          <w:p>
+            <w:pPr>
+              <w:spacing w:before="0" w:after="20" w:line="240" w:lineRule="auto"/>
+              <w:jc w:val="center"/>
+            </w:pPr>
+            <w:r>
+              <w:rPr>
+                <w:rFonts w:ascii="Times New Roman" w:hAnsi="Times New Roman"/>
+                <w:b w:val="0"/>
+                <w:sz w:val="24"/>
+              </w:rPr>
+              <w:t>з.е.</w:t>
+            </w:r>
+          </w:p>
+        </w:tc>
+        <w:tc>
+          <w:tcPr>
+            <w:tcW w:type="dxa" w:w="737"/>
+            <w:vAlign w:val="center"/>
+          </w:tcPr>
+          <w:p>
+            <w:pPr>
+              <w:spacing w:before="0" w:after="20" w:line="240" w:lineRule="auto"/>
+              <w:jc w:val="center"/>
+            </w:pPr>
+            <w:r>
+              <w:rPr>
+                <w:rFonts w:ascii="Times New Roman" w:hAnsi="Times New Roman"/>
+                <w:b/>
+                <w:sz w:val="24"/>
               </w:rPr>
               <w:t>2</w:t>
             </w:r>
@@ -3772,19 +4880,39 @@
         </w:tc>
         <w:tc>
           <w:tcPr>
-            <w:tcW w:w="1230" w:type="dxa"/>
+            <w:tcW w:type="dxa" w:w="1587"/>
             <w:vAlign w:val="center"/>
           </w:tcPr>
           <w:p>
             <w:pPr>
-              <w:spacing w:before="0" w:after="0" w:line="240" w:lineRule="auto"/>
+              <w:spacing w:before="0" w:after="20" w:line="240" w:lineRule="auto"/>
               <w:jc w:val="center"/>
             </w:pPr>
             <w:r>
               <w:rPr>
-                <w:rFonts w:ascii="Times New Roman" w:hAnsi="Times New Roman" w:cs="Times New Roman"/>
-                <w:sz w:val="24"/>
+                <w:rFonts w:ascii="Times New Roman" w:hAnsi="Times New Roman"/>
+                <w:b w:val="0"/>
+                <w:sz w:val="24"/>
+              </w:rPr>
+              <w:t>—</w:t>
+            </w:r>
+          </w:p>
+        </w:tc>
+        <w:tc>
+          <w:tcPr>
+            <w:tcW w:type="dxa" w:w="3402"/>
+            <w:vAlign w:val="center"/>
+          </w:tcPr>
+          <w:p>
+            <w:pPr>
+              <w:spacing w:before="0" w:after="20" w:line="240" w:lineRule="auto"/>
+              <w:jc w:val="center"/>
+            </w:pPr>
+            <w:r>
+              <w:rPr>
+                <w:rFonts w:ascii="Times New Roman" w:hAnsi="Times New Roman"/>
                 <w:b/>
+                <w:sz w:val="24"/>
               </w:rPr>
               <w:t>2</w:t>
             </w:r>
@@ -3852,6 +4980,7 @@
     </w:p>
     <w:p>
       <w:pPr>
+        <w:keepNext/>
         <w:spacing w:after="0" w:line="240" w:lineRule="auto"/>
         <w:ind w:firstLine="567"/>
         <w:rPr>
@@ -3863,48 +4992,17 @@
       <w:r>
         <w:rPr>
           <w:rFonts w:ascii="Times New Roman" w:hAnsi="Times New Roman"/>
-          <w:sz w:val="28"/>
-          <w:szCs w:val="28"/>
-        </w:rPr>
-        <w:br w:type="page"/>
-      </w:r>
-      <w:r>
-        <w:rPr>
-          <w:rFonts w:ascii="Times New Roman" w:hAnsi="Times New Roman"/>
-          <w:sz w:val="28"/>
-          <w:szCs w:val="28"/>
-        </w:rPr>
-        <w:lastRenderedPageBreak/>
-        <w:t>2</w:t>
-      </w:r>
-      <w:r>
-        <w:rPr>
-          <w:rFonts w:ascii="Times New Roman" w:hAnsi="Times New Roman"/>
-          <w:sz w:val="28"/>
-          <w:szCs w:val="28"/>
-        </w:rPr>
-        <w:t xml:space="preserve">. </w:t>
-      </w:r>
-      <w:r>
-        <w:rPr>
-          <w:rFonts w:ascii="Times New Roman" w:hAnsi="Times New Roman"/>
-          <w:sz w:val="28"/>
-          <w:szCs w:val="28"/>
-        </w:rPr>
-        <w:tab/>
-        <w:t>СОДЕРЖАНИЕ ДИСЦИПЛИНЫ</w:t>
-      </w:r>
-      <w:r>
-        <w:rPr>
-          <w:rFonts w:ascii="Times New Roman" w:hAnsi="Times New Roman"/>
-          <w:sz w:val="28"/>
-          <w:szCs w:val="28"/>
-        </w:rPr>
-        <w:t xml:space="preserve"> </w:t>
+          <w:b/>
+          <w:color w:val="000000"/>
+          <w:sz w:val="28"/>
+          <w:szCs w:val="28"/>
+        </w:rPr>
+        <w:t xml:space="preserve">2. СОДЕРЖАНИЕ ДИСЦИПЛИНЫ (МОДУЛЯ)</w:t>
       </w:r>
     </w:p>
     <w:p>
       <w:pPr>
+        <w:keepNext/>
         <w:spacing w:after="0" w:line="240" w:lineRule="auto"/>
         <w:ind w:firstLine="567"/>
         <w:jc w:val="both"/>
@@ -3917,18 +5015,12 @@
       <w:r>
         <w:rPr>
           <w:rFonts w:ascii="Times New Roman" w:hAnsi="Times New Roman"/>
-          <w:sz w:val="28"/>
-          <w:szCs w:val="28"/>
-        </w:rPr>
-        <w:t xml:space="preserve">2.1. </w:t>
-      </w:r>
-      <w:r>
-        <w:rPr>
-          <w:rFonts w:ascii="Times New Roman" w:hAnsi="Times New Roman"/>
-          <w:sz w:val="28"/>
-          <w:szCs w:val="28"/>
-        </w:rPr>
-        <w:t xml:space="preserve">Содержание разделов учебной дисциплины </w:t>
+          <w:b/>
+          <w:color w:val="000000"/>
+          <w:sz w:val="28"/>
+          <w:szCs w:val="28"/>
+        </w:rPr>
+        <w:t xml:space="preserve">2.1. Содержание разделов дисциплины (модуля)</w:t>
       </w:r>
     </w:p>
     <w:tbl>
@@ -3968,34 +5060,20 @@
               <w:right w:w="108" w:type="dxa"/>
             </w:tcMar>
             <w:textDirection w:val="btLr"/>
-          </w:tcPr>
-          <w:p>
-            <w:pPr>
-              <w:spacing w:after="0" w:line="240" w:lineRule="auto"/>
+            <w:vAlign w:val="center"/>
+          </w:tcPr>
+          <w:p>
+            <w:pPr>
+              <w:spacing w:before="0" w:after="20" w:line="240" w:lineRule="auto"/>
               <w:jc w:val="center"/>
-              <w:rPr>
-                <w:rFonts w:ascii="Times New Roman" w:hAnsi="Times New Roman"/>
-                <w:sz w:val="24"/>
-                <w:szCs w:val="24"/>
-              </w:rPr>
-            </w:pPr>
-            <w:r>
-              <w:rPr>
-                <w:rFonts w:ascii="Times New Roman" w:eastAsia="Segoe UI Symbol" w:hAnsi="Times New Roman"/>
-                <w:color w:val="000000"/>
-                <w:sz w:val="24"/>
-                <w:szCs w:val="24"/>
-              </w:rPr>
-              <w:t>№</w:t>
-            </w:r>
-            <w:r>
-              <w:rPr>
-                <w:rFonts w:ascii="Times New Roman" w:eastAsia="Times New Roman" w:hAnsi="Times New Roman"/>
-                <w:color w:val="000000"/>
-                <w:sz w:val="24"/>
-                <w:szCs w:val="24"/>
-              </w:rPr>
-              <w:t xml:space="preserve"> семестра</w:t>
+            </w:pPr>
+            <w:r>
+              <w:rPr>
+                <w:rFonts w:ascii="Times New Roman" w:hAnsi="Times New Roman"/>
+                <w:b/>
+                <w:sz w:val="24"/>
+              </w:rPr>
+              <w:t>№ семестра/курса</w:t>
             </w:r>
           </w:p>
         </w:tc>
@@ -8020,65 +9098,6 @@
     </w:p>
     <w:p>
       <w:pPr>
-        <w:pStyle w:val="ac"/>
-        <w:numPr>
-          <w:ilvl w:val="1"/>
-          <w:numId w:val="15"/>
-        </w:numPr>
-        <w:jc w:val="both"/>
-        <w:rPr>
-          <w:sz w:val="28"/>
-          <w:szCs w:val="28"/>
-          <w:lang w:val="ru-RU"/>
-        </w:rPr>
-      </w:pPr>
-      <w:r>
-        <w:rPr>
-          <w:sz w:val="28"/>
-          <w:szCs w:val="28"/>
-          <w:lang w:val="ru-RU"/>
-        </w:rPr>
-        <w:t>Перечень лабораторных работ (при наличии), примерная тематика курсовых работ (при наличии)</w:t>
-      </w:r>
-    </w:p>
-    <w:p>
-      <w:pPr>
-        <w:pStyle w:val="ae"/>
-        <w:ind w:firstLine="567"/>
-        <w:jc w:val="both"/>
-        <w:rPr>
-          <w:i/>
-          <w:lang w:val="ru-RU"/>
-        </w:rPr>
-      </w:pPr>
-      <w:r>
-        <w:rPr>
-          <w:i/>
-          <w:lang w:val="ru-RU"/>
-        </w:rPr>
-        <w:t>Лабораторные работы не предусмотрены</w:t>
-      </w:r>
-    </w:p>
-    <w:p>
-      <w:pPr>
-        <w:pStyle w:val="ae"/>
-        <w:ind w:firstLine="567"/>
-        <w:jc w:val="both"/>
-        <w:rPr>
-          <w:i/>
-          <w:lang w:val="ru-RU"/>
-        </w:rPr>
-      </w:pPr>
-      <w:r>
-        <w:rPr>
-          <w:i/>
-          <w:lang w:val="ru-RU"/>
-        </w:rPr>
-        <w:t>Курсовые работы не предусмотрены</w:t>
-      </w:r>
-    </w:p>
-    <w:p>
-      <w:pPr>
         <w:spacing w:after="0" w:line="240" w:lineRule="auto"/>
         <w:ind w:firstLine="567"/>
         <w:jc w:val="both"/>
@@ -8092,10 +9111,7 @@
     <w:p>
       <w:pPr>
         <w:pStyle w:val="ac"/>
-        <w:numPr>
-          <w:ilvl w:val="0"/>
-          <w:numId w:val="15"/>
-        </w:numPr>
+        <w:keepNext/>
         <w:jc w:val="center"/>
         <w:rPr>
           <w:sz w:val="28"/>
@@ -8105,11 +9121,14 @@
       </w:pPr>
       <w:r>
         <w:rPr>
+          <w:rFonts w:ascii="Times New Roman" w:hAnsi="Times New Roman"/>
+          <w:b/>
+          <w:color w:val="000000"/>
           <w:sz w:val="28"/>
           <w:szCs w:val="28"/>
           <w:lang w:val="ru-RU"/>
         </w:rPr>
-        <w:t>САМОСТОЯТЕЛЬНАЯ РАБОТА СТУДЕНТА</w:t>
+        <w:t xml:space="preserve">3. САМОСТОЯТЕЛЬНАЯ РАБОТА ОБУЧАЮЩЕГОСЯ</w:t>
       </w:r>
     </w:p>
     <w:p>
@@ -8123,6 +9142,7 @@
           <w:szCs w:val="28"/>
           <w:lang w:val="ru-RU"/>
         </w:rPr>
+        <w:keepNext/>
       </w:pPr>
     </w:p>
     <w:p>
@@ -8159,18 +9179,11 @@
       <w:r>
         <w:rPr>
           <w:rFonts w:ascii="Times New Roman" w:hAnsi="Times New Roman"/>
-          <w:sz w:val="28"/>
-          <w:szCs w:val="28"/>
-        </w:rPr>
-        <w:t>Видами СРС являются</w:t>
-      </w:r>
-      <w:r>
-        <w:rPr>
-          <w:rFonts w:ascii="Times New Roman" w:hAnsi="Times New Roman"/>
-          <w:sz w:val="28"/>
-          <w:szCs w:val="28"/>
-        </w:rPr>
-        <w:t>:</w:t>
+          <w:color w:val="000000"/>
+          <w:sz w:val="28"/>
+          <w:szCs w:val="28"/>
+        </w:rPr>
+        <w:t xml:space="preserve">Видами самостоятельной работы обучающегося являются:</w:t>
       </w:r>
     </w:p>
     <w:p>
@@ -8378,314 +9391,69 @@
     </w:p>
     <w:p>
       <w:pPr>
-        <w:pStyle w:val="ac"/>
-        <w:numPr>
-          <w:ilvl w:val="0"/>
-          <w:numId w:val="15"/>
-        </w:numPr>
-        <w:ind w:left="0" w:right="-2" w:firstLine="0"/>
-        <w:jc w:val="center"/>
-        <w:rPr>
-          <w:sz w:val="28"/>
-          <w:szCs w:val="28"/>
-          <w:lang w:val="ru-RU"/>
-        </w:rPr>
-      </w:pPr>
-      <w:r>
-        <w:rPr>
-          <w:sz w:val="28"/>
-          <w:szCs w:val="28"/>
-          <w:lang w:val="ru-RU"/>
-        </w:rPr>
-        <w:t xml:space="preserve">ОЦЕНОЧНЫЕ СРЕДСТВА ДЛЯ </w:t>
-      </w:r>
-      <w:r>
-        <w:rPr>
-          <w:sz w:val="28"/>
-          <w:szCs w:val="28"/>
-          <w:lang w:val="ru-RU"/>
-        </w:rPr>
-        <w:t>ТЕКУЩЕГО КОНТРОЛЯ УСПЕВА</w:t>
-      </w:r>
-      <w:r>
-        <w:rPr>
-          <w:sz w:val="28"/>
-          <w:szCs w:val="28"/>
-          <w:lang w:val="ru-RU"/>
-        </w:rPr>
-        <w:t>Е</w:t>
-      </w:r>
-      <w:r>
-        <w:rPr>
-          <w:sz w:val="28"/>
-          <w:szCs w:val="28"/>
-          <w:lang w:val="ru-RU"/>
-        </w:rPr>
-        <w:t>МОСТИ И ПРОМЕЖУТОЧНОЙ АТТЕСТАЦИИ</w:t>
+        <w:keepNext/>
+        <w:spacing w:after="160"/>
+      </w:pPr>
+      <w:r>
+        <w:rPr>
+          <w:rFonts w:ascii="Times New Roman" w:hAnsi="Times New Roman"/>
+          <w:b/>
+          <w:sz w:val="28"/>
+        </w:rPr>
+        <w:t>4. ОЦЕНОЧНЫЕ СРЕДСТВА ДЛЯ ТЕКУЩЕГО КОНТРОЛЯ УСПЕВАЕМОСТИ И ПРОМЕЖУТОЧНОЙ АТТЕСТАЦИИ</w:t>
       </w:r>
     </w:p>
     <w:p>
       <w:pPr>
-        <w:pStyle w:val="ac"/>
-        <w:ind w:left="0" w:right="-2" w:firstLine="0"/>
-        <w:jc w:val="center"/>
-        <w:rPr>
-          <w:sz w:val="28"/>
-          <w:szCs w:val="28"/>
-          <w:lang w:val="ru-RU"/>
-        </w:rPr>
-      </w:pPr>
-      <w:r>
-        <w:rPr>
-          <w:sz w:val="28"/>
-          <w:szCs w:val="28"/>
-          <w:lang w:val="ru-RU"/>
-        </w:rPr>
-        <w:t xml:space="preserve"> </w:t>
-      </w:r>
-      <w:r>
-        <w:rPr>
-          <w:sz w:val="28"/>
-          <w:szCs w:val="28"/>
-          <w:lang w:val="ru-RU"/>
-        </w:rPr>
-        <w:t>(</w:t>
-      </w:r>
-      <w:r>
-        <w:rPr>
-          <w:i/>
-          <w:sz w:val="28"/>
-          <w:szCs w:val="28"/>
-          <w:lang w:val="ru-RU"/>
-        </w:rPr>
-        <w:t>см</w:t>
-      </w:r>
-      <w:r>
-        <w:rPr>
-          <w:sz w:val="28"/>
-          <w:szCs w:val="28"/>
-          <w:lang w:val="ru-RU"/>
-        </w:rPr>
-        <w:t xml:space="preserve">. </w:t>
-      </w:r>
-      <w:r>
-        <w:rPr>
-          <w:i/>
-          <w:sz w:val="28"/>
-          <w:szCs w:val="28"/>
-          <w:lang w:val="ru-RU"/>
-        </w:rPr>
-        <w:t>Фонд оценочных средств</w:t>
-      </w:r>
-      <w:r>
-        <w:rPr>
-          <w:sz w:val="28"/>
-          <w:szCs w:val="28"/>
-          <w:lang w:val="ru-RU"/>
-        </w:rPr>
-        <w:t>)</w:t>
+        <w:spacing w:after="160"/>
+      </w:pPr>
+      <w:r>
+        <w:rPr>
+          <w:rFonts w:ascii="Times New Roman" w:hAnsi="Times New Roman"/>
+          <w:b w:val="0"/>
+          <w:sz w:val="28"/>
+        </w:rPr>
+        <w:t>4.1. Формы текущего контроля успеваемости указаны в Оценочных средствах.</w:t>
       </w:r>
     </w:p>
     <w:p>
       <w:pPr>
-        <w:pStyle w:val="ac"/>
-        <w:ind w:left="0" w:right="-2" w:firstLine="0"/>
-        <w:rPr>
-          <w:sz w:val="28"/>
-          <w:lang w:val="ru-RU"/>
-        </w:rPr>
-      </w:pPr>
-      <w:r>
-        <w:rPr>
-          <w:sz w:val="28"/>
-          <w:lang w:val="ru-RU"/>
-        </w:rPr>
-        <w:t xml:space="preserve">4.1. </w:t>
-      </w:r>
-      <w:r>
-        <w:rPr>
-          <w:sz w:val="28"/>
-          <w:lang w:val="ru-RU"/>
-        </w:rPr>
-        <w:t>Рейтинговая система оценки знаний обучающихся по дисциплине</w:t>
+        <w:spacing w:after="160"/>
+      </w:pPr>
+      <w:r>
+        <w:rPr>
+          <w:rFonts w:ascii="Times New Roman" w:hAnsi="Times New Roman"/>
+          <w:b w:val="0"/>
+          <w:sz w:val="28"/>
+        </w:rPr>
+        <w:t>4.2. Рейтинговая система оценки знаний обучающихся по дисциплине (модулю): нет.</w:t>
       </w:r>
     </w:p>
     <w:p>
       <w:pPr>
-        <w:pStyle w:val="ac"/>
-        <w:ind w:left="0" w:right="-2" w:firstLine="0"/>
-        <w:rPr>
-          <w:i/>
-          <w:sz w:val="28"/>
-          <w:lang w:val="ru-RU"/>
-        </w:rPr>
-      </w:pPr>
-      <w:r>
-        <w:rPr>
-          <w:i/>
-          <w:sz w:val="28"/>
-          <w:lang w:val="ru-RU"/>
-        </w:rPr>
-        <w:t>Рейтинговая система не используется</w:t>
+        <w:spacing w:after="160"/>
+      </w:pPr>
+      <w:r>
+        <w:rPr>
+          <w:rFonts w:ascii="Times New Roman" w:hAnsi="Times New Roman"/>
+          <w:b w:val="0"/>
+          <w:sz w:val="28"/>
+        </w:rPr>
+        <w:t>4.3. Лабораторные работы: нет.</w:t>
       </w:r>
     </w:p>
     <w:p>
       <w:pPr>
-        <w:pStyle w:val="ac"/>
-        <w:ind w:left="0" w:right="-2" w:firstLine="0"/>
-        <w:rPr>
-          <w:i/>
-          <w:sz w:val="28"/>
-          <w:lang w:val="ru-RU"/>
-        </w:rPr>
-      </w:pPr>
-    </w:p>
-    <w:p>
-      <w:pPr>
-        <w:pStyle w:val="ac"/>
-        <w:ind w:left="0" w:right="-2" w:firstLine="0"/>
-        <w:rPr>
-          <w:iCs/>
-          <w:sz w:val="28"/>
-          <w:lang w:val="ru-RU"/>
-        </w:rPr>
-      </w:pPr>
-      <w:r>
-        <w:rPr>
-          <w:iCs/>
-          <w:sz w:val="28"/>
-          <w:lang w:val="ru-RU"/>
-        </w:rPr>
-        <w:t xml:space="preserve">4.2. </w:t>
-      </w:r>
-      <w:bookmarkStart w:id="0" w:name="_Hlk102325634"/>
-      <w:r>
-        <w:rPr>
-          <w:sz w:val="28"/>
-          <w:lang w:val="ru-RU"/>
-        </w:rPr>
-        <w:t>Формы текущего контроля успеваемости по дисциплине</w:t>
-      </w:r>
-      <w:bookmarkEnd w:id="0"/>
-    </w:p>
-    <w:p>
-      <w:pPr>
-        <w:pStyle w:val="ac"/>
-        <w:ind w:left="0" w:right="-2" w:firstLine="709"/>
-        <w:jc w:val="both"/>
-        <w:rPr>
-          <w:color w:val="000000"/>
-          <w:sz w:val="27"/>
-          <w:szCs w:val="27"/>
-          <w:lang w:val="ru-RU"/>
-        </w:rPr>
-      </w:pPr>
-      <w:r>
-        <w:rPr>
-          <w:color w:val="000000"/>
-          <w:sz w:val="27"/>
-          <w:szCs w:val="27"/>
-          <w:lang w:val="ru-RU"/>
-        </w:rPr>
-        <w:t>С</w:t>
-      </w:r>
-      <w:r>
-        <w:rPr>
-          <w:color w:val="000000"/>
-          <w:sz w:val="27"/>
-          <w:szCs w:val="27"/>
-          <w:lang w:val="ru-RU"/>
-        </w:rPr>
-        <w:t xml:space="preserve">дача </w:t>
-      </w:r>
-      <w:r>
-        <w:rPr>
-          <w:color w:val="000000"/>
-          <w:sz w:val="27"/>
-          <w:szCs w:val="27"/>
-          <w:lang w:val="ru-RU"/>
-        </w:rPr>
-        <w:t>контрольных нормативов (для групп спец. «Б» и освобожденных студентов от практических занятий – подготовка рефератов и презентаций)</w:t>
-      </w:r>
-    </w:p>
-    <w:p>
-      <w:pPr>
-        <w:pStyle w:val="ac"/>
-        <w:ind w:left="0" w:right="-2" w:firstLine="709"/>
-        <w:jc w:val="both"/>
-        <w:rPr>
-          <w:iCs/>
-          <w:sz w:val="28"/>
-          <w:lang w:val="ru-RU"/>
-        </w:rPr>
-      </w:pPr>
-      <w:r>
-        <w:rPr>
-          <w:color w:val="000000"/>
-          <w:sz w:val="27"/>
-          <w:szCs w:val="27"/>
-          <w:lang w:val="ru-RU"/>
-        </w:rPr>
-        <w:t>С</w:t>
-      </w:r>
-      <w:proofErr w:type="spellStart"/>
-      <w:r>
-        <w:rPr>
-          <w:color w:val="000000"/>
-          <w:sz w:val="27"/>
-          <w:szCs w:val="27"/>
-        </w:rPr>
-        <w:t>дача</w:t>
-      </w:r>
-      <w:proofErr w:type="spellEnd"/>
-      <w:r>
-        <w:rPr>
-          <w:color w:val="000000"/>
-          <w:sz w:val="27"/>
-          <w:szCs w:val="27"/>
-        </w:rPr>
-        <w:t xml:space="preserve"> </w:t>
-      </w:r>
-      <w:proofErr w:type="spellStart"/>
-      <w:r>
-        <w:rPr>
-          <w:color w:val="000000"/>
-          <w:sz w:val="27"/>
-          <w:szCs w:val="27"/>
-        </w:rPr>
-        <w:t>теоретического</w:t>
-      </w:r>
-      <w:proofErr w:type="spellEnd"/>
-      <w:r>
-        <w:rPr>
-          <w:color w:val="000000"/>
-          <w:sz w:val="27"/>
-          <w:szCs w:val="27"/>
-        </w:rPr>
-        <w:t xml:space="preserve"> </w:t>
-      </w:r>
-      <w:proofErr w:type="spellStart"/>
-      <w:r>
-        <w:rPr>
-          <w:color w:val="000000"/>
-          <w:sz w:val="27"/>
-          <w:szCs w:val="27"/>
-        </w:rPr>
-        <w:t>зачёта</w:t>
-      </w:r>
-      <w:proofErr w:type="spellEnd"/>
-    </w:p>
-    <w:p>
-      <w:pPr>
-        <w:pStyle w:val="ac"/>
-        <w:ind w:left="0" w:right="-2" w:firstLine="0"/>
-        <w:jc w:val="center"/>
-        <w:rPr>
-          <w:sz w:val="28"/>
-          <w:szCs w:val="28"/>
-          <w:lang w:val="ru-RU"/>
-        </w:rPr>
-      </w:pPr>
+        <w:spacing w:after="160"/>
+      </w:pPr>
+      <w:r>
+        <w:rPr>
+          <w:rFonts w:ascii="Times New Roman" w:hAnsi="Times New Roman"/>
+          <w:b w:val="0"/>
+          <w:sz w:val="28"/>
+        </w:rPr>
+        <w:t>4.4. Курсовая работа/курсовой проект: нет.</w:t>
+      </w:r>
     </w:p>
     <w:p>
       <w:pPr>
@@ -8889,25 +9657,18 @@
           <w:tcPr>
             <w:tcW w:w="567" w:type="dxa"/>
             <w:shd w:val="clear" w:color="auto" w:fill="auto"/>
-          </w:tcPr>
-          <w:p>
-            <w:pPr>
-              <w:pStyle w:val="TableParagraph"/>
-              <w:ind w:left="14"/>
+            <w:vAlign w:val="center"/>
+          </w:tcPr>
+          <w:p>
+            <w:pPr>
+              <w:spacing w:before="0" w:after="20" w:line="240" w:lineRule="auto"/>
               <w:jc w:val="center"/>
-              <w:rPr>
-                <w:i/>
-                <w:sz w:val="16"/>
-                <w:szCs w:val="16"/>
-                <w:lang w:val="ru-RU"/>
-              </w:rPr>
-            </w:pPr>
-            <w:r>
-              <w:rPr>
-                <w:i/>
-                <w:sz w:val="16"/>
-                <w:szCs w:val="16"/>
-                <w:lang w:val="ru-RU"/>
+            </w:pPr>
+            <w:r>
+              <w:rPr>
+                <w:rFonts w:ascii="Times New Roman" w:hAnsi="Times New Roman"/>
+                <w:b w:val="0"/>
+                <w:sz w:val="24"/>
               </w:rPr>
               <w:t>1</w:t>
             </w:r>
@@ -8950,26 +9711,367 @@
           <w:tcPr>
             <w:tcW w:w="567" w:type="dxa"/>
             <w:shd w:val="clear" w:color="auto" w:fill="auto"/>
+            <w:vAlign w:val="center"/>
+          </w:tcPr>
+          <w:p>
+            <w:pPr>
+              <w:spacing w:before="0" w:after="20" w:line="240" w:lineRule="auto"/>
+              <w:jc w:val="center"/>
+            </w:pPr>
+            <w:r>
+              <w:rPr>
+                <w:rFonts w:ascii="Times New Roman" w:hAnsi="Times New Roman"/>
+                <w:b w:val="0"/>
+                <w:sz w:val="24"/>
+              </w:rPr>
+              <w:t>2</w:t>
+            </w:r>
+          </w:p>
+        </w:tc>
+        <w:tc>
+          <w:tcPr>
+            <w:tcW w:w="8789" w:type="dxa"/>
+            <w:shd w:val="clear" w:color="auto" w:fill="auto"/>
           </w:tcPr>
           <w:p>
             <w:pPr>
               <w:pStyle w:val="TableParagraph"/>
               <w:ind w:left="113"/>
-              <w:rPr>
-                <w:bCs/>
-                <w:sz w:val="24"/>
-                <w:szCs w:val="24"/>
-                <w:lang w:val="ru-RU"/>
-              </w:rPr>
-            </w:pPr>
-            <w:r>
-              <w:rPr>
-                <w:bCs/>
-                <w:sz w:val="24"/>
-                <w:szCs w:val="24"/>
-                <w:lang w:val="ru-RU"/>
-              </w:rPr>
-              <w:t>1</w:t>
+              <w:jc w:val="both"/>
+              <w:rPr>
+                <w:sz w:val="24"/>
+                <w:szCs w:val="24"/>
+                <w:lang w:val="ru-RU"/>
+              </w:rPr>
+            </w:pPr>
+            <w:r>
+              <w:rPr>
+                <w:sz w:val="24"/>
+                <w:lang w:val="ru-RU"/>
+              </w:rPr>
+              <w:t>Евсеев, Ю. И. Физическая культура [Электронный ресурс]: учебное пособие / Ю.</w:t>
+            </w:r>
+            <w:r>
+              <w:rPr>
+                <w:spacing w:val="-8"/>
+                <w:sz w:val="24"/>
+                <w:lang w:val="ru-RU"/>
+              </w:rPr>
+              <w:t xml:space="preserve"> </w:t>
+            </w:r>
+            <w:r>
+              <w:rPr>
+                <w:sz w:val="24"/>
+                <w:lang w:val="ru-RU"/>
+              </w:rPr>
+              <w:t>И.</w:t>
+            </w:r>
+            <w:r>
+              <w:rPr>
+                <w:spacing w:val="-8"/>
+                <w:sz w:val="24"/>
+                <w:lang w:val="ru-RU"/>
+              </w:rPr>
+              <w:t xml:space="preserve"> </w:t>
+            </w:r>
+            <w:r>
+              <w:rPr>
+                <w:sz w:val="24"/>
+                <w:lang w:val="ru-RU"/>
+              </w:rPr>
+              <w:t>Евсеев.</w:t>
+            </w:r>
+            <w:r>
+              <w:rPr>
+                <w:spacing w:val="-9"/>
+                <w:sz w:val="24"/>
+                <w:lang w:val="ru-RU"/>
+              </w:rPr>
+              <w:t xml:space="preserve"> </w:t>
+            </w:r>
+            <w:r>
+              <w:rPr>
+                <w:sz w:val="24"/>
+                <w:lang w:val="ru-RU"/>
+              </w:rPr>
+              <w:t>-</w:t>
+            </w:r>
+            <w:r>
+              <w:rPr>
+                <w:spacing w:val="-6"/>
+                <w:sz w:val="24"/>
+                <w:lang w:val="ru-RU"/>
+              </w:rPr>
+              <w:t xml:space="preserve"> </w:t>
+            </w:r>
+            <w:r>
+              <w:rPr>
+                <w:sz w:val="24"/>
+                <w:lang w:val="ru-RU"/>
+              </w:rPr>
+              <w:t>9-е</w:t>
+            </w:r>
+            <w:r>
+              <w:rPr>
+                <w:spacing w:val="-10"/>
+                <w:sz w:val="24"/>
+                <w:lang w:val="ru-RU"/>
+              </w:rPr>
+              <w:t xml:space="preserve"> </w:t>
+            </w:r>
+            <w:r>
+              <w:rPr>
+                <w:sz w:val="24"/>
+                <w:lang w:val="ru-RU"/>
+              </w:rPr>
+              <w:t>изд.,</w:t>
+            </w:r>
+            <w:r>
+              <w:rPr>
+                <w:spacing w:val="-7"/>
+                <w:sz w:val="24"/>
+                <w:lang w:val="ru-RU"/>
+              </w:rPr>
+              <w:t xml:space="preserve"> </w:t>
+            </w:r>
+            <w:r>
+              <w:rPr>
+                <w:sz w:val="24"/>
+                <w:lang w:val="ru-RU"/>
+              </w:rPr>
+              <w:t>стер.</w:t>
+            </w:r>
+            <w:r>
+              <w:rPr>
+                <w:spacing w:val="-6"/>
+                <w:sz w:val="24"/>
+                <w:lang w:val="ru-RU"/>
+              </w:rPr>
+              <w:t xml:space="preserve"> </w:t>
+            </w:r>
+            <w:r>
+              <w:rPr>
+                <w:sz w:val="24"/>
+                <w:lang w:val="ru-RU"/>
+              </w:rPr>
+              <w:t>-</w:t>
+            </w:r>
+            <w:r>
+              <w:rPr>
+                <w:spacing w:val="-8"/>
+                <w:sz w:val="24"/>
+                <w:lang w:val="ru-RU"/>
+              </w:rPr>
+              <w:t xml:space="preserve"> </w:t>
+            </w:r>
+            <w:r>
+              <w:rPr>
+                <w:sz w:val="24"/>
+                <w:lang w:val="ru-RU"/>
+              </w:rPr>
+              <w:t xml:space="preserve">Ростов-н/Д: Феникс, 2014. - 448 с.: – Режим доступа: </w:t>
+            </w:r>
+            <w:r>
+              <w:rPr>
+                <w:sz w:val="24"/>
+              </w:rPr>
+              <w:t>http</w:t>
+            </w:r>
+            <w:r>
+              <w:rPr>
+                <w:sz w:val="24"/>
+                <w:lang w:val="ru-RU"/>
+              </w:rPr>
+              <w:t>://</w:t>
+            </w:r>
+            <w:r>
+              <w:rPr>
+                <w:sz w:val="24"/>
+              </w:rPr>
+              <w:t>biblioclub</w:t>
+            </w:r>
+            <w:r>
+              <w:rPr>
+                <w:sz w:val="24"/>
+                <w:lang w:val="ru-RU"/>
+              </w:rPr>
+              <w:t>.</w:t>
+            </w:r>
+            <w:r>
+              <w:rPr>
+                <w:sz w:val="24"/>
+              </w:rPr>
+              <w:t>ru</w:t>
+            </w:r>
+            <w:r>
+              <w:rPr>
+                <w:sz w:val="24"/>
+                <w:lang w:val="ru-RU"/>
+              </w:rPr>
+              <w:t>/</w:t>
+            </w:r>
+            <w:r>
+              <w:rPr>
+                <w:sz w:val="24"/>
+              </w:rPr>
+              <w:t>index</w:t>
+            </w:r>
+            <w:r>
+              <w:rPr>
+                <w:sz w:val="24"/>
+                <w:lang w:val="ru-RU"/>
+              </w:rPr>
+              <w:t>.</w:t>
+            </w:r>
+            <w:r>
+              <w:rPr>
+                <w:sz w:val="24"/>
+              </w:rPr>
+              <w:t>php</w:t>
+            </w:r>
+            <w:r>
+              <w:rPr>
+                <w:sz w:val="24"/>
+                <w:lang w:val="ru-RU"/>
+              </w:rPr>
+              <w:t>?</w:t>
+            </w:r>
+            <w:r>
+              <w:rPr>
+                <w:sz w:val="24"/>
+              </w:rPr>
+              <w:t>page</w:t>
+            </w:r>
+            <w:r>
+              <w:rPr>
+                <w:sz w:val="24"/>
+                <w:lang w:val="ru-RU"/>
+              </w:rPr>
+              <w:t>=</w:t>
+            </w:r>
+            <w:r>
+              <w:rPr>
+                <w:sz w:val="24"/>
+              </w:rPr>
+              <w:t>book</w:t>
+            </w:r>
+            <w:r>
+              <w:rPr>
+                <w:sz w:val="24"/>
+                <w:lang w:val="ru-RU"/>
+              </w:rPr>
+              <w:t>_</w:t>
+            </w:r>
+            <w:r>
+              <w:rPr>
+                <w:sz w:val="24"/>
+              </w:rPr>
+              <w:t>red</w:t>
+            </w:r>
+            <w:r>
+              <w:rPr>
+                <w:sz w:val="24"/>
+                <w:lang w:val="ru-RU"/>
+              </w:rPr>
+              <w:t>&amp;</w:t>
+            </w:r>
+            <w:r>
+              <w:rPr>
+                <w:sz w:val="24"/>
+              </w:rPr>
+              <w:t>id</w:t>
+            </w:r>
+            <w:r>
+              <w:rPr>
+                <w:sz w:val="24"/>
+                <w:lang w:val="ru-RU"/>
+              </w:rPr>
+              <w:t>=271591&amp;</w:t>
+            </w:r>
+            <w:proofErr w:type="spellStart"/>
+            <w:r>
+              <w:rPr>
+                <w:sz w:val="24"/>
+              </w:rPr>
+              <w:t>sr</w:t>
+            </w:r>
+            <w:proofErr w:type="spellEnd"/>
+            <w:r>
+              <w:rPr>
+                <w:sz w:val="24"/>
+                <w:lang w:val="ru-RU"/>
+              </w:rPr>
+              <w:t>=1 (дата обращения: 31.0</w:t>
+            </w:r>
+            <w:r>
+              <w:rPr>
+                <w:sz w:val="24"/>
+                <w:lang w:val="ru-RU"/>
+              </w:rPr>
+              <w:t>3</w:t>
+            </w:r>
+            <w:r>
+              <w:rPr>
+                <w:sz w:val="24"/>
+                <w:lang w:val="ru-RU"/>
+              </w:rPr>
+              <w:t>.</w:t>
+            </w:r>
+            <w:r>
+              <w:rPr>
+                <w:sz w:val="24"/>
+                <w:lang w:val="ru-RU"/>
+              </w:rPr>
+              <w:t>2023</w:t>
+            </w:r>
+            <w:r>
+              <w:rPr>
+                <w:sz w:val="24"/>
+                <w:lang w:val="ru-RU"/>
+              </w:rPr>
+              <w:t xml:space="preserve">). Режим доступа: для </w:t>
+            </w:r>
+            <w:proofErr w:type="spellStart"/>
+            <w:r>
+              <w:rPr>
+                <w:sz w:val="24"/>
+                <w:lang w:val="ru-RU"/>
+              </w:rPr>
+              <w:t>авториз</w:t>
+            </w:r>
+            <w:proofErr w:type="spellEnd"/>
+            <w:r>
+              <w:rPr>
+                <w:sz w:val="24"/>
+                <w:lang w:val="ru-RU"/>
+              </w:rPr>
+              <w:t>. пользователей. – Текст: электронный</w:t>
+            </w:r>
+          </w:p>
+        </w:tc>
+      </w:tr>
+      <w:tr>
+        <w:trPr>
+          <w:trHeight w:val="269"/>
+        </w:trPr>
+        <w:tc>
+          <w:tcPr>
+            <w:tcW w:w="567" w:type="dxa"/>
+            <w:shd w:val="clear" w:color="auto" w:fill="auto"/>
+            <w:vAlign w:val="center"/>
+          </w:tcPr>
+          <w:p>
+            <w:pPr>
+              <w:spacing w:before="0" w:after="20" w:line="240" w:lineRule="auto"/>
+              <w:jc w:val="center"/>
+            </w:pPr>
+            <w:r>
+              <w:rPr>
+                <w:rFonts w:ascii="Times New Roman" w:hAnsi="Times New Roman"/>
+                <w:b w:val="0"/>
+                <w:sz w:val="24"/>
+              </w:rPr>
+              <w:t>3</w:t>
             </w:r>
           </w:p>
         </w:tc>
@@ -9248,379 +10350,20 @@
           <w:tcPr>
             <w:tcW w:w="567" w:type="dxa"/>
             <w:shd w:val="clear" w:color="auto" w:fill="auto"/>
-          </w:tcPr>
-          <w:p>
-            <w:pPr>
-              <w:pStyle w:val="TableParagraph"/>
-              <w:ind w:left="113"/>
-              <w:rPr>
-                <w:bCs/>
-                <w:sz w:val="24"/>
-                <w:szCs w:val="24"/>
-                <w:lang w:val="ru-RU"/>
-              </w:rPr>
-            </w:pPr>
-            <w:r>
-              <w:rPr>
-                <w:bCs/>
-                <w:sz w:val="24"/>
-                <w:szCs w:val="24"/>
-                <w:lang w:val="ru-RU"/>
-              </w:rPr>
-              <w:t>2</w:t>
-            </w:r>
-          </w:p>
-        </w:tc>
-        <w:tc>
-          <w:tcPr>
-            <w:tcW w:w="8789" w:type="dxa"/>
-            <w:shd w:val="clear" w:color="auto" w:fill="auto"/>
-          </w:tcPr>
-          <w:p>
-            <w:pPr>
-              <w:pStyle w:val="TableParagraph"/>
-              <w:ind w:left="113"/>
-              <w:jc w:val="both"/>
-              <w:rPr>
-                <w:sz w:val="24"/>
-                <w:szCs w:val="24"/>
-                <w:lang w:val="ru-RU"/>
-              </w:rPr>
-            </w:pPr>
-            <w:r>
-              <w:rPr>
-                <w:sz w:val="24"/>
-                <w:lang w:val="ru-RU"/>
-              </w:rPr>
-              <w:t>Евсеев, Ю. И. Физическая культура [Электронный ресурс]: учебное пособие / Ю.</w:t>
-            </w:r>
-            <w:r>
-              <w:rPr>
-                <w:spacing w:val="-8"/>
-                <w:sz w:val="24"/>
-                <w:lang w:val="ru-RU"/>
-              </w:rPr>
-              <w:t xml:space="preserve"> </w:t>
-            </w:r>
-            <w:r>
-              <w:rPr>
-                <w:sz w:val="24"/>
-                <w:lang w:val="ru-RU"/>
-              </w:rPr>
-              <w:t>И.</w:t>
-            </w:r>
-            <w:r>
-              <w:rPr>
-                <w:spacing w:val="-8"/>
-                <w:sz w:val="24"/>
-                <w:lang w:val="ru-RU"/>
-              </w:rPr>
-              <w:t xml:space="preserve"> </w:t>
-            </w:r>
-            <w:r>
-              <w:rPr>
-                <w:sz w:val="24"/>
-                <w:lang w:val="ru-RU"/>
-              </w:rPr>
-              <w:t>Евсеев.</w:t>
-            </w:r>
-            <w:r>
-              <w:rPr>
-                <w:spacing w:val="-9"/>
-                <w:sz w:val="24"/>
-                <w:lang w:val="ru-RU"/>
-              </w:rPr>
-              <w:t xml:space="preserve"> </w:t>
-            </w:r>
-            <w:r>
-              <w:rPr>
-                <w:sz w:val="24"/>
-                <w:lang w:val="ru-RU"/>
-              </w:rPr>
-              <w:t>-</w:t>
-            </w:r>
-            <w:r>
-              <w:rPr>
-                <w:spacing w:val="-6"/>
-                <w:sz w:val="24"/>
-                <w:lang w:val="ru-RU"/>
-              </w:rPr>
-              <w:t xml:space="preserve"> </w:t>
-            </w:r>
-            <w:r>
-              <w:rPr>
-                <w:sz w:val="24"/>
-                <w:lang w:val="ru-RU"/>
-              </w:rPr>
-              <w:t>9-е</w:t>
-            </w:r>
-            <w:r>
-              <w:rPr>
-                <w:spacing w:val="-10"/>
-                <w:sz w:val="24"/>
-                <w:lang w:val="ru-RU"/>
-              </w:rPr>
-              <w:t xml:space="preserve"> </w:t>
-            </w:r>
-            <w:r>
-              <w:rPr>
-                <w:sz w:val="24"/>
-                <w:lang w:val="ru-RU"/>
-              </w:rPr>
-              <w:t>изд.,</w:t>
-            </w:r>
-            <w:r>
-              <w:rPr>
-                <w:spacing w:val="-7"/>
-                <w:sz w:val="24"/>
-                <w:lang w:val="ru-RU"/>
-              </w:rPr>
-              <w:t xml:space="preserve"> </w:t>
-            </w:r>
-            <w:r>
-              <w:rPr>
-                <w:sz w:val="24"/>
-                <w:lang w:val="ru-RU"/>
-              </w:rPr>
-              <w:t>стер.</w:t>
-            </w:r>
-            <w:r>
-              <w:rPr>
-                <w:spacing w:val="-6"/>
-                <w:sz w:val="24"/>
-                <w:lang w:val="ru-RU"/>
-              </w:rPr>
-              <w:t xml:space="preserve"> </w:t>
-            </w:r>
-            <w:r>
-              <w:rPr>
-                <w:sz w:val="24"/>
-                <w:lang w:val="ru-RU"/>
-              </w:rPr>
-              <w:t>-</w:t>
-            </w:r>
-            <w:r>
-              <w:rPr>
-                <w:spacing w:val="-8"/>
-                <w:sz w:val="24"/>
-                <w:lang w:val="ru-RU"/>
-              </w:rPr>
-              <w:t xml:space="preserve"> </w:t>
-            </w:r>
-            <w:r>
-              <w:rPr>
-                <w:sz w:val="24"/>
-                <w:lang w:val="ru-RU"/>
-              </w:rPr>
-              <w:t xml:space="preserve">Ростов-н/Д: Феникс, 2014. - 448 с.: – Режим доступа: </w:t>
-            </w:r>
-            <w:r>
-              <w:rPr>
-                <w:sz w:val="24"/>
-              </w:rPr>
-              <w:t>http</w:t>
-            </w:r>
-            <w:r>
-              <w:rPr>
-                <w:sz w:val="24"/>
-                <w:lang w:val="ru-RU"/>
-              </w:rPr>
-              <w:t>://</w:t>
-            </w:r>
-            <w:r>
-              <w:rPr>
-                <w:sz w:val="24"/>
-              </w:rPr>
-              <w:t>biblioclub</w:t>
-            </w:r>
-            <w:r>
-              <w:rPr>
-                <w:sz w:val="24"/>
-                <w:lang w:val="ru-RU"/>
-              </w:rPr>
-              <w:t>.</w:t>
-            </w:r>
-            <w:r>
-              <w:rPr>
-                <w:sz w:val="24"/>
-              </w:rPr>
-              <w:t>ru</w:t>
-            </w:r>
-            <w:r>
-              <w:rPr>
-                <w:sz w:val="24"/>
-                <w:lang w:val="ru-RU"/>
-              </w:rPr>
-              <w:t>/</w:t>
-            </w:r>
-            <w:r>
-              <w:rPr>
-                <w:sz w:val="24"/>
-              </w:rPr>
-              <w:t>index</w:t>
-            </w:r>
-            <w:r>
-              <w:rPr>
-                <w:sz w:val="24"/>
-                <w:lang w:val="ru-RU"/>
-              </w:rPr>
-              <w:t>.</w:t>
-            </w:r>
-            <w:r>
-              <w:rPr>
-                <w:sz w:val="24"/>
-              </w:rPr>
-              <w:t>php</w:t>
-            </w:r>
-            <w:r>
-              <w:rPr>
-                <w:sz w:val="24"/>
-                <w:lang w:val="ru-RU"/>
-              </w:rPr>
-              <w:t>?</w:t>
-            </w:r>
-            <w:r>
-              <w:rPr>
-                <w:sz w:val="24"/>
-              </w:rPr>
-              <w:t>page</w:t>
-            </w:r>
-            <w:r>
-              <w:rPr>
-                <w:sz w:val="24"/>
-                <w:lang w:val="ru-RU"/>
-              </w:rPr>
-              <w:t>=</w:t>
-            </w:r>
-            <w:r>
-              <w:rPr>
-                <w:sz w:val="24"/>
-              </w:rPr>
-              <w:t>book</w:t>
-            </w:r>
-            <w:r>
-              <w:rPr>
-                <w:sz w:val="24"/>
-                <w:lang w:val="ru-RU"/>
-              </w:rPr>
-              <w:t>_</w:t>
-            </w:r>
-            <w:r>
-              <w:rPr>
-                <w:sz w:val="24"/>
-              </w:rPr>
-              <w:t>red</w:t>
-            </w:r>
-            <w:r>
-              <w:rPr>
-                <w:sz w:val="24"/>
-                <w:lang w:val="ru-RU"/>
-              </w:rPr>
-              <w:t>&amp;</w:t>
-            </w:r>
-            <w:r>
-              <w:rPr>
-                <w:sz w:val="24"/>
-              </w:rPr>
-              <w:t>id</w:t>
-            </w:r>
-            <w:r>
-              <w:rPr>
-                <w:sz w:val="24"/>
-                <w:lang w:val="ru-RU"/>
-              </w:rPr>
-              <w:t>=271591&amp;</w:t>
-            </w:r>
-            <w:proofErr w:type="spellStart"/>
-            <w:r>
-              <w:rPr>
-                <w:sz w:val="24"/>
-              </w:rPr>
-              <w:t>sr</w:t>
-            </w:r>
-            <w:proofErr w:type="spellEnd"/>
-            <w:r>
-              <w:rPr>
-                <w:sz w:val="24"/>
-                <w:lang w:val="ru-RU"/>
-              </w:rPr>
-              <w:t>=1 (дата обращения: 31.0</w:t>
-            </w:r>
-            <w:r>
-              <w:rPr>
-                <w:sz w:val="24"/>
-                <w:lang w:val="ru-RU"/>
-              </w:rPr>
-              <w:t>3</w:t>
-            </w:r>
-            <w:r>
-              <w:rPr>
-                <w:sz w:val="24"/>
-                <w:lang w:val="ru-RU"/>
-              </w:rPr>
-              <w:t>.</w:t>
-            </w:r>
-            <w:r>
-              <w:rPr>
-                <w:sz w:val="24"/>
-                <w:lang w:val="ru-RU"/>
-              </w:rPr>
-              <w:t>2023</w:t>
-            </w:r>
-            <w:r>
-              <w:rPr>
-                <w:sz w:val="24"/>
-                <w:lang w:val="ru-RU"/>
-              </w:rPr>
-              <w:t xml:space="preserve">). Режим доступа: для </w:t>
-            </w:r>
-            <w:proofErr w:type="spellStart"/>
-            <w:r>
-              <w:rPr>
-                <w:sz w:val="24"/>
-                <w:lang w:val="ru-RU"/>
-              </w:rPr>
-              <w:t>авториз</w:t>
-            </w:r>
-            <w:proofErr w:type="spellEnd"/>
-            <w:r>
-              <w:rPr>
-                <w:sz w:val="24"/>
-                <w:lang w:val="ru-RU"/>
-              </w:rPr>
-              <w:t>. пользователей. – Текст: электронный</w:t>
-            </w:r>
-          </w:p>
-        </w:tc>
-      </w:tr>
-      <w:tr>
-        <w:trPr>
-          <w:trHeight w:val="269"/>
-        </w:trPr>
-        <w:tc>
-          <w:tcPr>
-            <w:tcW w:w="567" w:type="dxa"/>
-            <w:shd w:val="clear" w:color="auto" w:fill="auto"/>
-          </w:tcPr>
-          <w:p>
-            <w:pPr>
-              <w:pStyle w:val="TableParagraph"/>
-              <w:ind w:left="113"/>
-              <w:rPr>
-                <w:bCs/>
-                <w:sz w:val="24"/>
-                <w:szCs w:val="24"/>
-                <w:lang w:val="ru-RU"/>
-              </w:rPr>
-            </w:pPr>
-            <w:r>
-              <w:rPr>
-                <w:bCs/>
-                <w:sz w:val="24"/>
-                <w:szCs w:val="24"/>
-                <w:lang w:val="ru-RU"/>
-              </w:rPr>
-              <w:t>3</w:t>
+            <w:vAlign w:val="center"/>
+          </w:tcPr>
+          <w:p>
+            <w:pPr>
+              <w:spacing w:before="0" w:after="20" w:line="240" w:lineRule="auto"/>
+              <w:jc w:val="center"/>
+            </w:pPr>
+            <w:r>
+              <w:rPr>
+                <w:rFonts w:ascii="Times New Roman" w:hAnsi="Times New Roman"/>
+                <w:b w:val="0"/>
+                <w:sz w:val="24"/>
+              </w:rPr>
+              <w:t>4</w:t>
             </w:r>
           </w:p>
         </w:tc>
@@ -10047,11 +10790,31 @@
         <w:tc>
           <w:tcPr>
             <w:tcW w:w="567" w:type="dxa"/>
+            <w:vAlign w:val="center"/>
+          </w:tcPr>
+          <w:p>
+            <w:pPr>
+              <w:spacing w:before="0" w:after="20" w:line="240" w:lineRule="auto"/>
+              <w:jc w:val="center"/>
+            </w:pPr>
+            <w:r>
+              <w:rPr>
+                <w:rFonts w:ascii="Times New Roman" w:hAnsi="Times New Roman"/>
+                <w:b w:val="0"/>
+                <w:sz w:val="24"/>
+              </w:rPr>
+              <w:t>1</w:t>
+            </w:r>
+          </w:p>
+        </w:tc>
+        <w:tc>
+          <w:tcPr>
+            <w:tcW w:w="8674" w:type="dxa"/>
           </w:tcPr>
           <w:p>
             <w:pPr>
               <w:pStyle w:val="TableParagraph"/>
-              <w:ind w:left="9"/>
+              <w:ind w:left="7"/>
               <w:jc w:val="center"/>
               <w:rPr>
                 <w:i/>
@@ -10065,466 +10828,7 @@
                 <w:sz w:val="16"/>
                 <w:szCs w:val="16"/>
               </w:rPr>
-              <w:t>1</w:t>
-            </w:r>
-          </w:p>
-        </w:tc>
-        <w:tc>
-          <w:tcPr>
-            <w:tcW w:w="8674" w:type="dxa"/>
-          </w:tcPr>
-          <w:p>
-            <w:pPr>
-              <w:pStyle w:val="TableParagraph"/>
-              <w:ind w:left="7"/>
-              <w:jc w:val="center"/>
-              <w:rPr>
-                <w:i/>
-                <w:sz w:val="16"/>
-                <w:szCs w:val="16"/>
-              </w:rPr>
-            </w:pPr>
-            <w:r>
-              <w:rPr>
-                <w:i/>
-                <w:sz w:val="16"/>
-                <w:szCs w:val="16"/>
-              </w:rPr>
               <w:t>2</w:t>
-            </w:r>
-          </w:p>
-        </w:tc>
-      </w:tr>
-      <w:tr>
-        <w:trPr>
-          <w:trHeight w:val="596"/>
-        </w:trPr>
-        <w:tc>
-          <w:tcPr>
-            <w:tcW w:w="567" w:type="dxa"/>
-          </w:tcPr>
-          <w:p>
-            <w:pPr>
-              <w:pStyle w:val="TableParagraph"/>
-              <w:ind w:left="9"/>
-              <w:rPr>
-                <w:sz w:val="24"/>
-              </w:rPr>
-            </w:pPr>
-            <w:r>
-              <w:rPr>
-                <w:sz w:val="24"/>
-              </w:rPr>
-              <w:t>1</w:t>
-            </w:r>
-          </w:p>
-        </w:tc>
-        <w:tc>
-          <w:tcPr>
-            <w:tcW w:w="8674" w:type="dxa"/>
-          </w:tcPr>
-          <w:p>
-            <w:pPr>
-              <w:pStyle w:val="TableParagraph"/>
-              <w:ind w:left="107" w:right="328"/>
-              <w:jc w:val="both"/>
-              <w:rPr>
-                <w:sz w:val="24"/>
-                <w:szCs w:val="24"/>
-                <w:lang w:val="ru-RU"/>
-              </w:rPr>
-            </w:pPr>
-            <w:r>
-              <w:rPr>
-                <w:sz w:val="24"/>
-                <w:szCs w:val="24"/>
-                <w:lang w:val="ru-RU"/>
-              </w:rPr>
-              <w:t xml:space="preserve">Современные физкультурно-оздоровительные технологии : учебное пособие / А. Е. Подоляка, О. Б. Подоляка, Е. В. </w:t>
-            </w:r>
-            <w:proofErr w:type="spellStart"/>
-            <w:r>
-              <w:rPr>
-                <w:sz w:val="24"/>
-                <w:szCs w:val="24"/>
-                <w:lang w:val="ru-RU"/>
-              </w:rPr>
-              <w:t>Максимихина</w:t>
-            </w:r>
-            <w:proofErr w:type="spellEnd"/>
-            <w:r>
-              <w:rPr>
-                <w:sz w:val="24"/>
-                <w:szCs w:val="24"/>
-                <w:lang w:val="ru-RU"/>
-              </w:rPr>
-              <w:t xml:space="preserve"> [и др.] ; под общей реда</w:t>
-            </w:r>
-            <w:r>
-              <w:rPr>
-                <w:sz w:val="24"/>
-                <w:szCs w:val="24"/>
-                <w:lang w:val="ru-RU"/>
-              </w:rPr>
-              <w:t>к</w:t>
-            </w:r>
-            <w:r>
-              <w:rPr>
-                <w:sz w:val="24"/>
-                <w:szCs w:val="24"/>
-                <w:lang w:val="ru-RU"/>
-              </w:rPr>
-              <w:t>цией З. С. Варфоломеевой. — Череповец : ЧГУ, 2021. — 122 с.</w:t>
-            </w:r>
-            <w:r>
-              <w:rPr>
-                <w:sz w:val="24"/>
-                <w:szCs w:val="24"/>
-              </w:rPr>
-              <w:t> </w:t>
-            </w:r>
-            <w:r>
-              <w:rPr>
-                <w:sz w:val="24"/>
-                <w:szCs w:val="24"/>
-                <w:lang w:val="ru-RU"/>
-              </w:rPr>
-              <w:t>// Лань : эле</w:t>
-            </w:r>
-            <w:r>
-              <w:rPr>
-                <w:sz w:val="24"/>
-                <w:szCs w:val="24"/>
-                <w:lang w:val="ru-RU"/>
-              </w:rPr>
-              <w:t>к</w:t>
-            </w:r>
-            <w:r>
-              <w:rPr>
-                <w:sz w:val="24"/>
-                <w:szCs w:val="24"/>
-                <w:lang w:val="ru-RU"/>
-              </w:rPr>
-              <w:t xml:space="preserve">тронно-библиотечная система. — </w:t>
-            </w:r>
-            <w:r>
-              <w:rPr>
-                <w:sz w:val="24"/>
-                <w:szCs w:val="24"/>
-              </w:rPr>
-              <w:t>URL</w:t>
-            </w:r>
-            <w:r>
-              <w:rPr>
-                <w:sz w:val="24"/>
-                <w:szCs w:val="24"/>
-                <w:lang w:val="ru-RU"/>
-              </w:rPr>
-              <w:t xml:space="preserve">: </w:t>
-            </w:r>
-            <w:hyperlink r:id="rId13" w:history="1">
-              <w:r>
-                <w:rPr>
-                  <w:rStyle w:val="ab"/>
-                  <w:color w:val="auto"/>
-                  <w:sz w:val="24"/>
-                  <w:szCs w:val="24"/>
-                  <w:u w:val="none"/>
-                </w:rPr>
-                <w:t>https</w:t>
-              </w:r>
-              <w:r>
-                <w:rPr>
-                  <w:rStyle w:val="ab"/>
-                  <w:color w:val="auto"/>
-                  <w:sz w:val="24"/>
-                  <w:szCs w:val="24"/>
-                  <w:u w:val="none"/>
-                  <w:lang w:val="ru-RU"/>
-                </w:rPr>
-                <w:t>://</w:t>
-              </w:r>
-              <w:r>
-                <w:rPr>
-                  <w:rStyle w:val="ab"/>
-                  <w:color w:val="auto"/>
-                  <w:sz w:val="24"/>
-                  <w:szCs w:val="24"/>
-                  <w:u w:val="none"/>
-                </w:rPr>
-                <w:t>e</w:t>
-              </w:r>
-              <w:r>
-                <w:rPr>
-                  <w:rStyle w:val="ab"/>
-                  <w:color w:val="auto"/>
-                  <w:sz w:val="24"/>
-                  <w:szCs w:val="24"/>
-                  <w:u w:val="none"/>
-                  <w:lang w:val="ru-RU"/>
-                </w:rPr>
-                <w:t>.</w:t>
-              </w:r>
-              <w:proofErr w:type="spellStart"/>
-              <w:r>
-                <w:rPr>
-                  <w:rStyle w:val="ab"/>
-                  <w:color w:val="auto"/>
-                  <w:sz w:val="24"/>
-                  <w:szCs w:val="24"/>
-                  <w:u w:val="none"/>
-                </w:rPr>
-                <w:t>lanbook</w:t>
-              </w:r>
-              <w:proofErr w:type="spellEnd"/>
-              <w:r>
-                <w:rPr>
-                  <w:rStyle w:val="ab"/>
-                  <w:color w:val="auto"/>
-                  <w:sz w:val="24"/>
-                  <w:szCs w:val="24"/>
-                  <w:u w:val="none"/>
-                  <w:lang w:val="ru-RU"/>
-                </w:rPr>
-                <w:t>.</w:t>
-              </w:r>
-              <w:r>
-                <w:rPr>
-                  <w:rStyle w:val="ab"/>
-                  <w:color w:val="auto"/>
-                  <w:sz w:val="24"/>
-                  <w:szCs w:val="24"/>
-                  <w:u w:val="none"/>
-                </w:rPr>
-                <w:t>com</w:t>
-              </w:r>
-              <w:r>
-                <w:rPr>
-                  <w:rStyle w:val="ab"/>
-                  <w:color w:val="auto"/>
-                  <w:sz w:val="24"/>
-                  <w:szCs w:val="24"/>
-                  <w:u w:val="none"/>
-                  <w:lang w:val="ru-RU"/>
-                </w:rPr>
-                <w:t>/</w:t>
-              </w:r>
-              <w:r>
-                <w:rPr>
-                  <w:rStyle w:val="ab"/>
-                  <w:color w:val="auto"/>
-                  <w:sz w:val="24"/>
-                  <w:szCs w:val="24"/>
-                  <w:u w:val="none"/>
-                </w:rPr>
-                <w:t>book</w:t>
-              </w:r>
-              <w:r>
-                <w:rPr>
-                  <w:rStyle w:val="ab"/>
-                  <w:color w:val="auto"/>
-                  <w:sz w:val="24"/>
-                  <w:szCs w:val="24"/>
-                  <w:u w:val="none"/>
-                  <w:lang w:val="ru-RU"/>
-                </w:rPr>
-                <w:t>/180958</w:t>
-              </w:r>
-            </w:hyperlink>
-            <w:r>
-              <w:rPr>
-                <w:sz w:val="24"/>
-                <w:szCs w:val="24"/>
-                <w:lang w:val="ru-RU"/>
-              </w:rPr>
-              <w:t xml:space="preserve">  (дата </w:t>
-            </w:r>
-            <w:r>
-              <w:rPr>
-                <w:sz w:val="24"/>
-                <w:szCs w:val="24"/>
-                <w:lang w:val="ru-RU"/>
-              </w:rPr>
-              <w:t xml:space="preserve">обращения: </w:t>
-            </w:r>
-            <w:r>
-              <w:rPr>
-                <w:sz w:val="24"/>
-                <w:szCs w:val="24"/>
-                <w:lang w:val="ru-RU"/>
-              </w:rPr>
-              <w:t>31</w:t>
-            </w:r>
-            <w:r>
-              <w:rPr>
-                <w:sz w:val="24"/>
-                <w:szCs w:val="24"/>
-                <w:lang w:val="ru-RU"/>
-              </w:rPr>
-              <w:t>.</w:t>
-            </w:r>
-            <w:r>
-              <w:rPr>
-                <w:sz w:val="24"/>
-                <w:szCs w:val="24"/>
-                <w:lang w:val="ru-RU"/>
-              </w:rPr>
-              <w:t>03</w:t>
-            </w:r>
-            <w:r>
-              <w:rPr>
-                <w:sz w:val="24"/>
-                <w:szCs w:val="24"/>
-                <w:lang w:val="ru-RU"/>
-              </w:rPr>
-              <w:t>.</w:t>
-            </w:r>
-            <w:r>
-              <w:rPr>
-                <w:sz w:val="24"/>
-                <w:szCs w:val="24"/>
-                <w:lang w:val="ru-RU"/>
-              </w:rPr>
-              <w:t>2023</w:t>
-            </w:r>
-            <w:r>
-              <w:rPr>
-                <w:sz w:val="24"/>
-                <w:szCs w:val="24"/>
-                <w:lang w:val="ru-RU"/>
-              </w:rPr>
-              <w:t xml:space="preserve">). — Режим доступа: для </w:t>
-            </w:r>
-            <w:proofErr w:type="spellStart"/>
-            <w:r>
-              <w:rPr>
-                <w:sz w:val="24"/>
-                <w:szCs w:val="24"/>
-                <w:lang w:val="ru-RU"/>
-              </w:rPr>
-              <w:t>авториз</w:t>
-            </w:r>
-            <w:proofErr w:type="spellEnd"/>
-            <w:r>
-              <w:rPr>
-                <w:sz w:val="24"/>
-                <w:szCs w:val="24"/>
-                <w:lang w:val="ru-RU"/>
-              </w:rPr>
-              <w:t xml:space="preserve">. пользователей. — </w:t>
-            </w:r>
-            <w:r>
-              <w:rPr>
-                <w:sz w:val="24"/>
-                <w:szCs w:val="24"/>
-              </w:rPr>
-              <w:t>ISBN</w:t>
-            </w:r>
-            <w:r>
-              <w:rPr>
-                <w:sz w:val="24"/>
-                <w:szCs w:val="24"/>
-                <w:lang w:val="ru-RU"/>
-              </w:rPr>
-              <w:t xml:space="preserve"> 978&amp;</w:t>
-            </w:r>
-            <w:proofErr w:type="spellStart"/>
-            <w:r>
-              <w:rPr>
-                <w:sz w:val="24"/>
-                <w:szCs w:val="24"/>
-              </w:rPr>
-              <w:t>ndash</w:t>
-            </w:r>
-            <w:proofErr w:type="spellEnd"/>
-            <w:r>
-              <w:rPr>
-                <w:sz w:val="24"/>
-                <w:szCs w:val="24"/>
-                <w:lang w:val="ru-RU"/>
-              </w:rPr>
-              <w:t>;5&amp;</w:t>
-            </w:r>
-            <w:proofErr w:type="spellStart"/>
-            <w:r>
-              <w:rPr>
-                <w:sz w:val="24"/>
-                <w:szCs w:val="24"/>
-              </w:rPr>
-              <w:t>ndash</w:t>
-            </w:r>
-            <w:proofErr w:type="spellEnd"/>
-            <w:r>
-              <w:rPr>
-                <w:sz w:val="24"/>
-                <w:szCs w:val="24"/>
-                <w:lang w:val="ru-RU"/>
-              </w:rPr>
-              <w:t>;85341&amp;</w:t>
-            </w:r>
-            <w:proofErr w:type="spellStart"/>
-            <w:r>
-              <w:rPr>
-                <w:sz w:val="24"/>
-                <w:szCs w:val="24"/>
-              </w:rPr>
-              <w:t>ndash</w:t>
-            </w:r>
-            <w:proofErr w:type="spellEnd"/>
-            <w:r>
-              <w:rPr>
-                <w:sz w:val="24"/>
-                <w:szCs w:val="24"/>
-                <w:lang w:val="ru-RU"/>
-              </w:rPr>
-              <w:t>;898&amp;</w:t>
-            </w:r>
-            <w:proofErr w:type="spellStart"/>
-            <w:r>
-              <w:rPr>
-                <w:sz w:val="24"/>
-                <w:szCs w:val="24"/>
-              </w:rPr>
-              <w:t>ndash</w:t>
-            </w:r>
-            <w:proofErr w:type="spellEnd"/>
-            <w:r>
-              <w:rPr>
-                <w:sz w:val="24"/>
-                <w:szCs w:val="24"/>
-                <w:lang w:val="ru-RU"/>
-              </w:rPr>
-              <w:t>;1.</w:t>
-            </w:r>
-            <w:r>
-              <w:rPr>
-                <w:sz w:val="24"/>
-                <w:szCs w:val="24"/>
-              </w:rPr>
-              <w:t> </w:t>
-            </w:r>
-            <w:r>
-              <w:rPr>
-                <w:sz w:val="24"/>
-                <w:szCs w:val="24"/>
-                <w:lang w:val="ru-RU"/>
-              </w:rPr>
-              <w:t>— Текст</w:t>
-            </w:r>
-            <w:r>
-              <w:rPr>
-                <w:sz w:val="24"/>
-                <w:szCs w:val="24"/>
-              </w:rPr>
-              <w:t> </w:t>
-            </w:r>
-            <w:r>
-              <w:rPr>
-                <w:sz w:val="24"/>
-                <w:szCs w:val="24"/>
-                <w:lang w:val="ru-RU"/>
-              </w:rPr>
-              <w:t>: электронный</w:t>
             </w:r>
           </w:p>
         </w:tc>
@@ -10536,17 +10840,17 @@
         <w:tc>
           <w:tcPr>
             <w:tcW w:w="567" w:type="dxa"/>
-          </w:tcPr>
-          <w:p>
-            <w:pPr>
-              <w:pStyle w:val="TableParagraph"/>
-              <w:ind w:left="9"/>
-              <w:rPr>
-                <w:sz w:val="24"/>
-              </w:rPr>
-            </w:pPr>
-            <w:r>
-              <w:rPr>
+            <w:vAlign w:val="center"/>
+          </w:tcPr>
+          <w:p>
+            <w:pPr>
+              <w:spacing w:before="0" w:after="20" w:line="240" w:lineRule="auto"/>
+              <w:jc w:val="center"/>
+            </w:pPr>
+            <w:r>
+              <w:rPr>
+                <w:rFonts w:ascii="Times New Roman" w:hAnsi="Times New Roman"/>
+                <w:b w:val="0"/>
                 <w:sz w:val="24"/>
               </w:rPr>
               <w:t>2</w:t>
@@ -10858,28 +11162,704 @@
       </w:tr>
       <w:tr>
         <w:trPr>
+          <w:trHeight w:val="900"/>
+        </w:trPr>
+        <w:tc>
+          <w:tcPr>
+            <w:tcW w:w="567" w:type="dxa"/>
+            <w:vAlign w:val="center"/>
+          </w:tcPr>
+          <w:p>
+            <w:pPr>
+              <w:spacing w:before="0" w:after="20" w:line="240" w:lineRule="auto"/>
+              <w:jc w:val="center"/>
+            </w:pPr>
+            <w:r>
+              <w:rPr>
+                <w:rFonts w:ascii="Times New Roman" w:hAnsi="Times New Roman"/>
+                <w:b w:val="0"/>
+                <w:sz w:val="24"/>
+              </w:rPr>
+              <w:t>3</w:t>
+            </w:r>
+          </w:p>
+        </w:tc>
+        <w:tc>
+          <w:tcPr>
+            <w:tcW w:w="8674" w:type="dxa"/>
+          </w:tcPr>
+          <w:p>
+            <w:pPr>
+              <w:pStyle w:val="TableParagraph"/>
+              <w:ind w:left="108" w:right="159"/>
+              <w:jc w:val="both"/>
+              <w:rPr>
+                <w:sz w:val="24"/>
+                <w:szCs w:val="24"/>
+                <w:lang w:val="ru-RU"/>
+              </w:rPr>
+            </w:pPr>
+            <w:proofErr w:type="spellStart"/>
+            <w:r>
+              <w:rPr>
+                <w:sz w:val="24"/>
+                <w:szCs w:val="24"/>
+                <w:lang w:val="ru-RU"/>
+              </w:rPr>
+              <w:t>Голякова</w:t>
+            </w:r>
+            <w:proofErr w:type="spellEnd"/>
+            <w:r>
+              <w:rPr>
+                <w:sz w:val="24"/>
+                <w:szCs w:val="24"/>
+                <w:lang w:val="ru-RU"/>
+              </w:rPr>
+              <w:t xml:space="preserve">, Н. Н. Оздоровительная аэробика [Электронный ресурс]: учебно-методическое пособие / Н. Н. </w:t>
+            </w:r>
+            <w:proofErr w:type="spellStart"/>
+            <w:r>
+              <w:rPr>
+                <w:sz w:val="24"/>
+                <w:szCs w:val="24"/>
+                <w:lang w:val="ru-RU"/>
+              </w:rPr>
+              <w:t>Голякова</w:t>
+            </w:r>
+            <w:proofErr w:type="spellEnd"/>
+            <w:r>
+              <w:rPr>
+                <w:sz w:val="24"/>
+                <w:szCs w:val="24"/>
+                <w:lang w:val="ru-RU"/>
+              </w:rPr>
+              <w:t>. - М.; Берлин: Директ- Медиа, 2015. - 145 с.. - Режим доступа:</w:t>
+            </w:r>
+            <w:r>
+              <w:rPr>
+                <w:sz w:val="24"/>
+                <w:szCs w:val="24"/>
+                <w:lang w:val="ru-RU"/>
+              </w:rPr>
+              <w:t xml:space="preserve"> </w:t>
+            </w:r>
+            <w:hyperlink r:id="rId16">
+              <w:r>
+                <w:rPr>
+                  <w:sz w:val="24"/>
+                  <w:szCs w:val="24"/>
+                </w:rPr>
+                <w:t>http</w:t>
+              </w:r>
+              <w:r>
+                <w:rPr>
+                  <w:sz w:val="24"/>
+                  <w:szCs w:val="24"/>
+                  <w:lang w:val="ru-RU"/>
+                </w:rPr>
+                <w:t>://</w:t>
+              </w:r>
+              <w:r>
+                <w:rPr>
+                  <w:sz w:val="24"/>
+                  <w:szCs w:val="24"/>
+                </w:rPr>
+                <w:t>biblioclub</w:t>
+              </w:r>
+              <w:r>
+                <w:rPr>
+                  <w:sz w:val="24"/>
+                  <w:szCs w:val="24"/>
+                  <w:lang w:val="ru-RU"/>
+                </w:rPr>
+                <w:t>.</w:t>
+              </w:r>
+              <w:r>
+                <w:rPr>
+                  <w:sz w:val="24"/>
+                  <w:szCs w:val="24"/>
+                </w:rPr>
+                <w:t>ru</w:t>
+              </w:r>
+              <w:r>
+                <w:rPr>
+                  <w:sz w:val="24"/>
+                  <w:szCs w:val="24"/>
+                  <w:lang w:val="ru-RU"/>
+                </w:rPr>
+                <w:t>/</w:t>
+              </w:r>
+              <w:r>
+                <w:rPr>
+                  <w:sz w:val="24"/>
+                  <w:szCs w:val="24"/>
+                </w:rPr>
+                <w:t>index</w:t>
+              </w:r>
+              <w:r>
+                <w:rPr>
+                  <w:sz w:val="24"/>
+                  <w:szCs w:val="24"/>
+                  <w:lang w:val="ru-RU"/>
+                </w:rPr>
+                <w:t>.</w:t>
+              </w:r>
+              <w:r>
+                <w:rPr>
+                  <w:sz w:val="24"/>
+                  <w:szCs w:val="24"/>
+                </w:rPr>
+                <w:t>php</w:t>
+              </w:r>
+              <w:r>
+                <w:rPr>
+                  <w:sz w:val="24"/>
+                  <w:szCs w:val="24"/>
+                  <w:lang w:val="ru-RU"/>
+                </w:rPr>
+                <w:t>?</w:t>
+              </w:r>
+              <w:r>
+                <w:rPr>
+                  <w:sz w:val="24"/>
+                  <w:szCs w:val="24"/>
+                </w:rPr>
+                <w:t>page</w:t>
+              </w:r>
+              <w:r>
+                <w:rPr>
+                  <w:sz w:val="24"/>
+                  <w:szCs w:val="24"/>
+                  <w:lang w:val="ru-RU"/>
+                </w:rPr>
+                <w:t>=</w:t>
+              </w:r>
+              <w:r>
+                <w:rPr>
+                  <w:sz w:val="24"/>
+                  <w:szCs w:val="24"/>
+                </w:rPr>
+                <w:t>book</w:t>
+              </w:r>
+              <w:r>
+                <w:rPr>
+                  <w:sz w:val="24"/>
+                  <w:szCs w:val="24"/>
+                  <w:lang w:val="ru-RU"/>
+                </w:rPr>
+                <w:t>&amp;</w:t>
+              </w:r>
+              <w:r>
+                <w:rPr>
+                  <w:sz w:val="24"/>
+                  <w:szCs w:val="24"/>
+                </w:rPr>
+                <w:t>id</w:t>
+              </w:r>
+              <w:r>
+                <w:rPr>
+                  <w:sz w:val="24"/>
+                  <w:szCs w:val="24"/>
+                  <w:lang w:val="ru-RU"/>
+                </w:rPr>
+                <w:t>=426428</w:t>
+              </w:r>
+            </w:hyperlink>
+            <w:r>
+              <w:rPr>
+                <w:sz w:val="24"/>
+                <w:szCs w:val="24"/>
+                <w:lang w:val="ru-RU"/>
+              </w:rPr>
+              <w:t xml:space="preserve"> (дата о</w:t>
+            </w:r>
+            <w:r>
+              <w:rPr>
+                <w:sz w:val="24"/>
+                <w:szCs w:val="24"/>
+                <w:lang w:val="ru-RU"/>
+              </w:rPr>
+              <w:t>б</w:t>
+            </w:r>
+            <w:r>
+              <w:rPr>
+                <w:sz w:val="24"/>
+                <w:szCs w:val="24"/>
+                <w:lang w:val="ru-RU"/>
+              </w:rPr>
+              <w:t xml:space="preserve">ращения: </w:t>
+            </w:r>
+            <w:r>
+              <w:rPr>
+                <w:sz w:val="24"/>
+                <w:szCs w:val="24"/>
+                <w:lang w:val="ru-RU"/>
+              </w:rPr>
+              <w:t>31</w:t>
+            </w:r>
+            <w:r>
+              <w:rPr>
+                <w:sz w:val="24"/>
+                <w:szCs w:val="24"/>
+                <w:lang w:val="ru-RU"/>
+              </w:rPr>
+              <w:t>.</w:t>
+            </w:r>
+            <w:r>
+              <w:rPr>
+                <w:sz w:val="24"/>
+                <w:szCs w:val="24"/>
+                <w:lang w:val="ru-RU"/>
+              </w:rPr>
+              <w:t>0</w:t>
+            </w:r>
+            <w:r>
+              <w:rPr>
+                <w:sz w:val="24"/>
+                <w:szCs w:val="24"/>
+                <w:lang w:val="ru-RU"/>
+              </w:rPr>
+              <w:t>3</w:t>
+            </w:r>
+            <w:r>
+              <w:rPr>
+                <w:sz w:val="24"/>
+                <w:szCs w:val="24"/>
+                <w:lang w:val="ru-RU"/>
+              </w:rPr>
+              <w:t>.</w:t>
+            </w:r>
+            <w:r>
+              <w:rPr>
+                <w:sz w:val="24"/>
+                <w:szCs w:val="24"/>
+                <w:lang w:val="ru-RU"/>
+              </w:rPr>
+              <w:t>2023</w:t>
+            </w:r>
+            <w:r>
+              <w:rPr>
+                <w:sz w:val="24"/>
+                <w:szCs w:val="24"/>
+                <w:lang w:val="ru-RU"/>
+              </w:rPr>
+              <w:t>). — Текст: электронный</w:t>
+            </w:r>
+          </w:p>
+        </w:tc>
+      </w:tr>
+      <w:tr>
+        <w:trPr>
+          <w:trHeight w:val="937"/>
+        </w:trPr>
+        <w:tc>
+          <w:tcPr>
+            <w:tcW w:w="567" w:type="dxa"/>
+            <w:vAlign w:val="center"/>
+          </w:tcPr>
+          <w:p>
+            <w:pPr>
+              <w:spacing w:before="0" w:after="20" w:line="240" w:lineRule="auto"/>
+              <w:jc w:val="center"/>
+            </w:pPr>
+            <w:r>
+              <w:rPr>
+                <w:rFonts w:ascii="Times New Roman" w:hAnsi="Times New Roman"/>
+                <w:b w:val="0"/>
+                <w:sz w:val="24"/>
+              </w:rPr>
+              <w:t>4</w:t>
+            </w:r>
+          </w:p>
+        </w:tc>
+        <w:tc>
+          <w:tcPr>
+            <w:tcW w:w="8674" w:type="dxa"/>
+          </w:tcPr>
+          <w:p>
+            <w:pPr>
+              <w:pStyle w:val="TableParagraph"/>
+              <w:ind w:left="107" w:right="175"/>
+              <w:jc w:val="both"/>
+              <w:rPr>
+                <w:sz w:val="24"/>
+                <w:szCs w:val="24"/>
+                <w:lang w:val="ru-RU"/>
+              </w:rPr>
+            </w:pPr>
+            <w:r>
+              <w:rPr>
+                <w:sz w:val="24"/>
+                <w:szCs w:val="24"/>
+                <w:lang w:val="ru-RU"/>
+              </w:rPr>
+              <w:t>Николаев, В. С. Двигательная активность и здоровье человека: Электронный р</w:t>
+            </w:r>
+            <w:r>
+              <w:rPr>
+                <w:sz w:val="24"/>
+                <w:szCs w:val="24"/>
+                <w:lang w:val="ru-RU"/>
+              </w:rPr>
+              <w:t>е</w:t>
+            </w:r>
+            <w:r>
+              <w:rPr>
+                <w:sz w:val="24"/>
+                <w:szCs w:val="24"/>
+                <w:lang w:val="ru-RU"/>
+              </w:rPr>
+              <w:t>сурс (теоретико-методические основы оздоровительной физической трениро</w:t>
+            </w:r>
+            <w:r>
+              <w:rPr>
+                <w:sz w:val="24"/>
+                <w:szCs w:val="24"/>
+                <w:lang w:val="ru-RU"/>
+              </w:rPr>
+              <w:t>в</w:t>
+            </w:r>
+            <w:r>
+              <w:rPr>
+                <w:sz w:val="24"/>
+                <w:szCs w:val="24"/>
+                <w:lang w:val="ru-RU"/>
+              </w:rPr>
+              <w:t>ки): учебное пособие /</w:t>
+            </w:r>
+            <w:r>
+              <w:rPr>
+                <w:spacing w:val="-6"/>
+                <w:sz w:val="24"/>
+                <w:szCs w:val="24"/>
+                <w:lang w:val="ru-RU"/>
+              </w:rPr>
+              <w:t xml:space="preserve"> </w:t>
+            </w:r>
+            <w:r>
+              <w:rPr>
+                <w:sz w:val="24"/>
+                <w:szCs w:val="24"/>
+                <w:lang w:val="ru-RU"/>
+              </w:rPr>
+              <w:t xml:space="preserve">В.С. Николаев, А. А. </w:t>
+            </w:r>
+            <w:proofErr w:type="spellStart"/>
+            <w:r>
+              <w:rPr>
+                <w:sz w:val="24"/>
+                <w:szCs w:val="24"/>
+                <w:lang w:val="ru-RU"/>
+              </w:rPr>
+              <w:t>Щанкин</w:t>
+            </w:r>
+            <w:proofErr w:type="spellEnd"/>
+            <w:r>
+              <w:rPr>
+                <w:sz w:val="24"/>
+                <w:szCs w:val="24"/>
+                <w:lang w:val="ru-RU"/>
+              </w:rPr>
+              <w:t>. - Москва;</w:t>
+            </w:r>
+            <w:r>
+              <w:rPr>
+                <w:spacing w:val="-16"/>
+                <w:sz w:val="24"/>
+                <w:szCs w:val="24"/>
+                <w:lang w:val="ru-RU"/>
+              </w:rPr>
+              <w:t xml:space="preserve"> </w:t>
+            </w:r>
+            <w:r>
+              <w:rPr>
+                <w:sz w:val="24"/>
+                <w:szCs w:val="24"/>
+                <w:lang w:val="ru-RU"/>
+              </w:rPr>
+              <w:t>Берлин:</w:t>
+            </w:r>
+            <w:r>
+              <w:rPr>
+                <w:sz w:val="24"/>
+                <w:szCs w:val="24"/>
+                <w:lang w:val="ru-RU"/>
+              </w:rPr>
+              <w:t xml:space="preserve"> </w:t>
+            </w:r>
+            <w:r>
+              <w:rPr>
+                <w:sz w:val="24"/>
+                <w:szCs w:val="24"/>
+                <w:lang w:val="ru-RU"/>
+              </w:rPr>
+              <w:t xml:space="preserve">Директ-Медиа, 2019. - 80 с. – Режим доступа: </w:t>
+            </w:r>
+            <w:hyperlink r:id="rId17">
+              <w:r>
+                <w:rPr>
+                  <w:sz w:val="24"/>
+                  <w:szCs w:val="24"/>
+                </w:rPr>
+                <w:t>http</w:t>
+              </w:r>
+              <w:r>
+                <w:rPr>
+                  <w:sz w:val="24"/>
+                  <w:szCs w:val="24"/>
+                  <w:lang w:val="ru-RU"/>
+                </w:rPr>
+                <w:t>://</w:t>
+              </w:r>
+              <w:r>
+                <w:rPr>
+                  <w:sz w:val="24"/>
+                  <w:szCs w:val="24"/>
+                </w:rPr>
+                <w:t>biblioclub</w:t>
+              </w:r>
+              <w:r>
+                <w:rPr>
+                  <w:sz w:val="24"/>
+                  <w:szCs w:val="24"/>
+                  <w:lang w:val="ru-RU"/>
+                </w:rPr>
+                <w:t>.</w:t>
+              </w:r>
+              <w:r>
+                <w:rPr>
+                  <w:sz w:val="24"/>
+                  <w:szCs w:val="24"/>
+                </w:rPr>
+                <w:t>ru</w:t>
+              </w:r>
+              <w:r>
+                <w:rPr>
+                  <w:sz w:val="24"/>
+                  <w:szCs w:val="24"/>
+                  <w:lang w:val="ru-RU"/>
+                </w:rPr>
+                <w:t>/</w:t>
+              </w:r>
+              <w:r>
+                <w:rPr>
+                  <w:sz w:val="24"/>
+                  <w:szCs w:val="24"/>
+                </w:rPr>
+                <w:t>index</w:t>
+              </w:r>
+              <w:r>
+                <w:rPr>
+                  <w:sz w:val="24"/>
+                  <w:szCs w:val="24"/>
+                  <w:lang w:val="ru-RU"/>
+                </w:rPr>
+                <w:t>.</w:t>
+              </w:r>
+              <w:r>
+                <w:rPr>
+                  <w:sz w:val="24"/>
+                  <w:szCs w:val="24"/>
+                </w:rPr>
+                <w:t>php</w:t>
+              </w:r>
+              <w:r>
+                <w:rPr>
+                  <w:sz w:val="24"/>
+                  <w:szCs w:val="24"/>
+                  <w:lang w:val="ru-RU"/>
+                </w:rPr>
+                <w:t>?</w:t>
+              </w:r>
+              <w:r>
+                <w:rPr>
+                  <w:sz w:val="24"/>
+                  <w:szCs w:val="24"/>
+                </w:rPr>
+                <w:t>page</w:t>
+              </w:r>
+              <w:r>
+                <w:rPr>
+                  <w:sz w:val="24"/>
+                  <w:szCs w:val="24"/>
+                  <w:lang w:val="ru-RU"/>
+                </w:rPr>
+                <w:t>=</w:t>
+              </w:r>
+              <w:r>
+                <w:rPr>
+                  <w:sz w:val="24"/>
+                  <w:szCs w:val="24"/>
+                </w:rPr>
+                <w:t>book</w:t>
+              </w:r>
+              <w:r>
+                <w:rPr>
+                  <w:sz w:val="24"/>
+                  <w:szCs w:val="24"/>
+                  <w:lang w:val="ru-RU"/>
+                </w:rPr>
+                <w:t>&amp;</w:t>
+              </w:r>
+              <w:r>
+                <w:rPr>
+                  <w:sz w:val="24"/>
+                  <w:szCs w:val="24"/>
+                </w:rPr>
+                <w:t>id</w:t>
+              </w:r>
+            </w:hyperlink>
+          </w:p>
+          <w:p>
+            <w:pPr>
+              <w:pStyle w:val="TableParagraph"/>
+              <w:ind w:left="107"/>
+              <w:jc w:val="both"/>
+              <w:rPr>
+                <w:sz w:val="24"/>
+                <w:szCs w:val="24"/>
+              </w:rPr>
+            </w:pPr>
+            <w:hyperlink r:id="rId18">
+              <w:r>
+                <w:rPr>
+                  <w:sz w:val="24"/>
+                  <w:szCs w:val="24"/>
+                </w:rPr>
+                <w:t xml:space="preserve">=362769 </w:t>
+              </w:r>
+            </w:hyperlink>
+            <w:r>
+              <w:rPr>
+                <w:sz w:val="24"/>
+                <w:szCs w:val="24"/>
+              </w:rPr>
+              <w:t>(</w:t>
+            </w:r>
+            <w:proofErr w:type="spellStart"/>
+            <w:r>
+              <w:rPr>
+                <w:sz w:val="24"/>
+                <w:szCs w:val="24"/>
+              </w:rPr>
+              <w:t>дата</w:t>
+            </w:r>
+            <w:proofErr w:type="spellEnd"/>
+            <w:r>
+              <w:rPr>
+                <w:sz w:val="24"/>
+                <w:szCs w:val="24"/>
+              </w:rPr>
+              <w:t xml:space="preserve"> </w:t>
+            </w:r>
+            <w:proofErr w:type="spellStart"/>
+            <w:r>
+              <w:rPr>
+                <w:sz w:val="24"/>
+                <w:szCs w:val="24"/>
+              </w:rPr>
+              <w:t>обращения</w:t>
+            </w:r>
+            <w:proofErr w:type="spellEnd"/>
+            <w:r>
+              <w:rPr>
+                <w:sz w:val="24"/>
+                <w:szCs w:val="24"/>
+              </w:rPr>
+              <w:t>: 31.</w:t>
+            </w:r>
+            <w:r>
+              <w:rPr>
+                <w:sz w:val="24"/>
+                <w:szCs w:val="24"/>
+              </w:rPr>
+              <w:t>0</w:t>
+            </w:r>
+            <w:r>
+              <w:rPr>
+                <w:sz w:val="24"/>
+                <w:szCs w:val="24"/>
+                <w:lang w:val="ru-RU"/>
+              </w:rPr>
+              <w:t>3</w:t>
+            </w:r>
+            <w:r>
+              <w:rPr>
+                <w:sz w:val="24"/>
+                <w:szCs w:val="24"/>
+              </w:rPr>
+              <w:t>.</w:t>
+            </w:r>
+            <w:r>
+              <w:rPr>
+                <w:sz w:val="24"/>
+                <w:szCs w:val="24"/>
+              </w:rPr>
+              <w:t>2023</w:t>
+            </w:r>
+            <w:r>
+              <w:rPr>
+                <w:sz w:val="24"/>
+                <w:szCs w:val="24"/>
+              </w:rPr>
+              <w:t xml:space="preserve">) ). — </w:t>
+            </w:r>
+            <w:proofErr w:type="spellStart"/>
+            <w:r>
+              <w:rPr>
+                <w:sz w:val="24"/>
+                <w:szCs w:val="24"/>
+              </w:rPr>
+              <w:t>Текст</w:t>
+            </w:r>
+            <w:proofErr w:type="spellEnd"/>
+            <w:r>
+              <w:rPr>
+                <w:sz w:val="24"/>
+                <w:szCs w:val="24"/>
+              </w:rPr>
+              <w:t xml:space="preserve"> : </w:t>
+            </w:r>
+            <w:proofErr w:type="spellStart"/>
+            <w:r>
+              <w:rPr>
+                <w:sz w:val="24"/>
+                <w:szCs w:val="24"/>
+              </w:rPr>
+              <w:t>электронный</w:t>
+            </w:r>
+            <w:proofErr w:type="spellEnd"/>
+            <w:r>
+              <w:rPr>
+                <w:sz w:val="24"/>
+                <w:szCs w:val="24"/>
+              </w:rPr>
+              <w:t xml:space="preserve"> </w:t>
+            </w:r>
+          </w:p>
+        </w:tc>
+      </w:tr>
+      <w:tr>
+        <w:trPr>
           <w:trHeight w:val="719"/>
         </w:trPr>
         <w:tc>
           <w:tcPr>
             <w:tcW w:w="567" w:type="dxa"/>
-          </w:tcPr>
-          <w:p>
-            <w:pPr>
-              <w:pStyle w:val="TableParagraph"/>
-              <w:ind w:left="9"/>
+            <w:vAlign w:val="center"/>
+          </w:tcPr>
+          <w:p>
+            <w:pPr>
+              <w:spacing w:before="0" w:after="20" w:line="240" w:lineRule="auto"/>
               <w:jc w:val="center"/>
-              <w:rPr>
-                <w:sz w:val="24"/>
-                <w:lang w:val="ru-RU"/>
-              </w:rPr>
-            </w:pPr>
-            <w:r>
-              <w:rPr>
-                <w:sz w:val="24"/>
-                <w:lang w:val="ru-RU"/>
-              </w:rPr>
-              <w:t>3</w:t>
+            </w:pPr>
+            <w:r>
+              <w:rPr>
+                <w:rFonts w:ascii="Times New Roman" w:hAnsi="Times New Roman"/>
+                <w:b w:val="0"/>
+                <w:sz w:val="24"/>
+              </w:rPr>
+              <w:t>5</w:t>
             </w:r>
           </w:p>
         </w:tc>
@@ -11197,708 +12177,23 @@
       </w:tr>
       <w:tr>
         <w:trPr>
-          <w:trHeight w:val="900"/>
-        </w:trPr>
-        <w:tc>
-          <w:tcPr>
-            <w:tcW w:w="567" w:type="dxa"/>
-          </w:tcPr>
-          <w:p>
-            <w:pPr>
-              <w:pStyle w:val="TableParagraph"/>
-              <w:ind w:left="9"/>
-              <w:jc w:val="center"/>
-              <w:rPr>
-                <w:sz w:val="24"/>
-                <w:lang w:val="ru-RU"/>
-              </w:rPr>
-            </w:pPr>
-            <w:r>
-              <w:rPr>
-                <w:sz w:val="24"/>
-                <w:lang w:val="ru-RU"/>
-              </w:rPr>
-              <w:t>4.</w:t>
-            </w:r>
-          </w:p>
-        </w:tc>
-        <w:tc>
-          <w:tcPr>
-            <w:tcW w:w="8674" w:type="dxa"/>
-          </w:tcPr>
-          <w:p>
-            <w:pPr>
-              <w:pStyle w:val="TableParagraph"/>
-              <w:ind w:left="108" w:right="159"/>
-              <w:jc w:val="both"/>
-              <w:rPr>
-                <w:sz w:val="24"/>
-                <w:szCs w:val="24"/>
-                <w:lang w:val="ru-RU"/>
-              </w:rPr>
-            </w:pPr>
-            <w:proofErr w:type="spellStart"/>
-            <w:r>
-              <w:rPr>
-                <w:sz w:val="24"/>
-                <w:szCs w:val="24"/>
-                <w:lang w:val="ru-RU"/>
-              </w:rPr>
-              <w:t>Голякова</w:t>
-            </w:r>
-            <w:proofErr w:type="spellEnd"/>
-            <w:r>
-              <w:rPr>
-                <w:sz w:val="24"/>
-                <w:szCs w:val="24"/>
-                <w:lang w:val="ru-RU"/>
-              </w:rPr>
-              <w:t xml:space="preserve">, Н. Н. Оздоровительная аэробика [Электронный ресурс]: учебно-методическое пособие / Н. Н. </w:t>
-            </w:r>
-            <w:proofErr w:type="spellStart"/>
-            <w:r>
-              <w:rPr>
-                <w:sz w:val="24"/>
-                <w:szCs w:val="24"/>
-                <w:lang w:val="ru-RU"/>
-              </w:rPr>
-              <w:t>Голякова</w:t>
-            </w:r>
-            <w:proofErr w:type="spellEnd"/>
-            <w:r>
-              <w:rPr>
-                <w:sz w:val="24"/>
-                <w:szCs w:val="24"/>
-                <w:lang w:val="ru-RU"/>
-              </w:rPr>
-              <w:t>. - М.; Берлин: Директ- Медиа, 2015. - 145 с.. - Режим доступа:</w:t>
-            </w:r>
-            <w:r>
-              <w:rPr>
-                <w:sz w:val="24"/>
-                <w:szCs w:val="24"/>
-                <w:lang w:val="ru-RU"/>
-              </w:rPr>
-              <w:t xml:space="preserve"> </w:t>
-            </w:r>
-            <w:hyperlink r:id="rId16">
-              <w:r>
-                <w:rPr>
-                  <w:sz w:val="24"/>
-                  <w:szCs w:val="24"/>
-                </w:rPr>
-                <w:t>http</w:t>
-              </w:r>
-              <w:r>
-                <w:rPr>
-                  <w:sz w:val="24"/>
-                  <w:szCs w:val="24"/>
-                  <w:lang w:val="ru-RU"/>
-                </w:rPr>
-                <w:t>://</w:t>
-              </w:r>
-              <w:r>
-                <w:rPr>
-                  <w:sz w:val="24"/>
-                  <w:szCs w:val="24"/>
-                </w:rPr>
-                <w:t>biblioclub</w:t>
-              </w:r>
-              <w:r>
-                <w:rPr>
-                  <w:sz w:val="24"/>
-                  <w:szCs w:val="24"/>
-                  <w:lang w:val="ru-RU"/>
-                </w:rPr>
-                <w:t>.</w:t>
-              </w:r>
-              <w:r>
-                <w:rPr>
-                  <w:sz w:val="24"/>
-                  <w:szCs w:val="24"/>
-                </w:rPr>
-                <w:t>ru</w:t>
-              </w:r>
-              <w:r>
-                <w:rPr>
-                  <w:sz w:val="24"/>
-                  <w:szCs w:val="24"/>
-                  <w:lang w:val="ru-RU"/>
-                </w:rPr>
-                <w:t>/</w:t>
-              </w:r>
-              <w:r>
-                <w:rPr>
-                  <w:sz w:val="24"/>
-                  <w:szCs w:val="24"/>
-                </w:rPr>
-                <w:t>index</w:t>
-              </w:r>
-              <w:r>
-                <w:rPr>
-                  <w:sz w:val="24"/>
-                  <w:szCs w:val="24"/>
-                  <w:lang w:val="ru-RU"/>
-                </w:rPr>
-                <w:t>.</w:t>
-              </w:r>
-              <w:r>
-                <w:rPr>
-                  <w:sz w:val="24"/>
-                  <w:szCs w:val="24"/>
-                </w:rPr>
-                <w:t>php</w:t>
-              </w:r>
-              <w:r>
-                <w:rPr>
-                  <w:sz w:val="24"/>
-                  <w:szCs w:val="24"/>
-                  <w:lang w:val="ru-RU"/>
-                </w:rPr>
-                <w:t>?</w:t>
-              </w:r>
-              <w:r>
-                <w:rPr>
-                  <w:sz w:val="24"/>
-                  <w:szCs w:val="24"/>
-                </w:rPr>
-                <w:t>page</w:t>
-              </w:r>
-              <w:r>
-                <w:rPr>
-                  <w:sz w:val="24"/>
-                  <w:szCs w:val="24"/>
-                  <w:lang w:val="ru-RU"/>
-                </w:rPr>
-                <w:t>=</w:t>
-              </w:r>
-              <w:r>
-                <w:rPr>
-                  <w:sz w:val="24"/>
-                  <w:szCs w:val="24"/>
-                </w:rPr>
-                <w:t>book</w:t>
-              </w:r>
-              <w:r>
-                <w:rPr>
-                  <w:sz w:val="24"/>
-                  <w:szCs w:val="24"/>
-                  <w:lang w:val="ru-RU"/>
-                </w:rPr>
-                <w:t>&amp;</w:t>
-              </w:r>
-              <w:r>
-                <w:rPr>
-                  <w:sz w:val="24"/>
-                  <w:szCs w:val="24"/>
-                </w:rPr>
-                <w:t>id</w:t>
-              </w:r>
-              <w:r>
-                <w:rPr>
-                  <w:sz w:val="24"/>
-                  <w:szCs w:val="24"/>
-                  <w:lang w:val="ru-RU"/>
-                </w:rPr>
-                <w:t>=426428</w:t>
-              </w:r>
-            </w:hyperlink>
-            <w:r>
-              <w:rPr>
-                <w:sz w:val="24"/>
-                <w:szCs w:val="24"/>
-                <w:lang w:val="ru-RU"/>
-              </w:rPr>
-              <w:t xml:space="preserve"> (дата о</w:t>
-            </w:r>
-            <w:r>
-              <w:rPr>
-                <w:sz w:val="24"/>
-                <w:szCs w:val="24"/>
-                <w:lang w:val="ru-RU"/>
-              </w:rPr>
-              <w:t>б</w:t>
-            </w:r>
-            <w:r>
-              <w:rPr>
-                <w:sz w:val="24"/>
-                <w:szCs w:val="24"/>
-                <w:lang w:val="ru-RU"/>
-              </w:rPr>
-              <w:t xml:space="preserve">ращения: </w:t>
-            </w:r>
-            <w:r>
-              <w:rPr>
-                <w:sz w:val="24"/>
-                <w:szCs w:val="24"/>
-                <w:lang w:val="ru-RU"/>
-              </w:rPr>
-              <w:t>31</w:t>
-            </w:r>
-            <w:r>
-              <w:rPr>
-                <w:sz w:val="24"/>
-                <w:szCs w:val="24"/>
-                <w:lang w:val="ru-RU"/>
-              </w:rPr>
-              <w:t>.</w:t>
-            </w:r>
-            <w:r>
-              <w:rPr>
-                <w:sz w:val="24"/>
-                <w:szCs w:val="24"/>
-                <w:lang w:val="ru-RU"/>
-              </w:rPr>
-              <w:t>0</w:t>
-            </w:r>
-            <w:r>
-              <w:rPr>
-                <w:sz w:val="24"/>
-                <w:szCs w:val="24"/>
-                <w:lang w:val="ru-RU"/>
-              </w:rPr>
-              <w:t>3</w:t>
-            </w:r>
-            <w:r>
-              <w:rPr>
-                <w:sz w:val="24"/>
-                <w:szCs w:val="24"/>
-                <w:lang w:val="ru-RU"/>
-              </w:rPr>
-              <w:t>.</w:t>
-            </w:r>
-            <w:r>
-              <w:rPr>
-                <w:sz w:val="24"/>
-                <w:szCs w:val="24"/>
-                <w:lang w:val="ru-RU"/>
-              </w:rPr>
-              <w:t>2023</w:t>
-            </w:r>
-            <w:r>
-              <w:rPr>
-                <w:sz w:val="24"/>
-                <w:szCs w:val="24"/>
-                <w:lang w:val="ru-RU"/>
-              </w:rPr>
-              <w:t>). — Текст: электронный</w:t>
-            </w:r>
-          </w:p>
-        </w:tc>
-      </w:tr>
-      <w:tr>
-        <w:trPr>
-          <w:trHeight w:val="937"/>
-        </w:trPr>
-        <w:tc>
-          <w:tcPr>
-            <w:tcW w:w="567" w:type="dxa"/>
-          </w:tcPr>
-          <w:p>
-            <w:pPr>
-              <w:pStyle w:val="TableParagraph"/>
-              <w:ind w:left="9"/>
-              <w:jc w:val="center"/>
-              <w:rPr>
-                <w:sz w:val="24"/>
-              </w:rPr>
-            </w:pPr>
-            <w:r>
-              <w:rPr>
-                <w:sz w:val="24"/>
-              </w:rPr>
-              <w:t>5</w:t>
-            </w:r>
-          </w:p>
-        </w:tc>
-        <w:tc>
-          <w:tcPr>
-            <w:tcW w:w="8674" w:type="dxa"/>
-          </w:tcPr>
-          <w:p>
-            <w:pPr>
-              <w:pStyle w:val="TableParagraph"/>
-              <w:ind w:left="107" w:right="175"/>
-              <w:jc w:val="both"/>
-              <w:rPr>
-                <w:sz w:val="24"/>
-                <w:szCs w:val="24"/>
-                <w:lang w:val="ru-RU"/>
-              </w:rPr>
-            </w:pPr>
-            <w:r>
-              <w:rPr>
-                <w:sz w:val="24"/>
-                <w:szCs w:val="24"/>
-                <w:lang w:val="ru-RU"/>
-              </w:rPr>
-              <w:t>Николаев, В. С. Двигательная активность и здоровье человека: Электронный р</w:t>
-            </w:r>
-            <w:r>
-              <w:rPr>
-                <w:sz w:val="24"/>
-                <w:szCs w:val="24"/>
-                <w:lang w:val="ru-RU"/>
-              </w:rPr>
-              <w:t>е</w:t>
-            </w:r>
-            <w:r>
-              <w:rPr>
-                <w:sz w:val="24"/>
-                <w:szCs w:val="24"/>
-                <w:lang w:val="ru-RU"/>
-              </w:rPr>
-              <w:t>сурс (теоретико-методические основы оздоровительной физической трениро</w:t>
-            </w:r>
-            <w:r>
-              <w:rPr>
-                <w:sz w:val="24"/>
-                <w:szCs w:val="24"/>
-                <w:lang w:val="ru-RU"/>
-              </w:rPr>
-              <w:t>в</w:t>
-            </w:r>
-            <w:r>
-              <w:rPr>
-                <w:sz w:val="24"/>
-                <w:szCs w:val="24"/>
-                <w:lang w:val="ru-RU"/>
-              </w:rPr>
-              <w:t>ки): учебное пособие /</w:t>
-            </w:r>
-            <w:r>
-              <w:rPr>
-                <w:spacing w:val="-6"/>
-                <w:sz w:val="24"/>
-                <w:szCs w:val="24"/>
-                <w:lang w:val="ru-RU"/>
-              </w:rPr>
-              <w:t xml:space="preserve"> </w:t>
-            </w:r>
-            <w:r>
-              <w:rPr>
-                <w:sz w:val="24"/>
-                <w:szCs w:val="24"/>
-                <w:lang w:val="ru-RU"/>
-              </w:rPr>
-              <w:t xml:space="preserve">В.С. Николаев, А. А. </w:t>
-            </w:r>
-            <w:proofErr w:type="spellStart"/>
-            <w:r>
-              <w:rPr>
-                <w:sz w:val="24"/>
-                <w:szCs w:val="24"/>
-                <w:lang w:val="ru-RU"/>
-              </w:rPr>
-              <w:t>Щанкин</w:t>
-            </w:r>
-            <w:proofErr w:type="spellEnd"/>
-            <w:r>
-              <w:rPr>
-                <w:sz w:val="24"/>
-                <w:szCs w:val="24"/>
-                <w:lang w:val="ru-RU"/>
-              </w:rPr>
-              <w:t>. - Москва;</w:t>
-            </w:r>
-            <w:r>
-              <w:rPr>
-                <w:spacing w:val="-16"/>
-                <w:sz w:val="24"/>
-                <w:szCs w:val="24"/>
-                <w:lang w:val="ru-RU"/>
-              </w:rPr>
-              <w:t xml:space="preserve"> </w:t>
-            </w:r>
-            <w:r>
-              <w:rPr>
-                <w:sz w:val="24"/>
-                <w:szCs w:val="24"/>
-                <w:lang w:val="ru-RU"/>
-              </w:rPr>
-              <w:t>Берлин:</w:t>
-            </w:r>
-            <w:r>
-              <w:rPr>
-                <w:sz w:val="24"/>
-                <w:szCs w:val="24"/>
-                <w:lang w:val="ru-RU"/>
-              </w:rPr>
-              <w:t xml:space="preserve"> </w:t>
-            </w:r>
-            <w:r>
-              <w:rPr>
-                <w:sz w:val="24"/>
-                <w:szCs w:val="24"/>
-                <w:lang w:val="ru-RU"/>
-              </w:rPr>
-              <w:t xml:space="preserve">Директ-Медиа, 2019. - 80 с. – Режим доступа: </w:t>
-            </w:r>
-            <w:hyperlink r:id="rId17">
-              <w:r>
-                <w:rPr>
-                  <w:sz w:val="24"/>
-                  <w:szCs w:val="24"/>
-                </w:rPr>
-                <w:t>http</w:t>
-              </w:r>
-              <w:r>
-                <w:rPr>
-                  <w:sz w:val="24"/>
-                  <w:szCs w:val="24"/>
-                  <w:lang w:val="ru-RU"/>
-                </w:rPr>
-                <w:t>://</w:t>
-              </w:r>
-              <w:r>
-                <w:rPr>
-                  <w:sz w:val="24"/>
-                  <w:szCs w:val="24"/>
-                </w:rPr>
-                <w:t>biblioclub</w:t>
-              </w:r>
-              <w:r>
-                <w:rPr>
-                  <w:sz w:val="24"/>
-                  <w:szCs w:val="24"/>
-                  <w:lang w:val="ru-RU"/>
-                </w:rPr>
-                <w:t>.</w:t>
-              </w:r>
-              <w:r>
-                <w:rPr>
-                  <w:sz w:val="24"/>
-                  <w:szCs w:val="24"/>
-                </w:rPr>
-                <w:t>ru</w:t>
-              </w:r>
-              <w:r>
-                <w:rPr>
-                  <w:sz w:val="24"/>
-                  <w:szCs w:val="24"/>
-                  <w:lang w:val="ru-RU"/>
-                </w:rPr>
-                <w:t>/</w:t>
-              </w:r>
-              <w:r>
-                <w:rPr>
-                  <w:sz w:val="24"/>
-                  <w:szCs w:val="24"/>
-                </w:rPr>
-                <w:t>index</w:t>
-              </w:r>
-              <w:r>
-                <w:rPr>
-                  <w:sz w:val="24"/>
-                  <w:szCs w:val="24"/>
-                  <w:lang w:val="ru-RU"/>
-                </w:rPr>
-                <w:t>.</w:t>
-              </w:r>
-              <w:r>
-                <w:rPr>
-                  <w:sz w:val="24"/>
-                  <w:szCs w:val="24"/>
-                </w:rPr>
-                <w:t>php</w:t>
-              </w:r>
-              <w:r>
-                <w:rPr>
-                  <w:sz w:val="24"/>
-                  <w:szCs w:val="24"/>
-                  <w:lang w:val="ru-RU"/>
-                </w:rPr>
-                <w:t>?</w:t>
-              </w:r>
-              <w:r>
-                <w:rPr>
-                  <w:sz w:val="24"/>
-                  <w:szCs w:val="24"/>
-                </w:rPr>
-                <w:t>page</w:t>
-              </w:r>
-              <w:r>
-                <w:rPr>
-                  <w:sz w:val="24"/>
-                  <w:szCs w:val="24"/>
-                  <w:lang w:val="ru-RU"/>
-                </w:rPr>
-                <w:t>=</w:t>
-              </w:r>
-              <w:r>
-                <w:rPr>
-                  <w:sz w:val="24"/>
-                  <w:szCs w:val="24"/>
-                </w:rPr>
-                <w:t>book</w:t>
-              </w:r>
-              <w:r>
-                <w:rPr>
-                  <w:sz w:val="24"/>
-                  <w:szCs w:val="24"/>
-                  <w:lang w:val="ru-RU"/>
-                </w:rPr>
-                <w:t>&amp;</w:t>
-              </w:r>
-              <w:r>
-                <w:rPr>
-                  <w:sz w:val="24"/>
-                  <w:szCs w:val="24"/>
-                </w:rPr>
-                <w:t>id</w:t>
-              </w:r>
-            </w:hyperlink>
-          </w:p>
-          <w:p>
-            <w:pPr>
-              <w:pStyle w:val="TableParagraph"/>
-              <w:ind w:left="107"/>
-              <w:jc w:val="both"/>
-              <w:rPr>
-                <w:sz w:val="24"/>
-                <w:szCs w:val="24"/>
-              </w:rPr>
-            </w:pPr>
-            <w:hyperlink r:id="rId18">
-              <w:r>
-                <w:rPr>
-                  <w:sz w:val="24"/>
-                  <w:szCs w:val="24"/>
-                </w:rPr>
-                <w:t xml:space="preserve">=362769 </w:t>
-              </w:r>
-            </w:hyperlink>
-            <w:r>
-              <w:rPr>
-                <w:sz w:val="24"/>
-                <w:szCs w:val="24"/>
-              </w:rPr>
-              <w:t>(</w:t>
-            </w:r>
-            <w:proofErr w:type="spellStart"/>
-            <w:r>
-              <w:rPr>
-                <w:sz w:val="24"/>
-                <w:szCs w:val="24"/>
-              </w:rPr>
-              <w:t>дата</w:t>
-            </w:r>
-            <w:proofErr w:type="spellEnd"/>
-            <w:r>
-              <w:rPr>
-                <w:sz w:val="24"/>
-                <w:szCs w:val="24"/>
-              </w:rPr>
-              <w:t xml:space="preserve"> </w:t>
-            </w:r>
-            <w:proofErr w:type="spellStart"/>
-            <w:r>
-              <w:rPr>
-                <w:sz w:val="24"/>
-                <w:szCs w:val="24"/>
-              </w:rPr>
-              <w:t>обращения</w:t>
-            </w:r>
-            <w:proofErr w:type="spellEnd"/>
-            <w:r>
-              <w:rPr>
-                <w:sz w:val="24"/>
-                <w:szCs w:val="24"/>
-              </w:rPr>
-              <w:t>: 31.</w:t>
-            </w:r>
-            <w:r>
-              <w:rPr>
-                <w:sz w:val="24"/>
-                <w:szCs w:val="24"/>
-              </w:rPr>
-              <w:t>0</w:t>
-            </w:r>
-            <w:r>
-              <w:rPr>
-                <w:sz w:val="24"/>
-                <w:szCs w:val="24"/>
-                <w:lang w:val="ru-RU"/>
-              </w:rPr>
-              <w:t>3</w:t>
-            </w:r>
-            <w:r>
-              <w:rPr>
-                <w:sz w:val="24"/>
-                <w:szCs w:val="24"/>
-              </w:rPr>
-              <w:t>.</w:t>
-            </w:r>
-            <w:r>
-              <w:rPr>
-                <w:sz w:val="24"/>
-                <w:szCs w:val="24"/>
-              </w:rPr>
-              <w:t>2023</w:t>
-            </w:r>
-            <w:r>
-              <w:rPr>
-                <w:sz w:val="24"/>
-                <w:szCs w:val="24"/>
-              </w:rPr>
-              <w:t xml:space="preserve">) ). — </w:t>
-            </w:r>
-            <w:proofErr w:type="spellStart"/>
-            <w:r>
-              <w:rPr>
-                <w:sz w:val="24"/>
-                <w:szCs w:val="24"/>
-              </w:rPr>
-              <w:t>Текст</w:t>
-            </w:r>
-            <w:proofErr w:type="spellEnd"/>
-            <w:r>
-              <w:rPr>
-                <w:sz w:val="24"/>
-                <w:szCs w:val="24"/>
-              </w:rPr>
-              <w:t xml:space="preserve"> : </w:t>
-            </w:r>
-            <w:proofErr w:type="spellStart"/>
-            <w:r>
-              <w:rPr>
-                <w:sz w:val="24"/>
-                <w:szCs w:val="24"/>
-              </w:rPr>
-              <w:t>электронный</w:t>
-            </w:r>
-            <w:proofErr w:type="spellEnd"/>
-            <w:r>
-              <w:rPr>
-                <w:sz w:val="24"/>
-                <w:szCs w:val="24"/>
-              </w:rPr>
-              <w:t xml:space="preserve"> </w:t>
-            </w:r>
-          </w:p>
-        </w:tc>
-      </w:tr>
-      <w:tr>
-        <w:trPr>
           <w:trHeight w:val="601"/>
         </w:trPr>
         <w:tc>
           <w:tcPr>
             <w:tcW w:w="567" w:type="dxa"/>
-          </w:tcPr>
-          <w:p>
-            <w:pPr>
-              <w:pStyle w:val="TableParagraph"/>
-              <w:ind w:left="112" w:right="103"/>
+            <w:vAlign w:val="center"/>
+          </w:tcPr>
+          <w:p>
+            <w:pPr>
+              <w:spacing w:before="0" w:after="20" w:line="240" w:lineRule="auto"/>
               <w:jc w:val="center"/>
-              <w:rPr>
-                <w:sz w:val="24"/>
-              </w:rPr>
-            </w:pPr>
-            <w:r>
-              <w:rPr>
-                <w:sz w:val="24"/>
-                <w:lang w:val="ru-RU"/>
+            </w:pPr>
+            <w:r>
+              <w:rPr>
+                <w:rFonts w:ascii="Times New Roman" w:hAnsi="Times New Roman"/>
+                <w:b w:val="0"/>
+                <w:sz w:val="24"/>
               </w:rPr>
               <w:t>6</w:t>
             </w:r>
@@ -12232,6 +12527,440 @@
           </w:p>
         </w:tc>
       </w:tr>
+      <w:tr>
+        <w:trPr>
+          <w:trHeight w:val="596"/>
+        </w:trPr>
+        <w:tc>
+          <w:tcPr>
+            <w:tcW w:w="567" w:type="dxa"/>
+            <w:vAlign w:val="center"/>
+          </w:tcPr>
+          <w:p>
+            <w:pPr>
+              <w:spacing w:before="0" w:after="20" w:line="240" w:lineRule="auto"/>
+              <w:jc w:val="center"/>
+            </w:pPr>
+            <w:r>
+              <w:rPr>
+                <w:rFonts w:ascii="Times New Roman" w:hAnsi="Times New Roman"/>
+                <w:b w:val="0"/>
+                <w:sz w:val="24"/>
+              </w:rPr>
+              <w:t>7</w:t>
+            </w:r>
+          </w:p>
+        </w:tc>
+        <w:tc>
+          <w:tcPr>
+            <w:tcW w:w="8674" w:type="dxa"/>
+          </w:tcPr>
+          <w:p>
+            <w:pPr>
+              <w:pStyle w:val="TableParagraph"/>
+              <w:ind w:left="107" w:right="328"/>
+              <w:jc w:val="both"/>
+              <w:rPr>
+                <w:sz w:val="24"/>
+                <w:szCs w:val="24"/>
+                <w:lang w:val="ru-RU"/>
+              </w:rPr>
+            </w:pPr>
+            <w:r>
+              <w:rPr>
+                <w:sz w:val="24"/>
+                <w:szCs w:val="24"/>
+                <w:lang w:val="ru-RU"/>
+              </w:rPr>
+              <w:t xml:space="preserve">Современные физкультурно-оздоровительные технологии : учебное пособие / А. Е. Подоляка, О. Б. Подоляка, Е. В. </w:t>
+            </w:r>
+            <w:proofErr w:type="spellStart"/>
+            <w:r>
+              <w:rPr>
+                <w:sz w:val="24"/>
+                <w:szCs w:val="24"/>
+                <w:lang w:val="ru-RU"/>
+              </w:rPr>
+              <w:t>Максимихина</w:t>
+            </w:r>
+            <w:proofErr w:type="spellEnd"/>
+            <w:r>
+              <w:rPr>
+                <w:sz w:val="24"/>
+                <w:szCs w:val="24"/>
+                <w:lang w:val="ru-RU"/>
+              </w:rPr>
+              <w:t xml:space="preserve"> [и др.] ; под общей реда</w:t>
+            </w:r>
+            <w:r>
+              <w:rPr>
+                <w:sz w:val="24"/>
+                <w:szCs w:val="24"/>
+                <w:lang w:val="ru-RU"/>
+              </w:rPr>
+              <w:t>к</w:t>
+            </w:r>
+            <w:r>
+              <w:rPr>
+                <w:sz w:val="24"/>
+                <w:szCs w:val="24"/>
+                <w:lang w:val="ru-RU"/>
+              </w:rPr>
+              <w:t>цией З. С. Варфоломеевой. — Череповец : ЧГУ, 2021. — 122 с.</w:t>
+            </w:r>
+            <w:r>
+              <w:rPr>
+                <w:sz w:val="24"/>
+                <w:szCs w:val="24"/>
+              </w:rPr>
+              <w:t> </w:t>
+            </w:r>
+            <w:r>
+              <w:rPr>
+                <w:sz w:val="24"/>
+                <w:szCs w:val="24"/>
+                <w:lang w:val="ru-RU"/>
+              </w:rPr>
+              <w:t>// Лань : эле</w:t>
+            </w:r>
+            <w:r>
+              <w:rPr>
+                <w:sz w:val="24"/>
+                <w:szCs w:val="24"/>
+                <w:lang w:val="ru-RU"/>
+              </w:rPr>
+              <w:t>к</w:t>
+            </w:r>
+            <w:r>
+              <w:rPr>
+                <w:sz w:val="24"/>
+                <w:szCs w:val="24"/>
+                <w:lang w:val="ru-RU"/>
+              </w:rPr>
+              <w:t xml:space="preserve">тронно-библиотечная система. — </w:t>
+            </w:r>
+            <w:r>
+              <w:rPr>
+                <w:sz w:val="24"/>
+                <w:szCs w:val="24"/>
+              </w:rPr>
+              <w:t>URL</w:t>
+            </w:r>
+            <w:r>
+              <w:rPr>
+                <w:sz w:val="24"/>
+                <w:szCs w:val="24"/>
+                <w:lang w:val="ru-RU"/>
+              </w:rPr>
+              <w:t xml:space="preserve">: </w:t>
+            </w:r>
+            <w:hyperlink r:id="rId13" w:history="1">
+              <w:r>
+                <w:rPr>
+                  <w:rStyle w:val="ab"/>
+                  <w:color w:val="auto"/>
+                  <w:sz w:val="24"/>
+                  <w:szCs w:val="24"/>
+                  <w:u w:val="none"/>
+                </w:rPr>
+                <w:t>https</w:t>
+              </w:r>
+              <w:r>
+                <w:rPr>
+                  <w:rStyle w:val="ab"/>
+                  <w:color w:val="auto"/>
+                  <w:sz w:val="24"/>
+                  <w:szCs w:val="24"/>
+                  <w:u w:val="none"/>
+                  <w:lang w:val="ru-RU"/>
+                </w:rPr>
+                <w:t>://</w:t>
+              </w:r>
+              <w:r>
+                <w:rPr>
+                  <w:rStyle w:val="ab"/>
+                  <w:color w:val="auto"/>
+                  <w:sz w:val="24"/>
+                  <w:szCs w:val="24"/>
+                  <w:u w:val="none"/>
+                </w:rPr>
+                <w:t>e</w:t>
+              </w:r>
+              <w:r>
+                <w:rPr>
+                  <w:rStyle w:val="ab"/>
+                  <w:color w:val="auto"/>
+                  <w:sz w:val="24"/>
+                  <w:szCs w:val="24"/>
+                  <w:u w:val="none"/>
+                  <w:lang w:val="ru-RU"/>
+                </w:rPr>
+                <w:t>.</w:t>
+              </w:r>
+              <w:proofErr w:type="spellStart"/>
+              <w:r>
+                <w:rPr>
+                  <w:rStyle w:val="ab"/>
+                  <w:color w:val="auto"/>
+                  <w:sz w:val="24"/>
+                  <w:szCs w:val="24"/>
+                  <w:u w:val="none"/>
+                </w:rPr>
+                <w:t>lanbook</w:t>
+              </w:r>
+              <w:proofErr w:type="spellEnd"/>
+              <w:r>
+                <w:rPr>
+                  <w:rStyle w:val="ab"/>
+                  <w:color w:val="auto"/>
+                  <w:sz w:val="24"/>
+                  <w:szCs w:val="24"/>
+                  <w:u w:val="none"/>
+                  <w:lang w:val="ru-RU"/>
+                </w:rPr>
+                <w:t>.</w:t>
+              </w:r>
+              <w:r>
+                <w:rPr>
+                  <w:rStyle w:val="ab"/>
+                  <w:color w:val="auto"/>
+                  <w:sz w:val="24"/>
+                  <w:szCs w:val="24"/>
+                  <w:u w:val="none"/>
+                </w:rPr>
+                <w:t>com</w:t>
+              </w:r>
+              <w:r>
+                <w:rPr>
+                  <w:rStyle w:val="ab"/>
+                  <w:color w:val="auto"/>
+                  <w:sz w:val="24"/>
+                  <w:szCs w:val="24"/>
+                  <w:u w:val="none"/>
+                  <w:lang w:val="ru-RU"/>
+                </w:rPr>
+                <w:t>/</w:t>
+              </w:r>
+              <w:r>
+                <w:rPr>
+                  <w:rStyle w:val="ab"/>
+                  <w:color w:val="auto"/>
+                  <w:sz w:val="24"/>
+                  <w:szCs w:val="24"/>
+                  <w:u w:val="none"/>
+                </w:rPr>
+                <w:t>book</w:t>
+              </w:r>
+              <w:r>
+                <w:rPr>
+                  <w:rStyle w:val="ab"/>
+                  <w:color w:val="auto"/>
+                  <w:sz w:val="24"/>
+                  <w:szCs w:val="24"/>
+                  <w:u w:val="none"/>
+                  <w:lang w:val="ru-RU"/>
+                </w:rPr>
+                <w:t>/180958</w:t>
+              </w:r>
+            </w:hyperlink>
+            <w:r>
+              <w:rPr>
+                <w:sz w:val="24"/>
+                <w:szCs w:val="24"/>
+                <w:lang w:val="ru-RU"/>
+              </w:rPr>
+              <w:t xml:space="preserve">  (дата </w:t>
+            </w:r>
+            <w:r>
+              <w:rPr>
+                <w:sz w:val="24"/>
+                <w:szCs w:val="24"/>
+                <w:lang w:val="ru-RU"/>
+              </w:rPr>
+              <w:t xml:space="preserve">обращения: </w:t>
+            </w:r>
+            <w:r>
+              <w:rPr>
+                <w:sz w:val="24"/>
+                <w:szCs w:val="24"/>
+                <w:lang w:val="ru-RU"/>
+              </w:rPr>
+              <w:t>31</w:t>
+            </w:r>
+            <w:r>
+              <w:rPr>
+                <w:sz w:val="24"/>
+                <w:szCs w:val="24"/>
+                <w:lang w:val="ru-RU"/>
+              </w:rPr>
+              <w:t>.</w:t>
+            </w:r>
+            <w:r>
+              <w:rPr>
+                <w:sz w:val="24"/>
+                <w:szCs w:val="24"/>
+                <w:lang w:val="ru-RU"/>
+              </w:rPr>
+              <w:t>03</w:t>
+            </w:r>
+            <w:r>
+              <w:rPr>
+                <w:sz w:val="24"/>
+                <w:szCs w:val="24"/>
+                <w:lang w:val="ru-RU"/>
+              </w:rPr>
+              <w:t>.</w:t>
+            </w:r>
+            <w:r>
+              <w:rPr>
+                <w:sz w:val="24"/>
+                <w:szCs w:val="24"/>
+                <w:lang w:val="ru-RU"/>
+              </w:rPr>
+              <w:t>2023</w:t>
+            </w:r>
+            <w:r>
+              <w:rPr>
+                <w:sz w:val="24"/>
+                <w:szCs w:val="24"/>
+                <w:lang w:val="ru-RU"/>
+              </w:rPr>
+              <w:t xml:space="preserve">). — Режим доступа: для </w:t>
+            </w:r>
+            <w:proofErr w:type="spellStart"/>
+            <w:r>
+              <w:rPr>
+                <w:sz w:val="24"/>
+                <w:szCs w:val="24"/>
+                <w:lang w:val="ru-RU"/>
+              </w:rPr>
+              <w:t>авториз</w:t>
+            </w:r>
+            <w:proofErr w:type="spellEnd"/>
+            <w:r>
+              <w:rPr>
+                <w:sz w:val="24"/>
+                <w:szCs w:val="24"/>
+                <w:lang w:val="ru-RU"/>
+              </w:rPr>
+              <w:t xml:space="preserve">. пользователей. — </w:t>
+            </w:r>
+            <w:r>
+              <w:rPr>
+                <w:sz w:val="24"/>
+                <w:szCs w:val="24"/>
+              </w:rPr>
+              <w:t>ISBN</w:t>
+            </w:r>
+            <w:r>
+              <w:rPr>
+                <w:sz w:val="24"/>
+                <w:szCs w:val="24"/>
+                <w:lang w:val="ru-RU"/>
+              </w:rPr>
+              <w:t xml:space="preserve"> 978&amp;</w:t>
+            </w:r>
+            <w:proofErr w:type="spellStart"/>
+            <w:r>
+              <w:rPr>
+                <w:sz w:val="24"/>
+                <w:szCs w:val="24"/>
+              </w:rPr>
+              <w:t>ndash</w:t>
+            </w:r>
+            <w:proofErr w:type="spellEnd"/>
+            <w:r>
+              <w:rPr>
+                <w:sz w:val="24"/>
+                <w:szCs w:val="24"/>
+                <w:lang w:val="ru-RU"/>
+              </w:rPr>
+              <w:t>;5&amp;</w:t>
+            </w:r>
+            <w:proofErr w:type="spellStart"/>
+            <w:r>
+              <w:rPr>
+                <w:sz w:val="24"/>
+                <w:szCs w:val="24"/>
+              </w:rPr>
+              <w:t>ndash</w:t>
+            </w:r>
+            <w:proofErr w:type="spellEnd"/>
+            <w:r>
+              <w:rPr>
+                <w:sz w:val="24"/>
+                <w:szCs w:val="24"/>
+                <w:lang w:val="ru-RU"/>
+              </w:rPr>
+              <w:t>;85341&amp;</w:t>
+            </w:r>
+            <w:proofErr w:type="spellStart"/>
+            <w:r>
+              <w:rPr>
+                <w:sz w:val="24"/>
+                <w:szCs w:val="24"/>
+              </w:rPr>
+              <w:t>ndash</w:t>
+            </w:r>
+            <w:proofErr w:type="spellEnd"/>
+            <w:r>
+              <w:rPr>
+                <w:sz w:val="24"/>
+                <w:szCs w:val="24"/>
+                <w:lang w:val="ru-RU"/>
+              </w:rPr>
+              <w:t>;898&amp;</w:t>
+            </w:r>
+            <w:proofErr w:type="spellStart"/>
+            <w:r>
+              <w:rPr>
+                <w:sz w:val="24"/>
+                <w:szCs w:val="24"/>
+              </w:rPr>
+              <w:t>ndash</w:t>
+            </w:r>
+            <w:proofErr w:type="spellEnd"/>
+            <w:r>
+              <w:rPr>
+                <w:sz w:val="24"/>
+                <w:szCs w:val="24"/>
+                <w:lang w:val="ru-RU"/>
+              </w:rPr>
+              <w:t>;1.</w:t>
+            </w:r>
+            <w:r>
+              <w:rPr>
+                <w:sz w:val="24"/>
+                <w:szCs w:val="24"/>
+              </w:rPr>
+              <w:t> </w:t>
+            </w:r>
+            <w:r>
+              <w:rPr>
+                <w:sz w:val="24"/>
+                <w:szCs w:val="24"/>
+                <w:lang w:val="ru-RU"/>
+              </w:rPr>
+              <w:t>— Текст</w:t>
+            </w:r>
+            <w:r>
+              <w:rPr>
+                <w:sz w:val="24"/>
+                <w:szCs w:val="24"/>
+              </w:rPr>
+              <w:t> </w:t>
+            </w:r>
+            <w:r>
+              <w:rPr>
+                <w:sz w:val="24"/>
+                <w:szCs w:val="24"/>
+                <w:lang w:val="ru-RU"/>
+              </w:rPr>
+              <w:t>: электронный</w:t>
+            </w:r>
+          </w:p>
+        </w:tc>
+      </w:tr>
     </w:tbl>
     <w:p>
       <w:pPr>
@@ -12610,64 +13339,11 @@
         <w:rPr>
           <w:rFonts w:ascii="Times New Roman" w:eastAsia="Times New Roman" w:hAnsi="Times New Roman"/>
           <w:bCs/>
-          <w:sz w:val="28"/>
-          <w:szCs w:val="28"/>
-        </w:rPr>
-        <w:t>5. Электронный каталог НБ РГУ имени С. А. Есенина [Электронный ресурс]: база данных содержит сведения о всех видах литературы, поступ</w:t>
-      </w:r>
-      <w:r>
-        <w:rPr>
-          <w:rFonts w:ascii="Times New Roman" w:eastAsia="Times New Roman" w:hAnsi="Times New Roman"/>
-          <w:bCs/>
-          <w:sz w:val="28"/>
-          <w:szCs w:val="28"/>
-        </w:rPr>
-        <w:t>а</w:t>
-      </w:r>
-      <w:r>
-        <w:rPr>
-          <w:rFonts w:ascii="Times New Roman" w:eastAsia="Times New Roman" w:hAnsi="Times New Roman"/>
-          <w:bCs/>
-          <w:sz w:val="28"/>
-          <w:szCs w:val="28"/>
-        </w:rPr>
-        <w:t>ющих в фонд НБ РГУ имени С.А. Есенина. – Рязань, [1990 -]. – Режим дост</w:t>
-      </w:r>
-      <w:r>
-        <w:rPr>
-          <w:rFonts w:ascii="Times New Roman" w:eastAsia="Times New Roman" w:hAnsi="Times New Roman"/>
-          <w:bCs/>
-          <w:sz w:val="28"/>
-          <w:szCs w:val="28"/>
-        </w:rPr>
-        <w:t>у</w:t>
-      </w:r>
-      <w:r>
-        <w:rPr>
-          <w:rFonts w:ascii="Times New Roman" w:eastAsia="Times New Roman" w:hAnsi="Times New Roman"/>
-          <w:bCs/>
-          <w:sz w:val="28"/>
-          <w:szCs w:val="28"/>
-        </w:rPr>
-        <w:t>па: http://library.rsu.edu.ru/marc, свободный (дата обращения: 15.04.</w:t>
-      </w:r>
-      <w:r>
-        <w:rPr>
-          <w:rFonts w:ascii="Times New Roman" w:eastAsia="Times New Roman" w:hAnsi="Times New Roman"/>
-          <w:bCs/>
-          <w:sz w:val="28"/>
-          <w:szCs w:val="28"/>
-        </w:rPr>
-        <w:t>22</w:t>
-      </w:r>
-      <w:r>
-        <w:rPr>
-          <w:rFonts w:ascii="Times New Roman" w:eastAsia="Times New Roman" w:hAnsi="Times New Roman"/>
-          <w:bCs/>
-          <w:sz w:val="28"/>
-          <w:szCs w:val="28"/>
-        </w:rPr>
-        <w:t>).</w:t>
+          <w:color w:val="000000"/>
+          <w:sz w:val="28"/>
+          <w:szCs w:val="28"/>
+        </w:rPr>
+        <w:t xml:space="preserve">5. Электронный каталог НБ РГУ имени С. А. Есенина [Электронный ресурс]: база данных содержит сведения о всех видах литературы, поступающих в фонд НБ РГУ имени С.А. Есенина. – Рязань, [1990 -]. – Режим доступа: https://library.rsu-rzn.ru/marc/Default.aspmarc, свободный (дата обращения: 15.04.22).</w:t>
       </w:r>
     </w:p>
     <w:p>
@@ -15424,6 +16100,51 @@
         <w:gridCol w:w="5352"/>
       </w:tblGrid>
       <w:tr>
+        <w:trPr>
+          <w:tblHeader/>
+        </w:trPr>
+        <w:tc>
+          <w:tcPr>
+            <w:tcW w:type="dxa" w:w="4219"/>
+            <w:vAlign w:val="center"/>
+          </w:tcPr>
+          <w:p>
+            <w:pPr>
+              <w:spacing w:before="0" w:after="20" w:line="240" w:lineRule="auto"/>
+              <w:jc w:val="center"/>
+            </w:pPr>
+            <w:r>
+              <w:rPr>
+                <w:rFonts w:ascii="Times New Roman" w:hAnsi="Times New Roman"/>
+                <w:b/>
+                <w:sz w:val="24"/>
+              </w:rPr>
+              <w:t>Название ПО</w:t>
+            </w:r>
+          </w:p>
+        </w:tc>
+        <w:tc>
+          <w:tcPr>
+            <w:tcW w:type="dxa" w:w="5352"/>
+            <w:vAlign w:val="center"/>
+          </w:tcPr>
+          <w:p>
+            <w:pPr>
+              <w:spacing w:before="0" w:after="20" w:line="240" w:lineRule="auto"/>
+              <w:jc w:val="center"/>
+            </w:pPr>
+            <w:r>
+              <w:rPr>
+                <w:rFonts w:ascii="Times New Roman" w:hAnsi="Times New Roman"/>
+                <w:b/>
+                <w:sz w:val="24"/>
+              </w:rPr>
+              <w:t>Основание</w:t>
+            </w:r>
+          </w:p>
+        </w:tc>
+      </w:tr>
+      <w:tr>
         <w:tc>
           <w:tcPr>
             <w:tcW w:w="4219" w:type="dxa"/>
@@ -16063,50 +16784,6 @@
           <w:szCs w:val="28"/>
         </w:rPr>
       </w:pPr>
-    </w:p>
-    <w:p>
-      <w:pPr>
-        <w:pStyle w:val="ListParagraph"/>
-        <w:ind w:left="0" w:firstLine="0"/>
-        <w:jc w:val="center"/>
-        <w:rPr>
-          <w:sz w:val="28"/>
-        </w:rPr>
-      </w:pPr>
-      <w:r>
-        <w:rPr>
-          <w:sz w:val="28"/>
-        </w:rPr>
-        <w:t xml:space="preserve">9. </w:t>
-      </w:r>
-      <w:r>
-        <w:rPr>
-          <w:sz w:val="28"/>
-        </w:rPr>
-        <w:t>ИНЫЕ СВЕДЕНИЯ</w:t>
-      </w:r>
-    </w:p>
-    <w:p>
-      <w:pPr>
-        <w:pStyle w:val="ae"/>
-        <w:ind w:firstLine="567"/>
-        <w:jc w:val="both"/>
-        <w:rPr>
-          <w:i/>
-          <w:sz w:val="24"/>
-          <w:szCs w:val="24"/>
-          <w:lang w:val="ru-RU"/>
-        </w:rPr>
-      </w:pPr>
-      <w:r>
-        <w:rPr>
-          <w:i/>
-          <w:sz w:val="24"/>
-          <w:szCs w:val="24"/>
-          <w:lang w:val="ru-RU"/>
-        </w:rPr>
-        <w:t>Не предусмотрены</w:t>
-      </w:r>
     </w:p>
     <w:sectPr>
       <w:headerReference w:type="default" r:id="rId22"/>

--- a/МатМодиИИ/rpd__doc_docx/Б1.О.03.02_Физическая культура и спорт.docx
+++ b/МатМодиИИ/rpd__doc_docx/Б1.О.03.02_Физическая культура и спорт.docx
@@ -4013,6 +4013,7 @@
           <w:tcPr>
             <w:tcW w:type="dxa" w:w="454"/>
             <w:vAlign w:val="center"/>
+            <w:vMerge w:val="restart"/>
           </w:tcPr>
           <w:p>
             <w:pPr>
@@ -4033,6 +4034,7 @@
           <w:tcPr>
             <w:tcW w:type="dxa" w:w="1814"/>
             <w:vAlign w:val="center"/>
+            <w:vMerge w:val="restart"/>
           </w:tcPr>
           <w:p>
             <w:pPr>
@@ -4135,6 +4137,22 @@
           <w:tcPr>
             <w:tcW w:type="dxa" w:w="454"/>
             <w:vAlign w:val="center"/>
+            <w:vMerge w:val="continue"/>
+          </w:tcPr>
+          <w:p/>
+        </w:tc>
+        <w:tc>
+          <w:tcPr>
+            <w:tcW w:type="dxa" w:w="1814"/>
+            <w:vAlign w:val="center"/>
+            <w:vMerge w:val="continue"/>
+          </w:tcPr>
+          <w:p/>
+        </w:tc>
+        <w:tc>
+          <w:tcPr>
+            <w:tcW w:type="dxa" w:w="1361"/>
+            <w:vAlign w:val="center"/>
           </w:tcPr>
           <w:p>
             <w:pPr>
@@ -4147,7 +4165,90 @@
                 <w:b w:val="0"/>
                 <w:sz w:val="24"/>
               </w:rPr>
-              <w:t>2.1</w:t>
+              <w:t>КП</w:t>
+            </w:r>
+          </w:p>
+        </w:tc>
+        <w:tc>
+          <w:tcPr>
+            <w:tcW w:type="dxa" w:w="737"/>
+            <w:vAlign w:val="center"/>
+          </w:tcPr>
+          <w:p>
+            <w:pPr>
+              <w:spacing w:before="0" w:after="20" w:line="240" w:lineRule="auto"/>
+              <w:jc w:val="center"/>
+            </w:pPr>
+            <w:r>
+              <w:rPr>
+                <w:rFonts w:ascii="Times New Roman" w:hAnsi="Times New Roman"/>
+                <w:b w:val="0"/>
+                <w:sz w:val="24"/>
+              </w:rPr>
+              <w:t>—</w:t>
+            </w:r>
+          </w:p>
+        </w:tc>
+        <w:tc>
+          <w:tcPr>
+            <w:tcW w:type="dxa" w:w="1587"/>
+            <w:vAlign w:val="center"/>
+          </w:tcPr>
+          <w:p>
+            <w:pPr>
+              <w:spacing w:before="0" w:after="20" w:line="240" w:lineRule="auto"/>
+              <w:jc w:val="center"/>
+            </w:pPr>
+            <w:r>
+              <w:rPr>
+                <w:rFonts w:ascii="Times New Roman" w:hAnsi="Times New Roman"/>
+                <w:b w:val="0"/>
+                <w:sz w:val="24"/>
+              </w:rPr>
+              <w:t>—</w:t>
+            </w:r>
+          </w:p>
+        </w:tc>
+        <w:tc>
+          <w:tcPr>
+            <w:tcW w:type="dxa" w:w="3402"/>
+            <w:vAlign w:val="center"/>
+          </w:tcPr>
+          <w:p>
+            <w:pPr>
+              <w:spacing w:before="0" w:after="20" w:line="240" w:lineRule="auto"/>
+              <w:jc w:val="center"/>
+            </w:pPr>
+            <w:r>
+              <w:rPr>
+                <w:rFonts w:ascii="Times New Roman" w:hAnsi="Times New Roman"/>
+                <w:b w:val="0"/>
+                <w:sz w:val="24"/>
+              </w:rPr>
+              <w:t>—</w:t>
+            </w:r>
+          </w:p>
+        </w:tc>
+      </w:tr>
+      <w:tr>
+        <w:tc>
+          <w:tcPr>
+            <w:tcW w:type="dxa" w:w="454"/>
+            <w:vAlign w:val="center"/>
+            <w:vMerge w:val="restart"/>
+          </w:tcPr>
+          <w:p>
+            <w:pPr>
+              <w:spacing w:before="0" w:after="20" w:line="240" w:lineRule="auto"/>
+              <w:jc w:val="center"/>
+            </w:pPr>
+            <w:r>
+              <w:rPr>
+                <w:rFonts w:ascii="Times New Roman" w:hAnsi="Times New Roman"/>
+                <w:b w:val="0"/>
+                <w:sz w:val="24"/>
+              </w:rPr>
+              <w:t>3</w:t>
             </w:r>
           </w:p>
         </w:tc>
@@ -4155,6 +4256,7 @@
           <w:tcPr>
             <w:tcW w:type="dxa" w:w="1814"/>
             <w:vAlign w:val="center"/>
+            <w:vMerge w:val="restart"/>
           </w:tcPr>
           <w:p>
             <w:pPr>
@@ -4167,7 +4269,7 @@
                 <w:b w:val="0"/>
                 <w:sz w:val="24"/>
               </w:rPr>
-              <w:t>Курсовая работа/проект (при наличии)</w:t>
+              <w:t>Промежуточная аттестация</w:t>
             </w:r>
           </w:p>
         </w:tc>
@@ -4187,7 +4289,7 @@
                 <w:b w:val="0"/>
                 <w:sz w:val="24"/>
               </w:rPr>
-              <w:t>КП</w:t>
+              <w:t>зачёт (З)</w:t>
             </w:r>
           </w:p>
         </w:tc>
@@ -4207,7 +4309,7 @@
                 <w:b w:val="0"/>
                 <w:sz w:val="24"/>
               </w:rPr>
-              <w:t>—</w:t>
+              <w:t>0</w:t>
             </w:r>
           </w:p>
         </w:tc>
@@ -4227,7 +4329,7 @@
                 <w:b w:val="0"/>
                 <w:sz w:val="24"/>
               </w:rPr>
-              <w:t>—</w:t>
+              <w:t>0</w:t>
             </w:r>
           </w:p>
         </w:tc>
@@ -4247,7 +4349,7 @@
                 <w:b w:val="0"/>
                 <w:sz w:val="24"/>
               </w:rPr>
-              <w:t>—</w:t>
+              <w:t>0</w:t>
             </w:r>
           </w:p>
         </w:tc>
@@ -4257,6 +4359,22 @@
           <w:tcPr>
             <w:tcW w:type="dxa" w:w="454"/>
             <w:vAlign w:val="center"/>
+            <w:vMerge w:val="continue"/>
+          </w:tcPr>
+          <w:p/>
+        </w:tc>
+        <w:tc>
+          <w:tcPr>
+            <w:tcW w:type="dxa" w:w="1814"/>
+            <w:vAlign w:val="center"/>
+            <w:vMerge w:val="continue"/>
+          </w:tcPr>
+          <w:p/>
+        </w:tc>
+        <w:tc>
+          <w:tcPr>
+            <w:tcW w:type="dxa" w:w="1361"/>
+            <w:vAlign w:val="center"/>
           </w:tcPr>
           <w:p>
             <w:pPr>
@@ -4269,273 +4387,87 @@
                 <w:b w:val="0"/>
                 <w:sz w:val="24"/>
               </w:rPr>
-              <w:t>3</w:t>
-            </w:r>
-          </w:p>
+              <w:t>зачёт с оценкой (ЗаО)</w:t>
+            </w:r>
+          </w:p>
+        </w:tc>
+        <w:tc>
+          <w:tcPr>
+            <w:tcW w:type="dxa" w:w="737"/>
+            <w:vAlign w:val="center"/>
+          </w:tcPr>
+          <w:p>
+            <w:pPr>
+              <w:spacing w:before="0" w:after="20" w:line="240" w:lineRule="auto"/>
+              <w:jc w:val="center"/>
+            </w:pPr>
+            <w:r>
+              <w:rPr>
+                <w:rFonts w:ascii="Times New Roman" w:hAnsi="Times New Roman"/>
+                <w:b w:val="0"/>
+                <w:sz w:val="24"/>
+              </w:rPr>
+              <w:t>—</w:t>
+            </w:r>
+          </w:p>
+        </w:tc>
+        <w:tc>
+          <w:tcPr>
+            <w:tcW w:type="dxa" w:w="1587"/>
+            <w:vAlign w:val="center"/>
+          </w:tcPr>
+          <w:p>
+            <w:pPr>
+              <w:spacing w:before="0" w:after="20" w:line="240" w:lineRule="auto"/>
+              <w:jc w:val="center"/>
+            </w:pPr>
+            <w:r>
+              <w:rPr>
+                <w:rFonts w:ascii="Times New Roman" w:hAnsi="Times New Roman"/>
+                <w:b w:val="0"/>
+                <w:sz w:val="24"/>
+              </w:rPr>
+              <w:t>—</w:t>
+            </w:r>
+          </w:p>
+        </w:tc>
+        <w:tc>
+          <w:tcPr>
+            <w:tcW w:type="dxa" w:w="3402"/>
+            <w:vAlign w:val="center"/>
+          </w:tcPr>
+          <w:p>
+            <w:pPr>
+              <w:spacing w:before="0" w:after="20" w:line="240" w:lineRule="auto"/>
+              <w:jc w:val="center"/>
+            </w:pPr>
+            <w:r>
+              <w:rPr>
+                <w:rFonts w:ascii="Times New Roman" w:hAnsi="Times New Roman"/>
+                <w:b w:val="0"/>
+                <w:sz w:val="24"/>
+              </w:rPr>
+              <w:t>—</w:t>
+            </w:r>
+          </w:p>
+        </w:tc>
+      </w:tr>
+      <w:tr>
+        <w:tc>
+          <w:tcPr>
+            <w:tcW w:type="dxa" w:w="454"/>
+            <w:vAlign w:val="center"/>
+            <w:vMerge w:val="continue"/>
+          </w:tcPr>
+          <w:p/>
         </w:tc>
         <w:tc>
           <w:tcPr>
             <w:tcW w:type="dxa" w:w="1814"/>
             <w:vAlign w:val="center"/>
-          </w:tcPr>
-          <w:p>
-            <w:pPr>
-              <w:spacing w:before="0" w:after="20" w:line="240" w:lineRule="auto"/>
-              <w:jc w:val="left"/>
-            </w:pPr>
-            <w:r>
-              <w:rPr>
-                <w:rFonts w:ascii="Times New Roman" w:hAnsi="Times New Roman"/>
-                <w:b w:val="0"/>
-                <w:sz w:val="24"/>
-              </w:rPr>
-              <w:t>Промежуточная аттестация</w:t>
-            </w:r>
-          </w:p>
-        </w:tc>
-        <w:tc>
-          <w:tcPr>
-            <w:tcW w:type="dxa" w:w="1361"/>
-            <w:vAlign w:val="center"/>
-          </w:tcPr>
-          <w:p>
-            <w:pPr>
-              <w:spacing w:before="0" w:after="20" w:line="240" w:lineRule="auto"/>
-              <w:jc w:val="center"/>
-            </w:pPr>
-            <w:r>
-              <w:rPr>
-                <w:rFonts w:ascii="Times New Roman" w:hAnsi="Times New Roman"/>
-                <w:b w:val="0"/>
-                <w:sz w:val="24"/>
-              </w:rPr>
-              <w:t>зачёт (З)</w:t>
-            </w:r>
-          </w:p>
-        </w:tc>
-        <w:tc>
-          <w:tcPr>
-            <w:tcW w:type="dxa" w:w="737"/>
-            <w:vAlign w:val="center"/>
-          </w:tcPr>
-          <w:p>
-            <w:pPr>
-              <w:spacing w:before="0" w:after="20" w:line="240" w:lineRule="auto"/>
-              <w:jc w:val="center"/>
-            </w:pPr>
-            <w:r>
-              <w:rPr>
-                <w:rFonts w:ascii="Times New Roman" w:hAnsi="Times New Roman"/>
-                <w:b w:val="0"/>
-                <w:sz w:val="24"/>
-              </w:rPr>
-              <w:t>0</w:t>
-            </w:r>
-          </w:p>
-        </w:tc>
-        <w:tc>
-          <w:tcPr>
-            <w:tcW w:type="dxa" w:w="1587"/>
-            <w:vAlign w:val="center"/>
-          </w:tcPr>
-          <w:p>
-            <w:pPr>
-              <w:spacing w:before="0" w:after="20" w:line="240" w:lineRule="auto"/>
-              <w:jc w:val="center"/>
-            </w:pPr>
-            <w:r>
-              <w:rPr>
-                <w:rFonts w:ascii="Times New Roman" w:hAnsi="Times New Roman"/>
-                <w:b w:val="0"/>
-                <w:sz w:val="24"/>
-              </w:rPr>
-              <w:t>0</w:t>
-            </w:r>
-          </w:p>
-        </w:tc>
-        <w:tc>
-          <w:tcPr>
-            <w:tcW w:type="dxa" w:w="3402"/>
-            <w:vAlign w:val="center"/>
-          </w:tcPr>
-          <w:p>
-            <w:pPr>
-              <w:spacing w:before="0" w:after="20" w:line="240" w:lineRule="auto"/>
-              <w:jc w:val="center"/>
-            </w:pPr>
-            <w:r>
-              <w:rPr>
-                <w:rFonts w:ascii="Times New Roman" w:hAnsi="Times New Roman"/>
-                <w:b w:val="0"/>
-                <w:sz w:val="24"/>
-              </w:rPr>
-              <w:t>0</w:t>
-            </w:r>
-          </w:p>
-        </w:tc>
-      </w:tr>
-      <w:tr>
-        <w:tc>
-          <w:tcPr>
-            <w:tcW w:type="dxa" w:w="454"/>
-            <w:vAlign w:val="center"/>
-          </w:tcPr>
-          <w:p>
-            <w:pPr>
-              <w:spacing w:before="0" w:after="20" w:line="240" w:lineRule="auto"/>
-              <w:jc w:val="center"/>
-            </w:pPr>
-            <w:r>
-              <w:rPr>
-                <w:rFonts w:ascii="Times New Roman" w:hAnsi="Times New Roman"/>
-                <w:b w:val="0"/>
-                <w:sz w:val="24"/>
-              </w:rPr>
-              <w:t>3</w:t>
-            </w:r>
-          </w:p>
-        </w:tc>
-        <w:tc>
-          <w:tcPr>
-            <w:tcW w:type="dxa" w:w="1814"/>
-            <w:vAlign w:val="center"/>
-          </w:tcPr>
-          <w:p>
-            <w:pPr>
-              <w:spacing w:before="0" w:after="20" w:line="240" w:lineRule="auto"/>
-              <w:jc w:val="left"/>
-            </w:pPr>
-            <w:r>
-              <w:rPr>
-                <w:rFonts w:ascii="Times New Roman" w:hAnsi="Times New Roman"/>
-                <w:b w:val="0"/>
-                <w:sz w:val="24"/>
-              </w:rPr>
-              <w:t>Промежуточная аттестация</w:t>
-            </w:r>
-          </w:p>
-        </w:tc>
-        <w:tc>
-          <w:tcPr>
-            <w:tcW w:type="dxa" w:w="1361"/>
-            <w:vAlign w:val="center"/>
-          </w:tcPr>
-          <w:p>
-            <w:pPr>
-              <w:spacing w:before="0" w:after="20" w:line="240" w:lineRule="auto"/>
-              <w:jc w:val="center"/>
-            </w:pPr>
-            <w:r>
-              <w:rPr>
-                <w:rFonts w:ascii="Times New Roman" w:hAnsi="Times New Roman"/>
-                <w:b w:val="0"/>
-                <w:sz w:val="24"/>
-              </w:rPr>
-              <w:t>зачёт с оценкой (ЗаО)</w:t>
-            </w:r>
-          </w:p>
-        </w:tc>
-        <w:tc>
-          <w:tcPr>
-            <w:tcW w:type="dxa" w:w="737"/>
-            <w:vAlign w:val="center"/>
-          </w:tcPr>
-          <w:p>
-            <w:pPr>
-              <w:spacing w:before="0" w:after="20" w:line="240" w:lineRule="auto"/>
-              <w:jc w:val="center"/>
-            </w:pPr>
-            <w:r>
-              <w:rPr>
-                <w:rFonts w:ascii="Times New Roman" w:hAnsi="Times New Roman"/>
-                <w:b w:val="0"/>
-                <w:sz w:val="24"/>
-              </w:rPr>
-              <w:t>—</w:t>
-            </w:r>
-          </w:p>
-        </w:tc>
-        <w:tc>
-          <w:tcPr>
-            <w:tcW w:type="dxa" w:w="1587"/>
-            <w:vAlign w:val="center"/>
-          </w:tcPr>
-          <w:p>
-            <w:pPr>
-              <w:spacing w:before="0" w:after="20" w:line="240" w:lineRule="auto"/>
-              <w:jc w:val="center"/>
-            </w:pPr>
-            <w:r>
-              <w:rPr>
-                <w:rFonts w:ascii="Times New Roman" w:hAnsi="Times New Roman"/>
-                <w:b w:val="0"/>
-                <w:sz w:val="24"/>
-              </w:rPr>
-              <w:t>—</w:t>
-            </w:r>
-          </w:p>
-        </w:tc>
-        <w:tc>
-          <w:tcPr>
-            <w:tcW w:type="dxa" w:w="3402"/>
-            <w:vAlign w:val="center"/>
-          </w:tcPr>
-          <w:p>
-            <w:pPr>
-              <w:spacing w:before="0" w:after="20" w:line="240" w:lineRule="auto"/>
-              <w:jc w:val="center"/>
-            </w:pPr>
-            <w:r>
-              <w:rPr>
-                <w:rFonts w:ascii="Times New Roman" w:hAnsi="Times New Roman"/>
-                <w:b w:val="0"/>
-                <w:sz w:val="24"/>
-              </w:rPr>
-              <w:t>—</w:t>
-            </w:r>
-          </w:p>
-        </w:tc>
-      </w:tr>
-      <w:tr>
-        <w:tc>
-          <w:tcPr>
-            <w:tcW w:type="dxa" w:w="454"/>
-            <w:vAlign w:val="center"/>
-          </w:tcPr>
-          <w:p>
-            <w:pPr>
-              <w:spacing w:before="0" w:after="20" w:line="240" w:lineRule="auto"/>
-              <w:jc w:val="center"/>
-            </w:pPr>
-            <w:r>
-              <w:rPr>
-                <w:rFonts w:ascii="Times New Roman" w:hAnsi="Times New Roman"/>
-                <w:b w:val="0"/>
-                <w:sz w:val="24"/>
-              </w:rPr>
-              <w:t>3</w:t>
-            </w:r>
-          </w:p>
-        </w:tc>
-        <w:tc>
-          <w:tcPr>
-            <w:tcW w:type="dxa" w:w="1814"/>
-            <w:vAlign w:val="center"/>
-          </w:tcPr>
-          <w:p>
-            <w:pPr>
-              <w:spacing w:before="0" w:after="20" w:line="240" w:lineRule="auto"/>
-              <w:jc w:val="left"/>
-            </w:pPr>
-            <w:r>
-              <w:rPr>
-                <w:rFonts w:ascii="Times New Roman" w:hAnsi="Times New Roman"/>
-                <w:b w:val="0"/>
-                <w:sz w:val="24"/>
-              </w:rPr>
-              <w:t>Промежуточная аттестация</w:t>
-            </w:r>
-          </w:p>
+            <w:vMerge w:val="continue"/>
+          </w:tcPr>
+          <w:p/>
         </w:tc>
         <w:tc>
           <w:tcPr>

--- a/МатМодиИИ/rpd__doc_docx/Б1.О.03.02_Физическая культура и спорт.docx
+++ b/МатМодиИИ/rpd__doc_docx/Б1.О.03.02_Физическая культура и спорт.docx
@@ -12983,48 +12983,29 @@
       </w:pPr>
       <w:r>
         <w:rPr>
-          <w:rFonts w:ascii="Times New Roman" w:eastAsia="Times New Roman" w:hAnsi="Times New Roman"/>
-          <w:bCs/>
-          <w:sz w:val="28"/>
-          <w:szCs w:val="28"/>
-        </w:rPr>
-        <w:t>1. BOOK.ru [Электронный ресурс]: электронная библиотека. – Доступ к полным текстам по паролю. – Режим доступа: http://www.book.ru (дата обр</w:t>
-      </w:r>
-      <w:r>
-        <w:rPr>
-          <w:rFonts w:ascii="Times New Roman" w:eastAsia="Times New Roman" w:hAnsi="Times New Roman"/>
-          <w:bCs/>
-          <w:sz w:val="28"/>
-          <w:szCs w:val="28"/>
-        </w:rPr>
-        <w:t>а</w:t>
-      </w:r>
-      <w:r>
-        <w:rPr>
-          <w:rFonts w:ascii="Times New Roman" w:eastAsia="Times New Roman" w:hAnsi="Times New Roman"/>
-          <w:bCs/>
-          <w:sz w:val="28"/>
-          <w:szCs w:val="28"/>
-        </w:rPr>
-        <w:t>щения: 15.04.</w:t>
-      </w:r>
-      <w:r>
-        <w:rPr>
-          <w:rFonts w:ascii="Times New Roman" w:eastAsia="Times New Roman" w:hAnsi="Times New Roman"/>
-          <w:bCs/>
-          <w:sz w:val="28"/>
-          <w:szCs w:val="28"/>
-        </w:rPr>
-        <w:t>22</w:t>
-      </w:r>
-      <w:r>
-        <w:rPr>
-          <w:rFonts w:ascii="Times New Roman" w:eastAsia="Times New Roman" w:hAnsi="Times New Roman"/>
-          <w:bCs/>
-          <w:sz w:val="28"/>
-          <w:szCs w:val="28"/>
-        </w:rPr>
-        <w:t>).</w:t>
+          <w:rFonts w:ascii="Times New Roman" w:hAnsi="Times New Roman"/>
+          <w:sz w:val="24"/>
+          <w:color w:val="000000"/>
+        </w:rPr>
+        <w:t xml:space="preserve">1. BOOK.ru [Электронный ресурс]: электронная библиотека. – Доступ к полным текстам по паролю. – Режим доступа: </w:t>
+      </w:r>
+      <w:hyperlink r:id="rIdResource1">
+        <w:r>
+          <w:rPr>
+            <w:rFonts w:ascii="Times New Roman" w:hAnsi="Times New Roman"/>
+            <w:sz w:val="24"/>
+            <w:color w:val="000000"/>
+          </w:rPr>
+          <w:t xml:space="preserve">https://book.ru/</w:t>
+        </w:r>
+      </w:hyperlink>
+      <w:r>
+        <w:rPr>
+          <w:rFonts w:ascii="Times New Roman" w:hAnsi="Times New Roman"/>
+          <w:sz w:val="24"/>
+          <w:color w:val="000000"/>
+        </w:rPr>
+        <w:t xml:space="preserve"> (дата обращения: 31.03.2023).</w:t>
       </w:r>
     </w:p>
     <w:p>
@@ -13041,66 +13022,29 @@
       </w:pPr>
       <w:r>
         <w:rPr>
-          <w:rFonts w:ascii="Times New Roman" w:eastAsia="Times New Roman" w:hAnsi="Times New Roman"/>
-          <w:bCs/>
-          <w:sz w:val="28"/>
-          <w:szCs w:val="28"/>
-        </w:rPr>
-        <w:t>2.  eLIBRARY.RU [Электронный ресурс]: научная электронная библи</w:t>
-      </w:r>
-      <w:r>
-        <w:rPr>
-          <w:rFonts w:ascii="Times New Roman" w:eastAsia="Times New Roman" w:hAnsi="Times New Roman"/>
-          <w:bCs/>
-          <w:sz w:val="28"/>
-          <w:szCs w:val="28"/>
-        </w:rPr>
-        <w:t>о</w:t>
-      </w:r>
-      <w:r>
-        <w:rPr>
-          <w:rFonts w:ascii="Times New Roman" w:eastAsia="Times New Roman" w:hAnsi="Times New Roman"/>
-          <w:bCs/>
-          <w:sz w:val="28"/>
-          <w:szCs w:val="28"/>
-        </w:rPr>
-        <w:t>тека. – Режим доступа: http://elibrary.ru/defaultx.asp, свободный (дата обращ</w:t>
-      </w:r>
-      <w:r>
-        <w:rPr>
-          <w:rFonts w:ascii="Times New Roman" w:eastAsia="Times New Roman" w:hAnsi="Times New Roman"/>
-          <w:bCs/>
-          <w:sz w:val="28"/>
-          <w:szCs w:val="28"/>
-        </w:rPr>
-        <w:t>е</w:t>
-      </w:r>
-      <w:r>
-        <w:rPr>
-          <w:rFonts w:ascii="Times New Roman" w:eastAsia="Times New Roman" w:hAnsi="Times New Roman"/>
-          <w:bCs/>
-          <w:sz w:val="28"/>
-          <w:szCs w:val="28"/>
-        </w:rPr>
-        <w:t>ния: 15.04.</w:t>
-      </w:r>
-      <w:r>
-        <w:rPr>
-          <w:rFonts w:ascii="Times New Roman" w:eastAsia="Times New Roman" w:hAnsi="Times New Roman"/>
-          <w:bCs/>
-          <w:sz w:val="28"/>
-          <w:szCs w:val="28"/>
-        </w:rPr>
-        <w:t>22</w:t>
-      </w:r>
-      <w:r>
-        <w:rPr>
-          <w:rFonts w:ascii="Times New Roman" w:eastAsia="Times New Roman" w:hAnsi="Times New Roman"/>
-          <w:bCs/>
-          <w:sz w:val="28"/>
-          <w:szCs w:val="28"/>
-        </w:rPr>
-        <w:t>).</w:t>
+          <w:rFonts w:ascii="Times New Roman" w:hAnsi="Times New Roman"/>
+          <w:sz w:val="24"/>
+          <w:color w:val="000000"/>
+        </w:rPr>
+        <w:t xml:space="preserve">2. eLIBRARY.RU [Электронный ресурс]: научная электронная библиотека. – Режим доступа: </w:t>
+      </w:r>
+      <w:hyperlink r:id="rIdResource2">
+        <w:r>
+          <w:rPr>
+            <w:rFonts w:ascii="Times New Roman" w:hAnsi="Times New Roman"/>
+            <w:sz w:val="24"/>
+            <w:color w:val="000000"/>
+          </w:rPr>
+          <w:t xml:space="preserve">http://elibrary.ru/defaultx.asp</w:t>
+        </w:r>
+      </w:hyperlink>
+      <w:r>
+        <w:rPr>
+          <w:rFonts w:ascii="Times New Roman" w:hAnsi="Times New Roman"/>
+          <w:sz w:val="24"/>
+          <w:color w:val="000000"/>
+        </w:rPr>
+        <w:t xml:space="preserve">, свободный (дата обращения: 15.04.22).</w:t>
       </w:r>
     </w:p>
     <w:p>
@@ -13117,66 +13061,29 @@
       </w:pPr>
       <w:r>
         <w:rPr>
-          <w:rFonts w:ascii="Times New Roman" w:eastAsia="Times New Roman" w:hAnsi="Times New Roman"/>
-          <w:bCs/>
-          <w:sz w:val="28"/>
-          <w:szCs w:val="28"/>
-        </w:rPr>
-        <w:t>3.  Научная библиотека РГУ имени С. А. Есенина [Электронный р</w:t>
-      </w:r>
-      <w:r>
-        <w:rPr>
-          <w:rFonts w:ascii="Times New Roman" w:eastAsia="Times New Roman" w:hAnsi="Times New Roman"/>
-          <w:bCs/>
-          <w:sz w:val="28"/>
-          <w:szCs w:val="28"/>
-        </w:rPr>
-        <w:t>е</w:t>
-      </w:r>
-      <w:r>
-        <w:rPr>
-          <w:rFonts w:ascii="Times New Roman" w:eastAsia="Times New Roman" w:hAnsi="Times New Roman"/>
-          <w:bCs/>
-          <w:sz w:val="28"/>
-          <w:szCs w:val="28"/>
-        </w:rPr>
-        <w:t>сурс]: сайт. – Режим доступа: http://library.rsu.edu.ru, свободный (дата обр</w:t>
-      </w:r>
-      <w:r>
-        <w:rPr>
-          <w:rFonts w:ascii="Times New Roman" w:eastAsia="Times New Roman" w:hAnsi="Times New Roman"/>
-          <w:bCs/>
-          <w:sz w:val="28"/>
-          <w:szCs w:val="28"/>
-        </w:rPr>
-        <w:t>а</w:t>
-      </w:r>
-      <w:r>
-        <w:rPr>
-          <w:rFonts w:ascii="Times New Roman" w:eastAsia="Times New Roman" w:hAnsi="Times New Roman"/>
-          <w:bCs/>
-          <w:sz w:val="28"/>
-          <w:szCs w:val="28"/>
-        </w:rPr>
-        <w:t>щения: 15.04.</w:t>
-      </w:r>
-      <w:r>
-        <w:rPr>
-          <w:rFonts w:ascii="Times New Roman" w:eastAsia="Times New Roman" w:hAnsi="Times New Roman"/>
-          <w:bCs/>
-          <w:sz w:val="28"/>
-          <w:szCs w:val="28"/>
-        </w:rPr>
-        <w:t>22</w:t>
-      </w:r>
-      <w:r>
-        <w:rPr>
-          <w:rFonts w:ascii="Times New Roman" w:eastAsia="Times New Roman" w:hAnsi="Times New Roman"/>
-          <w:bCs/>
-          <w:sz w:val="28"/>
-          <w:szCs w:val="28"/>
-        </w:rPr>
-        <w:t>).</w:t>
+          <w:rFonts w:ascii="Times New Roman" w:hAnsi="Times New Roman"/>
+          <w:sz w:val="24"/>
+          <w:color w:val="000000"/>
+        </w:rPr>
+        <w:t xml:space="preserve">3. Научная библиотека РГУ имени С. А. Есенина [Электронный ресурс]: сайт. – Режим доступа: </w:t>
+      </w:r>
+      <w:hyperlink r:id="rIdResource3">
+        <w:r>
+          <w:rPr>
+            <w:rFonts w:ascii="Times New Roman" w:hAnsi="Times New Roman"/>
+            <w:sz w:val="24"/>
+            <w:color w:val="000000"/>
+          </w:rPr>
+          <w:t xml:space="preserve">https://library.rsu-rzn.ru/</w:t>
+        </w:r>
+      </w:hyperlink>
+      <w:r>
+        <w:rPr>
+          <w:rFonts w:ascii="Times New Roman" w:hAnsi="Times New Roman"/>
+          <w:sz w:val="24"/>
+          <w:color w:val="000000"/>
+        </w:rPr>
+        <w:t xml:space="preserve"> (дата обращения: 27.10.2026), свободный.</w:t>
       </w:r>
     </w:p>
     <w:p>
@@ -13193,66 +13100,29 @@
       </w:pPr>
       <w:r>
         <w:rPr>
-          <w:rFonts w:ascii="Times New Roman" w:eastAsia="Times New Roman" w:hAnsi="Times New Roman"/>
-          <w:bCs/>
-          <w:sz w:val="28"/>
-          <w:szCs w:val="28"/>
-        </w:rPr>
-        <w:t>4.  Университетская библиотека ONLINE [Электронный ресурс]: эле</w:t>
-      </w:r>
-      <w:r>
-        <w:rPr>
-          <w:rFonts w:ascii="Times New Roman" w:eastAsia="Times New Roman" w:hAnsi="Times New Roman"/>
-          <w:bCs/>
-          <w:sz w:val="28"/>
-          <w:szCs w:val="28"/>
-        </w:rPr>
-        <w:t>к</w:t>
-      </w:r>
-      <w:r>
-        <w:rPr>
-          <w:rFonts w:ascii="Times New Roman" w:eastAsia="Times New Roman" w:hAnsi="Times New Roman"/>
-          <w:bCs/>
-          <w:sz w:val="28"/>
-          <w:szCs w:val="28"/>
-        </w:rPr>
-        <w:t>тронная библиотека. – Доступ к полным текстам по паролю. – Режим дост</w:t>
-      </w:r>
-      <w:r>
-        <w:rPr>
-          <w:rFonts w:ascii="Times New Roman" w:eastAsia="Times New Roman" w:hAnsi="Times New Roman"/>
-          <w:bCs/>
-          <w:sz w:val="28"/>
-          <w:szCs w:val="28"/>
-        </w:rPr>
-        <w:t>у</w:t>
-      </w:r>
-      <w:r>
-        <w:rPr>
-          <w:rFonts w:ascii="Times New Roman" w:eastAsia="Times New Roman" w:hAnsi="Times New Roman"/>
-          <w:bCs/>
-          <w:sz w:val="28"/>
-          <w:szCs w:val="28"/>
-        </w:rPr>
-        <w:t>па: http://biblioclub.ru/index.php?page=main_ub_red (дата обращения: 15.04.</w:t>
-      </w:r>
-      <w:r>
-        <w:rPr>
-          <w:rFonts w:ascii="Times New Roman" w:eastAsia="Times New Roman" w:hAnsi="Times New Roman"/>
-          <w:bCs/>
-          <w:sz w:val="28"/>
-          <w:szCs w:val="28"/>
-        </w:rPr>
-        <w:t>22</w:t>
-      </w:r>
-      <w:r>
-        <w:rPr>
-          <w:rFonts w:ascii="Times New Roman" w:eastAsia="Times New Roman" w:hAnsi="Times New Roman"/>
-          <w:bCs/>
-          <w:sz w:val="28"/>
-          <w:szCs w:val="28"/>
-        </w:rPr>
-        <w:t>).</w:t>
+          <w:rFonts w:ascii="Times New Roman" w:hAnsi="Times New Roman"/>
+          <w:sz w:val="24"/>
+          <w:color w:val="000000"/>
+        </w:rPr>
+        <w:t xml:space="preserve">4. Университетская библиотека ONLINE [Электронный ресурс]: электронная библиотека. – Доступ к полным текстам по паролю. – Режим доступа: </w:t>
+      </w:r>
+      <w:hyperlink r:id="rIdResource4">
+        <w:r>
+          <w:rPr>
+            <w:rFonts w:ascii="Times New Roman" w:hAnsi="Times New Roman"/>
+            <w:sz w:val="24"/>
+            <w:color w:val="000000"/>
+          </w:rPr>
+          <w:t xml:space="preserve">http://biblioclub.ru/index.php?page=main_ub_red</w:t>
+        </w:r>
+      </w:hyperlink>
+      <w:r>
+        <w:rPr>
+          <w:rFonts w:ascii="Times New Roman" w:hAnsi="Times New Roman"/>
+          <w:sz w:val="24"/>
+          <w:color w:val="000000"/>
+        </w:rPr>
+        <w:t xml:space="preserve"> (дата обращения: 15.04.22).</w:t>
       </w:r>
     </w:p>
     <w:p>
@@ -13269,13 +13139,29 @@
       </w:pPr>
       <w:r>
         <w:rPr>
-          <w:rFonts w:ascii="Times New Roman" w:eastAsia="Times New Roman" w:hAnsi="Times New Roman"/>
-          <w:bCs/>
+          <w:rFonts w:ascii="Times New Roman" w:hAnsi="Times New Roman"/>
+          <w:sz w:val="24"/>
           <w:color w:val="000000"/>
-          <w:sz w:val="28"/>
-          <w:szCs w:val="28"/>
-        </w:rPr>
-        <w:t xml:space="preserve">5. Электронный каталог НБ РГУ имени С. А. Есенина [Электронный ресурс]: база данных содержит сведения о всех видах литературы, поступающих в фонд НБ РГУ имени С.А. Есенина. – Рязань, [1990 -]. – Режим доступа: https://library.rsu-rzn.ru/marc/Default.aspmarc, свободный (дата обращения: 15.04.22).</w:t>
+        </w:rPr>
+        <w:t xml:space="preserve">5. Электронный каталог НБ РГУ имени С. А. Есенина [Электронный ресурс]: база данных содержит сведения о всех видах литературы, поступающих в фонд НБ РГУ имени С.А. Есенина. – Рязань, [1990 -]. – Режим доступа: </w:t>
+      </w:r>
+      <w:hyperlink r:id="rIdResource5">
+        <w:r>
+          <w:rPr>
+            <w:rFonts w:ascii="Times New Roman" w:hAnsi="Times New Roman"/>
+            <w:sz w:val="24"/>
+            <w:color w:val="000000"/>
+          </w:rPr>
+          <w:t xml:space="preserve">https://library.rsu-rzn.ru/marc/Default.asp</w:t>
+        </w:r>
+      </w:hyperlink>
+      <w:r>
+        <w:rPr>
+          <w:rFonts w:ascii="Times New Roman" w:hAnsi="Times New Roman"/>
+          <w:sz w:val="24"/>
+          <w:color w:val="000000"/>
+        </w:rPr>
+        <w:t xml:space="preserve"> (дата обращения: 27.10.2026), свободный.</w:t>
       </w:r>
     </w:p>
     <w:p>
@@ -15992,7 +15878,7 @@
         <w:t>. ТРЕБОВАНИЯ К ПРОГРАММНОМУ ОБЕСПЕЧЕНИЮ УЧЕБНОГО ПРОЦЕССА:</w:t>
       </w:r>
     </w:p>
-    <w:p>
+    <w:p xmlns:w="http://schemas.openxmlformats.org/wordprocessingml/2006/main">
       <w:pPr>
         <w:spacing w:after="0" w:line="240" w:lineRule="auto"/>
         <w:jc w:val="center"/>
@@ -16010,10 +15896,10 @@
           <w:sz w:val="24"/>
           <w:szCs w:val="24"/>
         </w:rPr>
-        <w:t>Стандартный набор ПО (для кафедральных ноутбуков):</w:t>
+        <w:t xml:space="preserve">Стандартный набор ПО:</w:t>
       </w:r>
     </w:p>
-    <w:tbl>
+    <w:tbl xmlns:w="http://schemas.openxmlformats.org/wordprocessingml/2006/main" xmlns:r="http://schemas.openxmlformats.org/officeDocument/2006/relationships">
       <w:tblPr>
         <w:tblW w:w="0" w:type="auto"/>
         <w:tblBorders>
@@ -16051,7 +15937,7 @@
                 <w:b/>
                 <w:sz w:val="24"/>
               </w:rPr>
-              <w:t>Название ПО</w:t>
+              <w:t xml:space="preserve">Название ПО</w:t>
             </w:r>
           </w:p>
         </w:tc>
@@ -16071,7 +15957,7 @@
                 <w:b/>
                 <w:sz w:val="24"/>
               </w:rPr>
-              <w:t>Основание</w:t>
+              <w:t xml:space="preserve">Основание</w:t>
             </w:r>
           </w:p>
         </w:tc>
@@ -16098,25 +15984,9 @@
                 <w:sz w:val="24"/>
                 <w:szCs w:val="24"/>
               </w:rPr>
-              <w:t xml:space="preserve">PDF ридер </w:t>
-            </w:r>
-            <w:proofErr w:type="spellStart"/>
-            <w:r>
-              <w:rPr>
-                <w:rFonts w:ascii="Times New Roman" w:hAnsi="Times New Roman"/>
-                <w:sz w:val="24"/>
-                <w:szCs w:val="24"/>
-              </w:rPr>
-              <w:t>Foxit</w:t>
-            </w:r>
-            <w:proofErr w:type="spellEnd"/>
-            <w:r>
-              <w:rPr>
-                <w:rFonts w:ascii="Times New Roman" w:hAnsi="Times New Roman"/>
-                <w:sz w:val="24"/>
-                <w:szCs w:val="24"/>
-              </w:rPr>
-              <w:t xml:space="preserve"> Reader</w:t>
+              <w:t xml:space="preserve">Операционная система </w:t>
+              <w:br/>
+              <w:t xml:space="preserve">РЕД ОС 8.0 «Рабочая станция»</w:t>
             </w:r>
           </w:p>
         </w:tc>
@@ -16141,7 +16011,7 @@
                 <w:sz w:val="24"/>
                 <w:szCs w:val="24"/>
               </w:rPr>
-              <w:t>Свободно распространяемое ПО</w:t>
+              <w:t xml:space="preserve">Соглашение №93/03-22У от 11.03.2022</w:t>
             </w:r>
           </w:p>
         </w:tc>
@@ -16158,36 +16028,17 @@
               <w:jc w:val="center"/>
               <w:rPr>
                 <w:rFonts w:ascii="Times New Roman" w:hAnsi="Times New Roman"/>
-                <w:b/>
-                <w:sz w:val="24"/>
-                <w:szCs w:val="24"/>
-              </w:rPr>
-            </w:pPr>
-            <w:r>
-              <w:rPr>
-                <w:rFonts w:ascii="Times New Roman" w:hAnsi="Times New Roman"/>
-                <w:sz w:val="24"/>
-                <w:szCs w:val="24"/>
-              </w:rPr>
-              <w:t xml:space="preserve">Офисное приложение </w:t>
-            </w:r>
-            <w:proofErr w:type="spellStart"/>
-            <w:r>
-              <w:rPr>
-                <w:rFonts w:ascii="Times New Roman" w:hAnsi="Times New Roman"/>
-                <w:sz w:val="24"/>
-                <w:szCs w:val="24"/>
-              </w:rPr>
-              <w:t>Libre</w:t>
-            </w:r>
-            <w:proofErr w:type="spellEnd"/>
-            <w:r>
-              <w:rPr>
-                <w:rFonts w:ascii="Times New Roman" w:hAnsi="Times New Roman"/>
-                <w:sz w:val="24"/>
-                <w:szCs w:val="24"/>
-              </w:rPr>
-              <w:t xml:space="preserve"> Office </w:t>
+                <w:sz w:val="24"/>
+                <w:szCs w:val="24"/>
+              </w:rPr>
+            </w:pPr>
+            <w:r>
+              <w:rPr>
+                <w:rFonts w:ascii="Times New Roman" w:hAnsi="Times New Roman"/>
+                <w:sz w:val="24"/>
+                <w:szCs w:val="24"/>
+              </w:rPr>
+              <w:t xml:space="preserve">Офисный пакет Р7-Офис</w:t>
             </w:r>
           </w:p>
         </w:tc>
@@ -16202,18 +16053,17 @@
               <w:jc w:val="center"/>
               <w:rPr>
                 <w:rFonts w:ascii="Times New Roman" w:hAnsi="Times New Roman"/>
-                <w:b/>
-                <w:sz w:val="24"/>
-                <w:szCs w:val="24"/>
-              </w:rPr>
-            </w:pPr>
-            <w:r>
-              <w:rPr>
-                <w:rFonts w:ascii="Times New Roman" w:hAnsi="Times New Roman"/>
-                <w:sz w:val="24"/>
-                <w:szCs w:val="24"/>
-              </w:rPr>
-              <w:t>Свободно распространяемое ПО</w:t>
+                <w:sz w:val="24"/>
+                <w:szCs w:val="24"/>
+              </w:rPr>
+            </w:pPr>
+            <w:r>
+              <w:rPr>
+                <w:rFonts w:ascii="Times New Roman" w:hAnsi="Times New Roman"/>
+                <w:sz w:val="24"/>
+                <w:szCs w:val="24"/>
+              </w:rPr>
+              <w:t xml:space="preserve">Соглашение б/н от 19.01.2026</w:t>
             </w:r>
           </w:p>
         </w:tc>
@@ -16230,18 +16080,17 @@
               <w:jc w:val="center"/>
               <w:rPr>
                 <w:rFonts w:ascii="Times New Roman" w:hAnsi="Times New Roman"/>
-                <w:b/>
-                <w:sz w:val="24"/>
-                <w:szCs w:val="24"/>
-              </w:rPr>
-            </w:pPr>
-            <w:r>
-              <w:rPr>
-                <w:rFonts w:ascii="Times New Roman" w:hAnsi="Times New Roman"/>
-                <w:sz w:val="24"/>
-                <w:szCs w:val="24"/>
-              </w:rPr>
-              <w:t xml:space="preserve">Архиватор 7-zip </w:t>
+                <w:sz w:val="24"/>
+                <w:szCs w:val="24"/>
+              </w:rPr>
+            </w:pPr>
+            <w:r>
+              <w:rPr>
+                <w:rFonts w:ascii="Times New Roman" w:hAnsi="Times New Roman"/>
+                <w:sz w:val="24"/>
+                <w:szCs w:val="24"/>
+              </w:rPr>
+              <w:t xml:space="preserve">Офисный пакет Libre Office </w:t>
             </w:r>
           </w:p>
         </w:tc>
@@ -16256,18 +16105,17 @@
               <w:jc w:val="center"/>
               <w:rPr>
                 <w:rFonts w:ascii="Times New Roman" w:hAnsi="Times New Roman"/>
-                <w:b/>
-                <w:sz w:val="24"/>
-                <w:szCs w:val="24"/>
-              </w:rPr>
-            </w:pPr>
-            <w:r>
-              <w:rPr>
-                <w:rFonts w:ascii="Times New Roman" w:hAnsi="Times New Roman"/>
-                <w:sz w:val="24"/>
-                <w:szCs w:val="24"/>
-              </w:rPr>
-              <w:t>Свободно распространяемое ПО</w:t>
+                <w:sz w:val="24"/>
+                <w:szCs w:val="24"/>
+              </w:rPr>
+            </w:pPr>
+            <w:r>
+              <w:rPr>
+                <w:rFonts w:ascii="Times New Roman" w:hAnsi="Times New Roman"/>
+                <w:sz w:val="24"/>
+                <w:szCs w:val="24"/>
+              </w:rPr>
+              <w:t xml:space="preserve">Свободно распространяемое ПО</w:t>
             </w:r>
           </w:p>
         </w:tc>
@@ -16284,83 +16132,19 @@
               <w:jc w:val="center"/>
               <w:rPr>
                 <w:rFonts w:ascii="Times New Roman" w:hAnsi="Times New Roman"/>
-                <w:b/>
-                <w:sz w:val="24"/>
-                <w:szCs w:val="24"/>
-                <w:lang w:val="en-US"/>
-              </w:rPr>
-            </w:pPr>
-            <w:r>
-              <w:rPr>
-                <w:rFonts w:ascii="Times New Roman" w:hAnsi="Times New Roman"/>
-                <w:sz w:val="24"/>
-                <w:szCs w:val="24"/>
-              </w:rPr>
-              <w:t>Браузер</w:t>
-            </w:r>
-            <w:r>
-              <w:rPr>
-                <w:rFonts w:ascii="Times New Roman" w:hAnsi="Times New Roman"/>
-                <w:sz w:val="24"/>
-                <w:szCs w:val="24"/>
-                <w:lang w:val="en-US"/>
-              </w:rPr>
-              <w:t xml:space="preserve"> </w:t>
-            </w:r>
-            <w:r>
-              <w:rPr>
-                <w:rFonts w:ascii="Times New Roman" w:hAnsi="Times New Roman"/>
-                <w:sz w:val="24"/>
-                <w:szCs w:val="24"/>
-              </w:rPr>
-              <w:t>изображений</w:t>
-            </w:r>
-            <w:r>
-              <w:rPr>
-                <w:rFonts w:ascii="Times New Roman" w:hAnsi="Times New Roman"/>
-                <w:sz w:val="24"/>
-                <w:szCs w:val="24"/>
-                <w:lang w:val="en-US"/>
-              </w:rPr>
-              <w:t xml:space="preserve"> Fast Stone </w:t>
-            </w:r>
-            <w:proofErr w:type="spellStart"/>
-            <w:r>
-              <w:rPr>
-                <w:rFonts w:ascii="Times New Roman" w:hAnsi="Times New Roman"/>
-                <w:sz w:val="24"/>
-                <w:szCs w:val="24"/>
-                <w:lang w:val="en-US"/>
-              </w:rPr>
-              <w:t>I</w:t>
-            </w:r>
-            <w:r>
-              <w:rPr>
-                <w:rFonts w:ascii="Times New Roman" w:hAnsi="Times New Roman"/>
-                <w:sz w:val="24"/>
-                <w:szCs w:val="24"/>
-                <w:lang w:val="en-US"/>
-              </w:rPr>
-              <w:t>m</w:t>
-            </w:r>
-            <w:r>
-              <w:rPr>
-                <w:rFonts w:ascii="Times New Roman" w:hAnsi="Times New Roman"/>
-                <w:sz w:val="24"/>
-                <w:szCs w:val="24"/>
-                <w:lang w:val="en-US"/>
-              </w:rPr>
-              <w:t>ageViewer</w:t>
-            </w:r>
-            <w:proofErr w:type="spellEnd"/>
-            <w:r>
-              <w:rPr>
-                <w:rFonts w:ascii="Times New Roman" w:hAnsi="Times New Roman"/>
-                <w:sz w:val="24"/>
-                <w:szCs w:val="24"/>
-                <w:lang w:val="en-US"/>
-              </w:rPr>
-              <w:t xml:space="preserve"> </w:t>
+                <w:sz w:val="24"/>
+                <w:szCs w:val="24"/>
+              </w:rPr>
+            </w:pPr>
+            <w:r>
+              <w:rPr>
+                <w:rFonts w:ascii="Times New Roman" w:hAnsi="Times New Roman"/>
+                <w:sz w:val="24"/>
+                <w:szCs w:val="24"/>
+              </w:rPr>
+              <w:t xml:space="preserve">Архиватор: </w:t>
+              <w:br/>
+              <w:t xml:space="preserve">Engrampa – Archive Manager </w:t>
             </w:r>
           </w:p>
         </w:tc>
@@ -16375,18 +16159,17 @@
               <w:jc w:val="center"/>
               <w:rPr>
                 <w:rFonts w:ascii="Times New Roman" w:hAnsi="Times New Roman"/>
-                <w:b/>
-                <w:sz w:val="24"/>
-                <w:szCs w:val="24"/>
-              </w:rPr>
-            </w:pPr>
-            <w:r>
-              <w:rPr>
-                <w:rFonts w:ascii="Times New Roman" w:hAnsi="Times New Roman"/>
-                <w:sz w:val="24"/>
-                <w:szCs w:val="24"/>
-              </w:rPr>
-              <w:t>Свободно распространяемое ПО</w:t>
+                <w:sz w:val="24"/>
+                <w:szCs w:val="24"/>
+              </w:rPr>
+            </w:pPr>
+            <w:r>
+              <w:rPr>
+                <w:rFonts w:ascii="Times New Roman" w:hAnsi="Times New Roman"/>
+                <w:sz w:val="24"/>
+                <w:szCs w:val="24"/>
+              </w:rPr>
+              <w:t xml:space="preserve">Свободно распространяемое ПО</w:t>
             </w:r>
           </w:p>
         </w:tc>
@@ -16403,36 +16186,19 @@
               <w:jc w:val="center"/>
               <w:rPr>
                 <w:rFonts w:ascii="Times New Roman" w:hAnsi="Times New Roman"/>
-                <w:b/>
-                <w:sz w:val="24"/>
-                <w:szCs w:val="24"/>
-              </w:rPr>
-            </w:pPr>
-            <w:r>
-              <w:rPr>
-                <w:rFonts w:ascii="Times New Roman" w:hAnsi="Times New Roman"/>
-                <w:sz w:val="24"/>
-                <w:szCs w:val="24"/>
-              </w:rPr>
-              <w:t xml:space="preserve">Медиа проигрыватель VLC </w:t>
-            </w:r>
-            <w:proofErr w:type="spellStart"/>
-            <w:r>
-              <w:rPr>
-                <w:rFonts w:ascii="Times New Roman" w:hAnsi="Times New Roman"/>
-                <w:sz w:val="24"/>
-                <w:szCs w:val="24"/>
-              </w:rPr>
-              <w:t>mediaplayer</w:t>
-            </w:r>
-            <w:proofErr w:type="spellEnd"/>
-            <w:r>
-              <w:rPr>
-                <w:rFonts w:ascii="Times New Roman" w:hAnsi="Times New Roman"/>
-                <w:sz w:val="24"/>
-                <w:szCs w:val="24"/>
-              </w:rPr>
-              <w:t xml:space="preserve"> </w:t>
+                <w:sz w:val="24"/>
+                <w:szCs w:val="24"/>
+              </w:rPr>
+            </w:pPr>
+            <w:r>
+              <w:rPr>
+                <w:rFonts w:ascii="Times New Roman" w:hAnsi="Times New Roman"/>
+                <w:sz w:val="24"/>
+                <w:szCs w:val="24"/>
+              </w:rPr>
+              <w:t xml:space="preserve">Файловые менеджеры:</w:t>
+              <w:br/>
+              <w:t xml:space="preserve">Midnight Commander, Double Commander</w:t>
             </w:r>
           </w:p>
         </w:tc>
@@ -16447,18 +16213,17 @@
               <w:jc w:val="center"/>
               <w:rPr>
                 <w:rFonts w:ascii="Times New Roman" w:hAnsi="Times New Roman"/>
-                <w:b/>
-                <w:sz w:val="24"/>
-                <w:szCs w:val="24"/>
-              </w:rPr>
-            </w:pPr>
-            <w:r>
-              <w:rPr>
-                <w:rFonts w:ascii="Times New Roman" w:hAnsi="Times New Roman"/>
-                <w:sz w:val="24"/>
-                <w:szCs w:val="24"/>
-              </w:rPr>
-              <w:t>Свободно распространяемое ПО</w:t>
+                <w:sz w:val="24"/>
+                <w:szCs w:val="24"/>
+              </w:rPr>
+            </w:pPr>
+            <w:r>
+              <w:rPr>
+                <w:rFonts w:ascii="Times New Roman" w:hAnsi="Times New Roman"/>
+                <w:sz w:val="24"/>
+                <w:szCs w:val="24"/>
+              </w:rPr>
+              <w:t xml:space="preserve">Свободно распространяемое ПО</w:t>
             </w:r>
           </w:p>
         </w:tc>
@@ -16477,54 +16242,17 @@
                 <w:rFonts w:ascii="Times New Roman" w:hAnsi="Times New Roman"/>
                 <w:sz w:val="24"/>
                 <w:szCs w:val="24"/>
-                <w:lang w:val="en-US"/>
-              </w:rPr>
-            </w:pPr>
-            <w:r>
-              <w:rPr>
-                <w:rFonts w:ascii="Times New Roman" w:hAnsi="Times New Roman"/>
-                <w:sz w:val="24"/>
-                <w:szCs w:val="24"/>
-                <w:lang w:val="en-US"/>
-              </w:rPr>
-              <w:t xml:space="preserve">DJVU </w:t>
-            </w:r>
-            <w:r>
-              <w:rPr>
-                <w:rFonts w:ascii="Times New Roman" w:hAnsi="Times New Roman"/>
-                <w:sz w:val="24"/>
-                <w:szCs w:val="24"/>
-              </w:rPr>
-              <w:t>браузер</w:t>
-            </w:r>
-            <w:r>
-              <w:rPr>
-                <w:rFonts w:ascii="Times New Roman" w:hAnsi="Times New Roman"/>
-                <w:sz w:val="24"/>
-                <w:szCs w:val="24"/>
-                <w:lang w:val="en-US"/>
-              </w:rPr>
-              <w:t xml:space="preserve"> </w:t>
-            </w:r>
-            <w:proofErr w:type="spellStart"/>
-            <w:r>
-              <w:rPr>
-                <w:rFonts w:ascii="Times New Roman" w:hAnsi="Times New Roman"/>
-                <w:sz w:val="24"/>
-                <w:szCs w:val="24"/>
-                <w:lang w:val="en-US"/>
-              </w:rPr>
-              <w:t>DjVuBrowser</w:t>
-            </w:r>
-            <w:proofErr w:type="spellEnd"/>
-            <w:r>
-              <w:rPr>
-                <w:rFonts w:ascii="Times New Roman" w:hAnsi="Times New Roman"/>
-                <w:sz w:val="24"/>
-                <w:szCs w:val="24"/>
-                <w:lang w:val="en-US"/>
-              </w:rPr>
-              <w:t xml:space="preserve"> Plug-in </w:t>
+              </w:rPr>
+            </w:pPr>
+            <w:r>
+              <w:rPr>
+                <w:rFonts w:ascii="Times New Roman" w:hAnsi="Times New Roman"/>
+                <w:sz w:val="24"/>
+                <w:szCs w:val="24"/>
+              </w:rPr>
+              <w:t xml:space="preserve">Интернет-браузеры:</w:t>
+              <w:br/>
+              <w:t xml:space="preserve">Chromium, Firefox</w:t>
             </w:r>
           </w:p>
         </w:tc>
@@ -16549,7 +16277,7 @@
                 <w:sz w:val="24"/>
                 <w:szCs w:val="24"/>
               </w:rPr>
-              <w:t>Свободно распространяемое ПО</w:t>
+              <w:t xml:space="preserve">Свободно распространяемое ПО</w:t>
             </w:r>
           </w:p>
         </w:tc>
@@ -16576,7 +16304,7 @@
                 <w:sz w:val="24"/>
                 <w:szCs w:val="24"/>
               </w:rPr>
-              <w:t xml:space="preserve">Веб-сервисы MS office365⃰ </w:t>
+              <w:t xml:space="preserve">Программа для просмотра и редактирования графических файлов Pix</w:t>
             </w:r>
           </w:p>
         </w:tc>
@@ -16588,38 +16316,20 @@
           <w:p>
             <w:pPr>
               <w:spacing w:after="0" w:line="240" w:lineRule="auto"/>
-              <w:rPr>
-                <w:rFonts w:ascii="Times New Roman" w:hAnsi="Times New Roman"/>
-                <w:sz w:val="24"/>
-                <w:szCs w:val="24"/>
-              </w:rPr>
-            </w:pPr>
-            <w:r>
-              <w:rPr>
-                <w:rFonts w:ascii="Times New Roman" w:hAnsi="Times New Roman"/>
-                <w:sz w:val="24"/>
-                <w:szCs w:val="24"/>
-              </w:rPr>
-              <w:t xml:space="preserve">Бесплатное ПО для учебных заведений </w:t>
-            </w:r>
-            <w:hyperlink r:id="rId21" w:history="1">
-              <w:r>
-                <w:rPr>
-                  <w:rStyle w:val="ab"/>
-                  <w:rFonts w:ascii="Times New Roman" w:hAnsi="Times New Roman"/>
-                  <w:sz w:val="24"/>
-                  <w:szCs w:val="24"/>
-                </w:rPr>
-                <w:t>https://www.microsoft.com/ruru/education/products/office</w:t>
-              </w:r>
-            </w:hyperlink>
-            <w:r>
-              <w:rPr>
-                <w:rFonts w:ascii="Times New Roman" w:hAnsi="Times New Roman"/>
-                <w:sz w:val="24"/>
-                <w:szCs w:val="24"/>
-              </w:rPr>
-              <w:t xml:space="preserve"> </w:t>
+              <w:jc w:val="center"/>
+              <w:rPr>
+                <w:rFonts w:ascii="Times New Roman" w:hAnsi="Times New Roman"/>
+                <w:sz w:val="24"/>
+                <w:szCs w:val="24"/>
+              </w:rPr>
+            </w:pPr>
+            <w:r>
+              <w:rPr>
+                <w:rFonts w:ascii="Times New Roman" w:hAnsi="Times New Roman"/>
+                <w:sz w:val="24"/>
+                <w:szCs w:val="24"/>
+              </w:rPr>
+              <w:t xml:space="preserve">Свободно распространяемое ПО</w:t>
             </w:r>
           </w:p>
         </w:tc>
@@ -16646,7 +16356,9 @@
                 <w:sz w:val="24"/>
                 <w:szCs w:val="24"/>
               </w:rPr>
-              <w:t>Система электронного обучения Moodle⃰</w:t>
+              <w:t xml:space="preserve">Программа для просмотра и редактирования </w:t>
+              <w:br/>
+              <w:t xml:space="preserve">Atril – Document Viewer</w:t>
             </w:r>
           </w:p>
         </w:tc>
@@ -16671,51 +16383,84 @@
                 <w:sz w:val="24"/>
                 <w:szCs w:val="24"/>
               </w:rPr>
-              <w:t>Свободно распространяемое ПО</w:t>
+              <w:t xml:space="preserve">Свободно распространяемое ПО</w:t>
+            </w:r>
+          </w:p>
+        </w:tc>
+      </w:tr>
+      <w:tr>
+        <w:tc>
+          <w:tcPr>
+            <w:tcW w:w="4219" w:type="dxa"/>
+            <w:shd w:val="clear" w:color="auto" w:fill="auto"/>
+          </w:tcPr>
+          <w:p>
+            <w:pPr>
+              <w:spacing w:after="0" w:line="240" w:lineRule="auto"/>
+              <w:jc w:val="center"/>
+              <w:rPr>
+                <w:rFonts w:ascii="Times New Roman" w:hAnsi="Times New Roman"/>
+                <w:sz w:val="24"/>
+                <w:szCs w:val="24"/>
+              </w:rPr>
+            </w:pPr>
+            <w:r>
+              <w:rPr>
+                <w:rFonts w:ascii="Times New Roman" w:hAnsi="Times New Roman"/>
+                <w:sz w:val="24"/>
+                <w:szCs w:val="24"/>
+              </w:rPr>
+              <w:t xml:space="preserve">Медиа-плеер VLC media player </w:t>
+            </w:r>
+          </w:p>
+        </w:tc>
+        <w:tc>
+          <w:tcPr>
+            <w:tcW w:w="5352" w:type="dxa"/>
+            <w:shd w:val="clear" w:color="auto" w:fill="auto"/>
+          </w:tcPr>
+          <w:p>
+            <w:pPr>
+              <w:spacing w:after="0" w:line="240" w:lineRule="auto"/>
+              <w:jc w:val="center"/>
+              <w:rPr>
+                <w:rFonts w:ascii="Times New Roman" w:hAnsi="Times New Roman"/>
+                <w:sz w:val="24"/>
+                <w:szCs w:val="24"/>
+              </w:rPr>
+            </w:pPr>
+            <w:r>
+              <w:rPr>
+                <w:rFonts w:ascii="Times New Roman" w:hAnsi="Times New Roman"/>
+                <w:sz w:val="24"/>
+                <w:szCs w:val="24"/>
+              </w:rPr>
+              <w:t xml:space="preserve">Свободно распространяемое ПО</w:t>
             </w:r>
           </w:p>
         </w:tc>
       </w:tr>
     </w:tbl>
-    <w:p>
-      <w:pPr>
-        <w:spacing w:after="0" w:line="240" w:lineRule="auto"/>
+    <w:p xmlns:w="http://schemas.openxmlformats.org/wordprocessingml/2006/main">
+      <w:pPr>
         <w:jc w:val="center"/>
         <w:rPr>
           <w:rFonts w:ascii="Times New Roman" w:hAnsi="Times New Roman"/>
-          <w:i/>
+          <w:b/>
           <w:sz w:val="24"/>
           <w:szCs w:val="24"/>
         </w:rPr>
+        <w:spacing w:before="0" w:after="0" w:line="20" w:lineRule="exact"/>
       </w:pPr>
       <w:r>
         <w:rPr>
           <w:rFonts w:ascii="Times New Roman" w:hAnsi="Times New Roman"/>
-          <w:i/>
+          <w:b/>
           <w:sz w:val="24"/>
           <w:szCs w:val="24"/>
         </w:rPr>
-        <w:t xml:space="preserve">⃰ </w:t>
-      </w:r>
-      <w:r>
-        <w:rPr>
-          <w:rFonts w:ascii="Times New Roman" w:hAnsi="Times New Roman"/>
-          <w:sz w:val="24"/>
-          <w:szCs w:val="24"/>
-        </w:rPr>
-        <w:t>При реализации дисциплины с частичным применением дистанционных образовательных технологий</w:t>
-      </w:r>
-    </w:p>
-    <w:p>
-      <w:pPr>
-        <w:spacing w:after="0" w:line="240" w:lineRule="auto"/>
-        <w:jc w:val="center"/>
-        <w:rPr>
-          <w:rFonts w:ascii="Times New Roman" w:eastAsia="Times New Roman" w:hAnsi="Times New Roman"/>
-          <w:sz w:val="28"/>
-          <w:szCs w:val="28"/>
-        </w:rPr>
-      </w:pPr>
+        <w:t xml:space="preserve"/>
+      </w:r>
     </w:p>
     <w:sectPr>
       <w:headerReference w:type="default" r:id="rId22"/>
